--- a/2026_Б_ККП_ПЗПІ-23-1_Худокормов_І_В.docx
+++ b/2026_Б_ККП_ПЗПІ-23-1_Худокормов_І_В.docx
@@ -5,31 +5,47 @@
     <w:p>
       <w:pPr>
         <w:pStyle w:val="BodyText"/>
-        <w:spacing w:line="360" w:lineRule="auto"/>
-        <w:ind w:firstLine="709"/>
         <w:jc w:val="center"/>
         <w:rPr>
           <w:lang w:val="ru-RU"/>
         </w:rPr>
       </w:pPr>
+      <w:proofErr w:type="spellStart"/>
       <w:r>
         <w:rPr>
           <w:lang w:val="ru-RU"/>
         </w:rPr>
-        <w:t>Специфікація програ</w:t>
-      </w:r>
+        <w:t>Специфікація</w:t>
+      </w:r>
+      <w:proofErr w:type="spellEnd"/>
       <w:r>
         <w:rPr>
           <w:lang w:val="ru-RU"/>
         </w:rPr>
-        <w:t>м</w:t>
-      </w:r>
+        <w:t xml:space="preserve"> </w:t>
+      </w:r>
+      <w:proofErr w:type="spellStart"/>
       <w:r>
         <w:rPr>
           <w:lang w:val="ru-RU"/>
         </w:rPr>
-        <w:t>ного забезпечення</w:t>
-      </w:r>
+        <w:t>програмного</w:t>
+      </w:r>
+      <w:proofErr w:type="spellEnd"/>
+      <w:r>
+        <w:rPr>
+          <w:lang w:val="ru-RU"/>
+        </w:rPr>
+        <w:t xml:space="preserve"> </w:t>
+      </w:r>
+      <w:proofErr w:type="spellStart"/>
+      <w:r>
+        <w:rPr>
+          <w:lang w:val="ru-RU"/>
+        </w:rPr>
+        <w:t>забезпечення</w:t>
+      </w:r>
+      <w:proofErr w:type="spellEnd"/>
     </w:p>
     <w:p>
       <w:pPr>
@@ -1822,7 +1838,7 @@
                 <w:noProof/>
                 <w:webHidden/>
               </w:rPr>
-              <w:t>12</w:t>
+              <w:t>11</w:t>
             </w:r>
             <w:r>
               <w:rPr>
@@ -2092,7 +2108,7 @@
                 <w:noProof/>
                 <w:webHidden/>
               </w:rPr>
-              <w:t>14</w:t>
+              <w:t>13</w:t>
             </w:r>
             <w:r>
               <w:rPr>
@@ -2275,7 +2291,7 @@
                 <w:noProof/>
                 <w:webHidden/>
               </w:rPr>
-              <w:t>15</w:t>
+              <w:t>14</w:t>
             </w:r>
             <w:r>
               <w:rPr>
@@ -2371,7 +2387,7 @@
                 <w:noProof/>
                 <w:webHidden/>
               </w:rPr>
-              <w:t>15</w:t>
+              <w:t>14</w:t>
             </w:r>
             <w:r>
               <w:rPr>
@@ -3150,7 +3166,67 @@
           <w:szCs w:val="20"/>
           <w:lang w:eastAsia="ru-RU"/>
         </w:rPr>
-        <w:t>Програмна система «LanguageDuel» — це інтерактивна платформа для вивчення іноземних мов, побудована на механіці змагальних онлайн-дуелей у реальному часі. Замість того, щоб витрачати час на монотонне зазубрювання слів, користувачі занурюються у динамічне середовище, де знання мови стають інструментом для досягнення ігрової перемоги. Платформа доступна як веб, так і мобільний застосунок. Основний функціонал системи зосереджений на поєднанні освітнього контенту з ігровими елементами та візуалізації прогресу опонента, що стимулює користувачів до інтенсивнішого засвоєння матеріалу.</w:t>
+        <w:t>Програмна система «</w:t>
+      </w:r>
+      <w:proofErr w:type="spellStart"/>
+      <w:r>
+        <w:rPr>
+          <w:rFonts w:eastAsia="Calibri"/>
+          <w:sz w:val="28"/>
+          <w:szCs w:val="20"/>
+          <w:lang w:eastAsia="ru-RU"/>
+        </w:rPr>
+        <w:t>LanguageDuel</w:t>
+      </w:r>
+      <w:proofErr w:type="spellEnd"/>
+      <w:r>
+        <w:rPr>
+          <w:rFonts w:eastAsia="Calibri"/>
+          <w:sz w:val="28"/>
+          <w:szCs w:val="20"/>
+          <w:lang w:eastAsia="ru-RU"/>
+        </w:rPr>
+        <w:t xml:space="preserve">» — це інтерактивна платформа для вивчення іноземних мов, побудована на </w:t>
+      </w:r>
+      <w:proofErr w:type="spellStart"/>
+      <w:r>
+        <w:rPr>
+          <w:rFonts w:eastAsia="Calibri"/>
+          <w:sz w:val="28"/>
+          <w:szCs w:val="20"/>
+          <w:lang w:eastAsia="ru-RU"/>
+        </w:rPr>
+        <w:t>механіці</w:t>
+      </w:r>
+      <w:proofErr w:type="spellEnd"/>
+      <w:r>
+        <w:rPr>
+          <w:rFonts w:eastAsia="Calibri"/>
+          <w:sz w:val="28"/>
+          <w:szCs w:val="20"/>
+          <w:lang w:eastAsia="ru-RU"/>
+        </w:rPr>
+        <w:t xml:space="preserve"> змагальних онлайн-дуелей у реальному часі. Замість того, щоб витрачати час на монотонне </w:t>
+      </w:r>
+      <w:proofErr w:type="spellStart"/>
+      <w:r>
+        <w:rPr>
+          <w:rFonts w:eastAsia="Calibri"/>
+          <w:sz w:val="28"/>
+          <w:szCs w:val="20"/>
+          <w:lang w:eastAsia="ru-RU"/>
+        </w:rPr>
+        <w:t>зазубрювання</w:t>
+      </w:r>
+      <w:proofErr w:type="spellEnd"/>
+      <w:r>
+        <w:rPr>
+          <w:rFonts w:eastAsia="Calibri"/>
+          <w:sz w:val="28"/>
+          <w:szCs w:val="20"/>
+          <w:lang w:eastAsia="ru-RU"/>
+        </w:rPr>
+        <w:t xml:space="preserve"> слів, користувачі занурюються у динамічне середовище, де знання мови стають інструментом для досягнення ігрової перемоги. Платформа доступна як веб, так і мобільний застосунок. Основний функціонал системи зосереджений на поєднанні освітнього контенту з ігровими елементами та візуалізації прогресу опонента, що стимулює користувачів до інтенсивнішого засвоєння матеріалу.</w:t>
       </w:r>
     </w:p>
     <w:p>
@@ -3211,7 +3287,27 @@
           <w:szCs w:val="28"/>
           <w:lang w:eastAsia="ru-RU"/>
         </w:rPr>
-        <w:t xml:space="preserve"> Ігровий процес побудований на прямих змаганнях між двома користувачами, де вони одночасно відповідають на однакові запитання. На кожен хід дається обмежений час (наприклад, 15 секунд). Основна мета — зберегти власні очки здоров'я (HP) та знизити їх у суперника до нуля.</w:t>
+        <w:t xml:space="preserve"> Ігровий процес побудований на прямих змаганнях між двома користувачами, де вони одночасно відповідають на однакові запитання. На кожен хід дається обмежений час (наприклад, 15 секунд). Основна мета — зберегти власні </w:t>
+      </w:r>
+      <w:proofErr w:type="spellStart"/>
+      <w:r>
+        <w:rPr>
+          <w:rFonts w:eastAsia="MS Mincho"/>
+          <w:sz w:val="28"/>
+          <w:szCs w:val="28"/>
+          <w:lang w:eastAsia="ru-RU"/>
+        </w:rPr>
+        <w:t>очки</w:t>
+      </w:r>
+      <w:proofErr w:type="spellEnd"/>
+      <w:r>
+        <w:rPr>
+          <w:rFonts w:eastAsia="MS Mincho"/>
+          <w:sz w:val="28"/>
+          <w:szCs w:val="28"/>
+          <w:lang w:eastAsia="ru-RU"/>
+        </w:rPr>
+        <w:t xml:space="preserve"> здоров'я (HP) та знизити їх у суперника до нуля.</w:t>
       </w:r>
     </w:p>
     <w:p>
@@ -3268,7 +3364,27 @@
           <w:szCs w:val="20"/>
           <w:lang w:eastAsia="ru-RU"/>
         </w:rPr>
-        <w:t>Мета продукту — створення високоефективного освітнього середовища, де процес вивчення іноземної мови стає захопливим досвідом завдяки інтеграції змагальних механік. Проєкт спрямований на розв'язання проблеми низької мотивації при традиційному навчанні, замінюючи монотонні вправи на інтерактивну взаємодію між користувачами. Ключовими цілями продукту є надання можливості навчатися на різних пристроях завдяки кросплатформній архітектурі та ведення детальної статистики прогресу для кожного гравця.</w:t>
+        <w:t xml:space="preserve">Мета продукту — створення високоефективного освітнього середовища, де процес вивчення іноземної мови стає захопливим досвідом завдяки інтеграції змагальних механік. Проєкт спрямований на розв'язання проблеми низької мотивації при традиційному навчанні, замінюючи монотонні вправи на інтерактивну взаємодію між користувачами. Ключовими цілями продукту є надання можливості навчатися на різних пристроях завдяки </w:t>
+      </w:r>
+      <w:proofErr w:type="spellStart"/>
+      <w:r>
+        <w:rPr>
+          <w:rFonts w:eastAsia="Calibri"/>
+          <w:sz w:val="28"/>
+          <w:szCs w:val="20"/>
+          <w:lang w:eastAsia="ru-RU"/>
+        </w:rPr>
+        <w:t>кросплатформній</w:t>
+      </w:r>
+      <w:proofErr w:type="spellEnd"/>
+      <w:r>
+        <w:rPr>
+          <w:rFonts w:eastAsia="Calibri"/>
+          <w:sz w:val="28"/>
+          <w:szCs w:val="20"/>
+          <w:lang w:eastAsia="ru-RU"/>
+        </w:rPr>
+        <w:t xml:space="preserve"> архітектурі та ведення детальної статистики прогресу для кожного гравця.</w:t>
       </w:r>
     </w:p>
     <w:p>
@@ -3354,23 +3470,43 @@
           <w:sz w:val="28"/>
           <w:szCs w:val="28"/>
         </w:rPr>
-        <w:t>вхід та реєстрація через ema</w:t>
-      </w:r>
+        <w:t xml:space="preserve">вхід та реєстрація через </w:t>
+      </w:r>
+      <w:proofErr w:type="spellStart"/>
       <w:r>
         <w:rPr>
           <w:rFonts w:eastAsiaTheme="minorHAnsi"/>
           <w:sz w:val="28"/>
           <w:szCs w:val="28"/>
         </w:rPr>
-        <w:t>і</w:t>
-      </w:r>
+        <w:t>emaіl</w:t>
+      </w:r>
+      <w:proofErr w:type="spellEnd"/>
       <w:r>
         <w:rPr>
           <w:rFonts w:eastAsiaTheme="minorHAnsi"/>
           <w:sz w:val="28"/>
           <w:szCs w:val="28"/>
         </w:rPr>
-        <w:t>l або Google;</w:t>
+        <w:t xml:space="preserve"> або </w:t>
+      </w:r>
+      <w:proofErr w:type="spellStart"/>
+      <w:r>
+        <w:rPr>
+          <w:rFonts w:eastAsiaTheme="minorHAnsi"/>
+          <w:sz w:val="28"/>
+          <w:szCs w:val="28"/>
+        </w:rPr>
+        <w:t>Google</w:t>
+      </w:r>
+      <w:proofErr w:type="spellEnd"/>
+      <w:r>
+        <w:rPr>
+          <w:rFonts w:eastAsiaTheme="minorHAnsi"/>
+          <w:sz w:val="28"/>
+          <w:szCs w:val="28"/>
+        </w:rPr>
+        <w:t>;</w:t>
       </w:r>
     </w:p>
     <w:p>
@@ -3539,13 +3675,23 @@
           <w:szCs w:val="28"/>
         </w:rPr>
       </w:pPr>
+      <w:proofErr w:type="spellStart"/>
       <w:r>
         <w:rPr>
           <w:rFonts w:eastAsiaTheme="minorHAnsi"/>
           <w:sz w:val="28"/>
           <w:szCs w:val="28"/>
         </w:rPr>
-        <w:t>адмін-панель (можливість переглядати, блокувати та розблоковувати користувачів);</w:t>
+        <w:t>адмін</w:t>
+      </w:r>
+      <w:proofErr w:type="spellEnd"/>
+      <w:r>
+        <w:rPr>
+          <w:rFonts w:eastAsiaTheme="minorHAnsi"/>
+          <w:sz w:val="28"/>
+          <w:szCs w:val="28"/>
+        </w:rPr>
+        <w:t>-панель (можливість переглядати, блокувати та розблоковувати користувачів);</w:t>
       </w:r>
     </w:p>
     <w:p>
@@ -3575,7 +3721,43 @@
           <w:sz w:val="28"/>
           <w:szCs w:val="28"/>
         </w:rPr>
-        <w:t>система техпідтримки (можливість адміна переглядати та обробляти запити користувачів).</w:t>
+        <w:t xml:space="preserve">система </w:t>
+      </w:r>
+      <w:proofErr w:type="spellStart"/>
+      <w:r>
+        <w:rPr>
+          <w:rFonts w:eastAsiaTheme="minorHAnsi"/>
+          <w:sz w:val="28"/>
+          <w:szCs w:val="28"/>
+        </w:rPr>
+        <w:t>техпідтримки</w:t>
+      </w:r>
+      <w:proofErr w:type="spellEnd"/>
+      <w:r>
+        <w:rPr>
+          <w:rFonts w:eastAsiaTheme="minorHAnsi"/>
+          <w:sz w:val="28"/>
+          <w:szCs w:val="28"/>
+        </w:rPr>
+        <w:t xml:space="preserve"> (можливість </w:t>
+      </w:r>
+      <w:proofErr w:type="spellStart"/>
+      <w:r>
+        <w:rPr>
+          <w:rFonts w:eastAsiaTheme="minorHAnsi"/>
+          <w:sz w:val="28"/>
+          <w:szCs w:val="28"/>
+        </w:rPr>
+        <w:t>адміна</w:t>
+      </w:r>
+      <w:proofErr w:type="spellEnd"/>
+      <w:r>
+        <w:rPr>
+          <w:rFonts w:eastAsiaTheme="minorHAnsi"/>
+          <w:sz w:val="28"/>
+          <w:szCs w:val="28"/>
+        </w:rPr>
+        <w:t xml:space="preserve"> переглядати та обробляти запити користувачів).</w:t>
       </w:r>
     </w:p>
     <w:p>
@@ -3746,23 +3928,7 @@
           <w:sz w:val="28"/>
           <w:szCs w:val="28"/>
         </w:rPr>
-        <w:t>досяг</w:t>
-      </w:r>
-      <w:r>
-        <w:rPr>
-          <w:rFonts w:eastAsiaTheme="minorHAnsi"/>
-          <w:sz w:val="28"/>
-          <w:szCs w:val="28"/>
-        </w:rPr>
-        <w:t>н</w:t>
-      </w:r>
-      <w:r>
-        <w:rPr>
-          <w:rFonts w:eastAsiaTheme="minorHAnsi"/>
-          <w:sz w:val="28"/>
-          <w:szCs w:val="28"/>
-        </w:rPr>
-        <w:t>ення.</w:t>
+        <w:t>досягнення.</w:t>
       </w:r>
     </w:p>
     <w:p>
@@ -3823,23 +3989,25 @@
           <w:sz w:val="28"/>
           <w:szCs w:val="28"/>
         </w:rPr>
-        <w:t>Репозиторій проєкту на G</w:t>
-      </w:r>
+        <w:t xml:space="preserve">Репозиторій проєкту на </w:t>
+      </w:r>
+      <w:proofErr w:type="spellStart"/>
       <w:r>
         <w:rPr>
           <w:rFonts w:eastAsiaTheme="minorHAnsi"/>
           <w:sz w:val="28"/>
           <w:szCs w:val="28"/>
         </w:rPr>
-        <w:t>і</w:t>
-      </w:r>
+        <w:t>GіtHub</w:t>
+      </w:r>
+      <w:proofErr w:type="spellEnd"/>
       <w:r>
         <w:rPr>
           <w:rFonts w:eastAsiaTheme="minorHAnsi"/>
           <w:sz w:val="28"/>
           <w:szCs w:val="28"/>
         </w:rPr>
-        <w:t xml:space="preserve">tHub з вихідним кодом: </w:t>
+        <w:t xml:space="preserve"> з вихідним кодом: </w:t>
       </w:r>
       <w:hyperlink r:id="rId7" w:history="1">
         <w:r>
@@ -3849,25 +4017,7 @@
             <w:sz w:val="28"/>
             <w:szCs w:val="28"/>
           </w:rPr>
-          <w:t>https://g</w:t>
-        </w:r>
-        <w:r>
-          <w:rPr>
-            <w:rStyle w:val="Hyperlink"/>
-            <w:rFonts w:eastAsiaTheme="minorHAnsi"/>
-            <w:sz w:val="28"/>
-            <w:szCs w:val="28"/>
-          </w:rPr>
-          <w:t>і</w:t>
-        </w:r>
-        <w:r>
-          <w:rPr>
-            <w:rStyle w:val="Hyperlink"/>
-            <w:rFonts w:eastAsiaTheme="minorHAnsi"/>
-            <w:sz w:val="28"/>
-            <w:szCs w:val="28"/>
-          </w:rPr>
-          <w:t>thub.com/LanguageDuelNure/LanguageDuel</w:t>
+          <w:t>https://gіthub.com/LanguageDuelNure/LanguageDuel</w:t>
         </w:r>
       </w:hyperlink>
       <w:r>
@@ -3906,23 +4056,25 @@
           <w:sz w:val="28"/>
           <w:szCs w:val="28"/>
         </w:rPr>
-        <w:t>Репозиторій проєкту на G</w:t>
-      </w:r>
+        <w:t xml:space="preserve">Репозиторій проєкту на </w:t>
+      </w:r>
+      <w:proofErr w:type="spellStart"/>
       <w:r>
         <w:rPr>
           <w:rFonts w:eastAsiaTheme="minorHAnsi"/>
           <w:sz w:val="28"/>
           <w:szCs w:val="28"/>
         </w:rPr>
-        <w:t>і</w:t>
-      </w:r>
+        <w:t>GіtHub</w:t>
+      </w:r>
+      <w:proofErr w:type="spellEnd"/>
       <w:r>
         <w:rPr>
           <w:rFonts w:eastAsiaTheme="minorHAnsi"/>
           <w:sz w:val="28"/>
           <w:szCs w:val="28"/>
         </w:rPr>
-        <w:t xml:space="preserve">tHub з демонстраційним відео, презентацією, специфікацією та архівом програмного коду: </w:t>
+        <w:t xml:space="preserve"> з демонстраційним відео, презентацією, специфікацією та архівом програмного коду: </w:t>
       </w:r>
       <w:hyperlink r:id="rId8" w:history="1">
         <w:r>
@@ -3932,16 +4084,7 @@
             <w:sz w:val="28"/>
             <w:szCs w:val="28"/>
           </w:rPr>
-          <w:t>https://gіthub.com/</w:t>
-        </w:r>
-        <w:r>
-          <w:rPr>
-            <w:rStyle w:val="Hyperlink"/>
-            <w:rFonts w:eastAsiaTheme="minorHAnsi"/>
-            <w:sz w:val="28"/>
-            <w:szCs w:val="28"/>
-          </w:rPr>
-          <w:t>NureKhudokormovIllia/2026_B_KKP_PZPI-23-1_Khudokormov_I_V</w:t>
+          <w:t>https://gіthub.com/NureKhudokormovIllia/2026_B_KKP_PZPI-23-1_Khudokormov_I_V</w:t>
         </w:r>
       </w:hyperlink>
       <w:r>
@@ -4042,7 +4185,43 @@
           <w:sz w:val="28"/>
           <w:szCs w:val="28"/>
         </w:rPr>
-        <w:t>дуель (Match/Duel) — сесія змагання між двома користувачами в реальному часі;</w:t>
+        <w:t>дуель (</w:t>
+      </w:r>
+      <w:proofErr w:type="spellStart"/>
+      <w:r>
+        <w:rPr>
+          <w:rFonts w:eastAsiaTheme="minorHAnsi"/>
+          <w:sz w:val="28"/>
+          <w:szCs w:val="28"/>
+        </w:rPr>
+        <w:t>Match</w:t>
+      </w:r>
+      <w:proofErr w:type="spellEnd"/>
+      <w:r>
+        <w:rPr>
+          <w:rFonts w:eastAsiaTheme="minorHAnsi"/>
+          <w:sz w:val="28"/>
+          <w:szCs w:val="28"/>
+        </w:rPr>
+        <w:t>/</w:t>
+      </w:r>
+      <w:proofErr w:type="spellStart"/>
+      <w:r>
+        <w:rPr>
+          <w:rFonts w:eastAsiaTheme="minorHAnsi"/>
+          <w:sz w:val="28"/>
+          <w:szCs w:val="28"/>
+        </w:rPr>
+        <w:t>Duel</w:t>
+      </w:r>
+      <w:proofErr w:type="spellEnd"/>
+      <w:r>
+        <w:rPr>
+          <w:rFonts w:eastAsiaTheme="minorHAnsi"/>
+          <w:sz w:val="28"/>
+          <w:szCs w:val="28"/>
+        </w:rPr>
+        <w:t>) — сесія змагання між двома користувачами в реальному часі;</w:t>
       </w:r>
     </w:p>
     <w:p>
@@ -4065,6 +4244,7 @@
           <w:szCs w:val="28"/>
         </w:rPr>
       </w:pPr>
+      <w:proofErr w:type="spellStart"/>
       <w:r>
         <w:rPr>
           <w:rFonts w:eastAsiaTheme="minorHAnsi"/>
@@ -4072,23 +4252,16 @@
           <w:szCs w:val="28"/>
         </w:rPr>
         <w:lastRenderedPageBreak/>
-        <w:t>matchmak</w:t>
-      </w:r>
+        <w:t>matchmakіng</w:t>
+      </w:r>
+      <w:proofErr w:type="spellEnd"/>
       <w:r>
         <w:rPr>
           <w:rFonts w:eastAsiaTheme="minorHAnsi"/>
           <w:sz w:val="28"/>
           <w:szCs w:val="28"/>
         </w:rPr>
-        <w:t>і</w:t>
-      </w:r>
-      <w:r>
-        <w:rPr>
-          <w:rFonts w:eastAsiaTheme="minorHAnsi"/>
-          <w:sz w:val="28"/>
-          <w:szCs w:val="28"/>
-        </w:rPr>
-        <w:t>ng — процес автоматичного пошуку та підбору опонентів зі схожим рівнем знань;</w:t>
+        <w:t xml:space="preserve"> — процес автоматичного пошуку та підбору опонентів зі схожим рівнем знань;</w:t>
       </w:r>
     </w:p>
     <w:p>
@@ -4118,23 +4291,43 @@
           <w:sz w:val="28"/>
           <w:szCs w:val="28"/>
         </w:rPr>
-        <w:t>ХП (HP/Health Po</w:t>
-      </w:r>
+        <w:t>ХП (HP/</w:t>
+      </w:r>
+      <w:proofErr w:type="spellStart"/>
       <w:r>
         <w:rPr>
           <w:rFonts w:eastAsiaTheme="minorHAnsi"/>
           <w:sz w:val="28"/>
           <w:szCs w:val="28"/>
         </w:rPr>
-        <w:t>і</w:t>
-      </w:r>
+        <w:t>Health</w:t>
+      </w:r>
+      <w:proofErr w:type="spellEnd"/>
       <w:r>
         <w:rPr>
           <w:rFonts w:eastAsiaTheme="minorHAnsi"/>
           <w:sz w:val="28"/>
           <w:szCs w:val="28"/>
         </w:rPr>
-        <w:t>nts) — показник «здоров'я» гравця, що зменшується при неправильних відповідях.</w:t>
+        <w:t xml:space="preserve"> </w:t>
+      </w:r>
+      <w:proofErr w:type="spellStart"/>
+      <w:r>
+        <w:rPr>
+          <w:rFonts w:eastAsiaTheme="minorHAnsi"/>
+          <w:sz w:val="28"/>
+          <w:szCs w:val="28"/>
+        </w:rPr>
+        <w:t>Poіnts</w:t>
+      </w:r>
+      <w:proofErr w:type="spellEnd"/>
+      <w:r>
+        <w:rPr>
+          <w:rFonts w:eastAsiaTheme="minorHAnsi"/>
+          <w:sz w:val="28"/>
+          <w:szCs w:val="28"/>
+        </w:rPr>
+        <w:t>) — показник «здоров'я» гравця, що зменшується при неправильних відповідях.</w:t>
       </w:r>
     </w:p>
     <w:p>
@@ -4188,87 +4381,97 @@
           <w:sz w:val="28"/>
           <w:szCs w:val="28"/>
         </w:rPr>
-        <w:t>AP</w:t>
-      </w:r>
+        <w:t>APІ (</w:t>
+      </w:r>
+      <w:proofErr w:type="spellStart"/>
       <w:r>
         <w:rPr>
           <w:rFonts w:eastAsiaTheme="minorHAnsi"/>
           <w:sz w:val="28"/>
           <w:szCs w:val="28"/>
         </w:rPr>
-        <w:t>І</w:t>
-      </w:r>
+        <w:t>Applіcatіon</w:t>
+      </w:r>
+      <w:proofErr w:type="spellEnd"/>
       <w:r>
         <w:rPr>
           <w:rFonts w:eastAsiaTheme="minorHAnsi"/>
           <w:sz w:val="28"/>
           <w:szCs w:val="28"/>
         </w:rPr>
-        <w:t xml:space="preserve"> (Appl</w:t>
-      </w:r>
+        <w:t xml:space="preserve"> </w:t>
+      </w:r>
+      <w:proofErr w:type="spellStart"/>
       <w:r>
         <w:rPr>
           <w:rFonts w:eastAsiaTheme="minorHAnsi"/>
           <w:sz w:val="28"/>
           <w:szCs w:val="28"/>
         </w:rPr>
-        <w:t>і</w:t>
-      </w:r>
+        <w:t>Programmіng</w:t>
+      </w:r>
+      <w:proofErr w:type="spellEnd"/>
       <w:r>
         <w:rPr>
           <w:rFonts w:eastAsiaTheme="minorHAnsi"/>
           <w:sz w:val="28"/>
           <w:szCs w:val="28"/>
         </w:rPr>
-        <w:t>cat</w:t>
-      </w:r>
+        <w:t xml:space="preserve"> </w:t>
+      </w:r>
+      <w:proofErr w:type="spellStart"/>
       <w:r>
         <w:rPr>
           <w:rFonts w:eastAsiaTheme="minorHAnsi"/>
           <w:sz w:val="28"/>
           <w:szCs w:val="28"/>
         </w:rPr>
-        <w:t>і</w:t>
-      </w:r>
+        <w:t>Іnterface</w:t>
+      </w:r>
+      <w:proofErr w:type="spellEnd"/>
       <w:r>
         <w:rPr>
           <w:rFonts w:eastAsiaTheme="minorHAnsi"/>
           <w:sz w:val="28"/>
           <w:szCs w:val="28"/>
         </w:rPr>
-        <w:t>on Programm</w:t>
-      </w:r>
+        <w:t xml:space="preserve">) — набір визначень і протоколів для взаємодії між </w:t>
+      </w:r>
+      <w:proofErr w:type="spellStart"/>
       <w:r>
         <w:rPr>
           <w:rFonts w:eastAsiaTheme="minorHAnsi"/>
           <w:sz w:val="28"/>
           <w:szCs w:val="28"/>
         </w:rPr>
-        <w:t>і</w:t>
-      </w:r>
+        <w:t>фронтендом</w:t>
+      </w:r>
+      <w:proofErr w:type="spellEnd"/>
       <w:r>
         <w:rPr>
           <w:rFonts w:eastAsiaTheme="minorHAnsi"/>
           <w:sz w:val="28"/>
           <w:szCs w:val="28"/>
         </w:rPr>
-        <w:t xml:space="preserve">ng </w:t>
-      </w:r>
+        <w:t xml:space="preserve"> та </w:t>
+      </w:r>
+      <w:proofErr w:type="spellStart"/>
       <w:r>
         <w:rPr>
           <w:rFonts w:eastAsiaTheme="minorHAnsi"/>
           <w:sz w:val="28"/>
           <w:szCs w:val="28"/>
         </w:rPr>
-        <w:t>І</w:t>
-      </w:r>
+        <w:t>бекендом</w:t>
+      </w:r>
+      <w:proofErr w:type="spellEnd"/>
       <w:r>
         <w:rPr>
           <w:rFonts w:eastAsiaTheme="minorHAnsi"/>
           <w:sz w:val="28"/>
           <w:szCs w:val="28"/>
         </w:rPr>
-        <w:t>nterface) — набір визначень і протоколів для взаємодії між фронтендом та бекендом;</w:t>
+        <w:t>;</w:t>
       </w:r>
     </w:p>
     <w:p>
@@ -4297,7 +4500,61 @@
           <w:sz w:val="28"/>
           <w:szCs w:val="28"/>
         </w:rPr>
-        <w:t>DTO (Data Transfer Object) — об'єкт, що використовується для передачі даних між підсистемами;</w:t>
+        <w:t>DTO (</w:t>
+      </w:r>
+      <w:proofErr w:type="spellStart"/>
+      <w:r>
+        <w:rPr>
+          <w:rFonts w:eastAsiaTheme="minorHAnsi"/>
+          <w:sz w:val="28"/>
+          <w:szCs w:val="28"/>
+        </w:rPr>
+        <w:t>Data</w:t>
+      </w:r>
+      <w:proofErr w:type="spellEnd"/>
+      <w:r>
+        <w:rPr>
+          <w:rFonts w:eastAsiaTheme="minorHAnsi"/>
+          <w:sz w:val="28"/>
+          <w:szCs w:val="28"/>
+        </w:rPr>
+        <w:t xml:space="preserve"> </w:t>
+      </w:r>
+      <w:proofErr w:type="spellStart"/>
+      <w:r>
+        <w:rPr>
+          <w:rFonts w:eastAsiaTheme="minorHAnsi"/>
+          <w:sz w:val="28"/>
+          <w:szCs w:val="28"/>
+        </w:rPr>
+        <w:t>Transfer</w:t>
+      </w:r>
+      <w:proofErr w:type="spellEnd"/>
+      <w:r>
+        <w:rPr>
+          <w:rFonts w:eastAsiaTheme="minorHAnsi"/>
+          <w:sz w:val="28"/>
+          <w:szCs w:val="28"/>
+        </w:rPr>
+        <w:t xml:space="preserve"> </w:t>
+      </w:r>
+      <w:proofErr w:type="spellStart"/>
+      <w:r>
+        <w:rPr>
+          <w:rFonts w:eastAsiaTheme="minorHAnsi"/>
+          <w:sz w:val="28"/>
+          <w:szCs w:val="28"/>
+        </w:rPr>
+        <w:t>Object</w:t>
+      </w:r>
+      <w:proofErr w:type="spellEnd"/>
+      <w:r>
+        <w:rPr>
+          <w:rFonts w:eastAsiaTheme="minorHAnsi"/>
+          <w:sz w:val="28"/>
+          <w:szCs w:val="28"/>
+        </w:rPr>
+        <w:t>) — об'єкт, що використовується для передачі даних між підсистемами;</w:t>
       </w:r>
     </w:p>
     <w:p>
@@ -4326,7 +4583,61 @@
           <w:sz w:val="28"/>
           <w:szCs w:val="28"/>
         </w:rPr>
-        <w:t>HTTP (Hypertext Transfer Protocol) — протокол передачі даних, який використовується для комунікації між клієнтом та сервером у форматі «запит-відповідь»;</w:t>
+        <w:t>HTTP (</w:t>
+      </w:r>
+      <w:proofErr w:type="spellStart"/>
+      <w:r>
+        <w:rPr>
+          <w:rFonts w:eastAsiaTheme="minorHAnsi"/>
+          <w:sz w:val="28"/>
+          <w:szCs w:val="28"/>
+        </w:rPr>
+        <w:t>Hypertext</w:t>
+      </w:r>
+      <w:proofErr w:type="spellEnd"/>
+      <w:r>
+        <w:rPr>
+          <w:rFonts w:eastAsiaTheme="minorHAnsi"/>
+          <w:sz w:val="28"/>
+          <w:szCs w:val="28"/>
+        </w:rPr>
+        <w:t xml:space="preserve"> </w:t>
+      </w:r>
+      <w:proofErr w:type="spellStart"/>
+      <w:r>
+        <w:rPr>
+          <w:rFonts w:eastAsiaTheme="minorHAnsi"/>
+          <w:sz w:val="28"/>
+          <w:szCs w:val="28"/>
+        </w:rPr>
+        <w:t>Transfer</w:t>
+      </w:r>
+      <w:proofErr w:type="spellEnd"/>
+      <w:r>
+        <w:rPr>
+          <w:rFonts w:eastAsiaTheme="minorHAnsi"/>
+          <w:sz w:val="28"/>
+          <w:szCs w:val="28"/>
+        </w:rPr>
+        <w:t xml:space="preserve"> </w:t>
+      </w:r>
+      <w:proofErr w:type="spellStart"/>
+      <w:r>
+        <w:rPr>
+          <w:rFonts w:eastAsiaTheme="minorHAnsi"/>
+          <w:sz w:val="28"/>
+          <w:szCs w:val="28"/>
+        </w:rPr>
+        <w:t>Protocol</w:t>
+      </w:r>
+      <w:proofErr w:type="spellEnd"/>
+      <w:r>
+        <w:rPr>
+          <w:rFonts w:eastAsiaTheme="minorHAnsi"/>
+          <w:sz w:val="28"/>
+          <w:szCs w:val="28"/>
+        </w:rPr>
+        <w:t>) — протокол передачі даних, який використовується для комунікації між клієнтом та сервером у форматі «запит-відповідь»;</w:t>
       </w:r>
     </w:p>
     <w:p>
@@ -4355,7 +4666,43 @@
           <w:sz w:val="28"/>
           <w:szCs w:val="28"/>
         </w:rPr>
-        <w:t>JWT (JSON Web Token) — компактний стандартний формат токенів для безпечної передачі інформації між клієнтом і сервером, який використовується для авторизації користувача та перевірки його прав доступу без необхідності повторного введення пароля під час кожної сесії;</w:t>
+        <w:t xml:space="preserve">JWT (JSON </w:t>
+      </w:r>
+      <w:proofErr w:type="spellStart"/>
+      <w:r>
+        <w:rPr>
+          <w:rFonts w:eastAsiaTheme="minorHAnsi"/>
+          <w:sz w:val="28"/>
+          <w:szCs w:val="28"/>
+        </w:rPr>
+        <w:t>Web</w:t>
+      </w:r>
+      <w:proofErr w:type="spellEnd"/>
+      <w:r>
+        <w:rPr>
+          <w:rFonts w:eastAsiaTheme="minorHAnsi"/>
+          <w:sz w:val="28"/>
+          <w:szCs w:val="28"/>
+        </w:rPr>
+        <w:t xml:space="preserve"> </w:t>
+      </w:r>
+      <w:proofErr w:type="spellStart"/>
+      <w:r>
+        <w:rPr>
+          <w:rFonts w:eastAsiaTheme="minorHAnsi"/>
+          <w:sz w:val="28"/>
+          <w:szCs w:val="28"/>
+        </w:rPr>
+        <w:t>Token</w:t>
+      </w:r>
+      <w:proofErr w:type="spellEnd"/>
+      <w:r>
+        <w:rPr>
+          <w:rFonts w:eastAsiaTheme="minorHAnsi"/>
+          <w:sz w:val="28"/>
+          <w:szCs w:val="28"/>
+        </w:rPr>
+        <w:t>) — компактний стандартний формат токенів для безпечної передачі інформації між клієнтом і сервером, який використовується для авторизації користувача та перевірки його прав доступу без необхідності повторного введення пароля під час кожної сесії;</w:t>
       </w:r>
     </w:p>
     <w:p>
@@ -4384,23 +4731,61 @@
           <w:sz w:val="28"/>
           <w:szCs w:val="28"/>
         </w:rPr>
-        <w:t>REST (Representat</w:t>
-      </w:r>
+        <w:t>REST (</w:t>
+      </w:r>
+      <w:proofErr w:type="spellStart"/>
       <w:r>
         <w:rPr>
           <w:rFonts w:eastAsiaTheme="minorHAnsi"/>
           <w:sz w:val="28"/>
           <w:szCs w:val="28"/>
         </w:rPr>
-        <w:t>і</w:t>
-      </w:r>
+        <w:t>Representatіonal</w:t>
+      </w:r>
+      <w:proofErr w:type="spellEnd"/>
       <w:r>
         <w:rPr>
           <w:rFonts w:eastAsiaTheme="minorHAnsi"/>
           <w:sz w:val="28"/>
           <w:szCs w:val="28"/>
         </w:rPr>
-        <w:t>onal State Transfer) — архітектурний стиль взаємодії компонентів системи, що базується на використанні стандартних методів HTTP для маніпуляції ресурсами;</w:t>
+        <w:t xml:space="preserve"> </w:t>
+      </w:r>
+      <w:proofErr w:type="spellStart"/>
+      <w:r>
+        <w:rPr>
+          <w:rFonts w:eastAsiaTheme="minorHAnsi"/>
+          <w:sz w:val="28"/>
+          <w:szCs w:val="28"/>
+        </w:rPr>
+        <w:t>State</w:t>
+      </w:r>
+      <w:proofErr w:type="spellEnd"/>
+      <w:r>
+        <w:rPr>
+          <w:rFonts w:eastAsiaTheme="minorHAnsi"/>
+          <w:sz w:val="28"/>
+          <w:szCs w:val="28"/>
+        </w:rPr>
+        <w:t xml:space="preserve"> </w:t>
+      </w:r>
+      <w:proofErr w:type="spellStart"/>
+      <w:r>
+        <w:rPr>
+          <w:rFonts w:eastAsiaTheme="minorHAnsi"/>
+          <w:sz w:val="28"/>
+          <w:szCs w:val="28"/>
+        </w:rPr>
+        <w:t>Transfer</w:t>
+      </w:r>
+      <w:proofErr w:type="spellEnd"/>
+      <w:r>
+        <w:rPr>
+          <w:rFonts w:eastAsiaTheme="minorHAnsi"/>
+          <w:sz w:val="28"/>
+          <w:szCs w:val="28"/>
+        </w:rPr>
+        <w:t>) — архітектурний стиль взаємодії компонентів системи, що базується на використанні стандартних методів HTTP для маніпуляції ресурсами;</w:t>
       </w:r>
     </w:p>
     <w:p>
@@ -4424,13 +4809,23 @@
           <w:lang w:eastAsia="ru-RU"/>
         </w:rPr>
       </w:pPr>
+      <w:proofErr w:type="spellStart"/>
       <w:r>
         <w:rPr>
           <w:rFonts w:eastAsiaTheme="minorHAnsi"/>
           <w:sz w:val="28"/>
           <w:szCs w:val="28"/>
         </w:rPr>
-        <w:t>WebSocket — протокол для забезпечення двостороннього зв'язку в реальному часі (важливо для механіки дуелей).</w:t>
+        <w:t>WebSocket</w:t>
+      </w:r>
+      <w:proofErr w:type="spellEnd"/>
+      <w:r>
+        <w:rPr>
+          <w:rFonts w:eastAsiaTheme="minorHAnsi"/>
+          <w:sz w:val="28"/>
+          <w:szCs w:val="28"/>
+        </w:rPr>
+        <w:t xml:space="preserve"> — протокол для забезпечення двостороннього зв'язку в реальному часі (важливо для механіки дуелей).</w:t>
       </w:r>
     </w:p>
     <w:p>
@@ -4541,7 +4936,67 @@
           <w:szCs w:val="20"/>
           <w:lang w:eastAsia="ru-RU"/>
         </w:rPr>
-        <w:t>Програмна система «LanguageDuel» є незалежним програмним продуктом, що функціонує за моделлю «клієнт-сервер». Вона не є частиною іншої великої системи, проте покладається на зовнішні сервіси Google для автентифікації користувачів. Продукт реалізований як кросплатформне рішення, що дозволяє гравцям на різних пристроях (браузери, мобільні додатки) змагатися в межах єдиного ігрового простору. Основна цінність системи полягає у забезпеченні стабільного з'єднання між двома клієнтами через центральний сервер для синхронізації ігрового стану в реальному часі.</w:t>
+        <w:t>Програмна система «</w:t>
+      </w:r>
+      <w:proofErr w:type="spellStart"/>
+      <w:r>
+        <w:rPr>
+          <w:rFonts w:eastAsia="Calibri"/>
+          <w:sz w:val="28"/>
+          <w:szCs w:val="20"/>
+          <w:lang w:eastAsia="ru-RU"/>
+        </w:rPr>
+        <w:t>LanguageDuel</w:t>
+      </w:r>
+      <w:proofErr w:type="spellEnd"/>
+      <w:r>
+        <w:rPr>
+          <w:rFonts w:eastAsia="Calibri"/>
+          <w:sz w:val="28"/>
+          <w:szCs w:val="20"/>
+          <w:lang w:eastAsia="ru-RU"/>
+        </w:rPr>
+        <w:t xml:space="preserve">» є незалежним програмним продуктом, що функціонує за моделлю «клієнт-сервер». Вона не є частиною іншої великої системи, проте покладається на зовнішні сервіси </w:t>
+      </w:r>
+      <w:proofErr w:type="spellStart"/>
+      <w:r>
+        <w:rPr>
+          <w:rFonts w:eastAsia="Calibri"/>
+          <w:sz w:val="28"/>
+          <w:szCs w:val="20"/>
+          <w:lang w:eastAsia="ru-RU"/>
+        </w:rPr>
+        <w:t>Google</w:t>
+      </w:r>
+      <w:proofErr w:type="spellEnd"/>
+      <w:r>
+        <w:rPr>
+          <w:rFonts w:eastAsia="Calibri"/>
+          <w:sz w:val="28"/>
+          <w:szCs w:val="20"/>
+          <w:lang w:eastAsia="ru-RU"/>
+        </w:rPr>
+        <w:t xml:space="preserve"> для автентифікації користувачів. Продукт реалізований як </w:t>
+      </w:r>
+      <w:proofErr w:type="spellStart"/>
+      <w:r>
+        <w:rPr>
+          <w:rFonts w:eastAsia="Calibri"/>
+          <w:sz w:val="28"/>
+          <w:szCs w:val="20"/>
+          <w:lang w:eastAsia="ru-RU"/>
+        </w:rPr>
+        <w:t>кросплатформне</w:t>
+      </w:r>
+      <w:proofErr w:type="spellEnd"/>
+      <w:r>
+        <w:rPr>
+          <w:rFonts w:eastAsia="Calibri"/>
+          <w:sz w:val="28"/>
+          <w:szCs w:val="20"/>
+          <w:lang w:eastAsia="ru-RU"/>
+        </w:rPr>
+        <w:t xml:space="preserve"> рішення, що дозволяє гравцям на різних пристроях (браузери, мобільні додатки) змагатися в межах єдиного ігрового простору. Основна цінність системи полягає у забезпеченні стабільного з'єднання між двома клієнтами через центральний сервер для синхронізації ігрового стану в реальному часі.</w:t>
       </w:r>
     </w:p>
     <w:p>
@@ -4598,8 +5053,89 @@
           <w:szCs w:val="20"/>
           <w:lang w:eastAsia="ru-RU"/>
         </w:rPr>
-        <w:t xml:space="preserve">Система «LanguageDuel» реалізує повний цикл взаємодії користувача з платформою, починаючи з реєстрації та автентифікації (emaіl/пароль або Google OAuth 2.0) і закінчуючи переглядом детальної статистики. Центральною функцією є проведення онлайн-дуелей у реальному часі: система автоматично знаходить суперника через механізм </w:t>
-      </w:r>
+        <w:t>Система «</w:t>
+      </w:r>
+      <w:proofErr w:type="spellStart"/>
+      <w:r>
+        <w:rPr>
+          <w:rFonts w:eastAsia="Calibri"/>
+          <w:sz w:val="28"/>
+          <w:szCs w:val="20"/>
+          <w:lang w:eastAsia="ru-RU"/>
+        </w:rPr>
+        <w:t>LanguageDuel</w:t>
+      </w:r>
+      <w:proofErr w:type="spellEnd"/>
+      <w:r>
+        <w:rPr>
+          <w:rFonts w:eastAsia="Calibri"/>
+          <w:sz w:val="28"/>
+          <w:szCs w:val="20"/>
+          <w:lang w:eastAsia="ru-RU"/>
+        </w:rPr>
+        <w:t>» реалізує повний цикл взаємодії користувача з платформою, починаючи з реєстрації та автентифікації (</w:t>
+      </w:r>
+      <w:proofErr w:type="spellStart"/>
+      <w:r>
+        <w:rPr>
+          <w:rFonts w:eastAsia="Calibri"/>
+          <w:sz w:val="28"/>
+          <w:szCs w:val="20"/>
+          <w:lang w:eastAsia="ru-RU"/>
+        </w:rPr>
+        <w:t>emaіl</w:t>
+      </w:r>
+      <w:proofErr w:type="spellEnd"/>
+      <w:r>
+        <w:rPr>
+          <w:rFonts w:eastAsia="Calibri"/>
+          <w:sz w:val="28"/>
+          <w:szCs w:val="20"/>
+          <w:lang w:eastAsia="ru-RU"/>
+        </w:rPr>
+        <w:t xml:space="preserve">/пароль або </w:t>
+      </w:r>
+      <w:proofErr w:type="spellStart"/>
+      <w:r>
+        <w:rPr>
+          <w:rFonts w:eastAsia="Calibri"/>
+          <w:sz w:val="28"/>
+          <w:szCs w:val="20"/>
+          <w:lang w:eastAsia="ru-RU"/>
+        </w:rPr>
+        <w:t>Google</w:t>
+      </w:r>
+      <w:proofErr w:type="spellEnd"/>
+      <w:r>
+        <w:rPr>
+          <w:rFonts w:eastAsia="Calibri"/>
+          <w:sz w:val="28"/>
+          <w:szCs w:val="20"/>
+          <w:lang w:eastAsia="ru-RU"/>
+        </w:rPr>
+        <w:t xml:space="preserve"> </w:t>
+      </w:r>
+      <w:proofErr w:type="spellStart"/>
+      <w:r>
+        <w:rPr>
+          <w:rFonts w:eastAsia="Calibri"/>
+          <w:sz w:val="28"/>
+          <w:szCs w:val="20"/>
+          <w:lang w:eastAsia="ru-RU"/>
+        </w:rPr>
+        <w:t>OAuth</w:t>
+      </w:r>
+      <w:proofErr w:type="spellEnd"/>
+      <w:r>
+        <w:rPr>
+          <w:rFonts w:eastAsia="Calibri"/>
+          <w:sz w:val="28"/>
+          <w:szCs w:val="20"/>
+          <w:lang w:eastAsia="ru-RU"/>
+        </w:rPr>
+        <w:t xml:space="preserve"> 2.0) і закінчуючи переглядом детальної статистики. Центральною функцією є проведення онлайн-дуелей у реальному часі: система автоматично знаходить суперника через механізм </w:t>
+      </w:r>
+      <w:proofErr w:type="spellStart"/>
       <w:r>
         <w:rPr>
           <w:rFonts w:eastAsia="Calibri"/>
@@ -4609,14 +5145,35 @@
         </w:rPr>
         <w:t>matchmaking</w:t>
       </w:r>
-      <w:r>
-        <w:rPr>
-          <w:rFonts w:eastAsia="Calibri"/>
-          <w:sz w:val="28"/>
-          <w:szCs w:val="20"/>
-          <w:lang w:eastAsia="ru-RU"/>
-        </w:rPr>
-        <w:t xml:space="preserve"> та синхронізує ігровий стан обох гравців через WebSocket-з'єднання.</w:t>
+      <w:proofErr w:type="spellEnd"/>
+      <w:r>
+        <w:rPr>
+          <w:rFonts w:eastAsia="Calibri"/>
+          <w:sz w:val="28"/>
+          <w:szCs w:val="20"/>
+          <w:lang w:eastAsia="ru-RU"/>
+        </w:rPr>
+        <w:t xml:space="preserve"> та синхронізує ігровий стан обох гравців через </w:t>
+      </w:r>
+      <w:proofErr w:type="spellStart"/>
+      <w:r>
+        <w:rPr>
+          <w:rFonts w:eastAsia="Calibri"/>
+          <w:sz w:val="28"/>
+          <w:szCs w:val="20"/>
+          <w:lang w:eastAsia="ru-RU"/>
+        </w:rPr>
+        <w:t>WebSocket</w:t>
+      </w:r>
+      <w:proofErr w:type="spellEnd"/>
+      <w:r>
+        <w:rPr>
+          <w:rFonts w:eastAsia="Calibri"/>
+          <w:sz w:val="28"/>
+          <w:szCs w:val="20"/>
+          <w:lang w:eastAsia="ru-RU"/>
+        </w:rPr>
+        <w:t>-з'єднання.</w:t>
       </w:r>
     </w:p>
     <w:p>
@@ -4634,14 +5191,25 @@
           <w:lang w:eastAsia="ru-RU"/>
         </w:rPr>
       </w:pPr>
-      <w:r>
-        <w:rPr>
-          <w:rFonts w:eastAsia="Calibri"/>
-          <w:sz w:val="28"/>
-          <w:szCs w:val="20"/>
-          <w:lang w:eastAsia="ru-RU"/>
-        </w:rPr>
-        <w:t>Frontend-частина забезпечує повноцінне ігрове середовище: одночасне відображення питання, чотирьох варіантів відповідей, таймера зворотного відліку та індикаторів HP для обох гравців. Після кожного питання інтерфейс миттєво підсвічує правильну відповідь зеленим кольором та хибну — червоним, забезпечуючи миттєвий зворотний зв'язок.</w:t>
+      <w:proofErr w:type="spellStart"/>
+      <w:r>
+        <w:rPr>
+          <w:rFonts w:eastAsia="Calibri"/>
+          <w:sz w:val="28"/>
+          <w:szCs w:val="20"/>
+          <w:lang w:eastAsia="ru-RU"/>
+        </w:rPr>
+        <w:t>Frontend</w:t>
+      </w:r>
+      <w:proofErr w:type="spellEnd"/>
+      <w:r>
+        <w:rPr>
+          <w:rFonts w:eastAsia="Calibri"/>
+          <w:sz w:val="28"/>
+          <w:szCs w:val="20"/>
+          <w:lang w:eastAsia="ru-RU"/>
+        </w:rPr>
+        <w:t>-частина забезпечує повноцінне ігрове середовище: одночасне відображення питання, чотирьох варіантів відповідей, таймера зворотного відліку та індикаторів HP для обох гравців. Після кожного питання інтерфейс миттєво підсвічує правильну відповідь зеленим кольором та хибну — червоним, забезпечуючи миттєвий зворотний зв'язок.</w:t>
       </w:r>
     </w:p>
     <w:p>
@@ -4666,7 +5234,27 @@
           <w:szCs w:val="20"/>
           <w:lang w:eastAsia="ru-RU"/>
         </w:rPr>
-        <w:t>Поза межами ігрового процесу користувач має доступ до сторінки профілю з персональною статистикою по кожній мові, рейтинговою таблицею лідерів та історією проведених матчів. Для вирішення технічних проблем реалізована система тикетів підтримки з можливістю переписки з адміністратором.</w:t>
+        <w:t xml:space="preserve">Поза межами ігрового процесу користувач має доступ до сторінки профілю з персональною статистикою по кожній мові, рейтинговою таблицею лідерів та історією проведених матчів. Для вирішення технічних проблем реалізована система </w:t>
+      </w:r>
+      <w:proofErr w:type="spellStart"/>
+      <w:r>
+        <w:rPr>
+          <w:rFonts w:eastAsia="Calibri"/>
+          <w:sz w:val="28"/>
+          <w:szCs w:val="20"/>
+          <w:lang w:eastAsia="ru-RU"/>
+        </w:rPr>
+        <w:t>тикетів</w:t>
+      </w:r>
+      <w:proofErr w:type="spellEnd"/>
+      <w:r>
+        <w:rPr>
+          <w:rFonts w:eastAsia="Calibri"/>
+          <w:sz w:val="28"/>
+          <w:szCs w:val="20"/>
+          <w:lang w:eastAsia="ru-RU"/>
+        </w:rPr>
+        <w:t xml:space="preserve"> підтримки з можливістю переписки з адміністратором.</w:t>
       </w:r>
     </w:p>
     <w:p>
@@ -4783,7 +5371,27 @@
           <w:szCs w:val="20"/>
           <w:lang w:eastAsia="ru-RU"/>
         </w:rPr>
-        <w:t>Адміністратор — уповноважений співробітник платформи із розширеними правами доступу. Він відповідає за модерацію спільноти, обробляє запити технічної підтримки та приймає рішення щодо блокування або розблокування облікових записів у разі порушень правил платформи.</w:t>
+        <w:t xml:space="preserve">Адміністратор — уповноважений співробітник платформи із розширеними правами доступу. Він відповідає за </w:t>
+      </w:r>
+      <w:proofErr w:type="spellStart"/>
+      <w:r>
+        <w:rPr>
+          <w:rFonts w:eastAsia="Calibri"/>
+          <w:sz w:val="28"/>
+          <w:szCs w:val="20"/>
+          <w:lang w:eastAsia="ru-RU"/>
+        </w:rPr>
+        <w:t>модерацію</w:t>
+      </w:r>
+      <w:proofErr w:type="spellEnd"/>
+      <w:r>
+        <w:rPr>
+          <w:rFonts w:eastAsia="Calibri"/>
+          <w:sz w:val="28"/>
+          <w:szCs w:val="20"/>
+          <w:lang w:eastAsia="ru-RU"/>
+        </w:rPr>
+        <w:t xml:space="preserve"> спільноти, обробляє запити технічної підтримки та приймає рішення щодо блокування або розблокування облікових записів у разі порушень правил платформи.</w:t>
       </w:r>
     </w:p>
     <w:p>
@@ -4865,7 +5473,27 @@
           <w:szCs w:val="20"/>
           <w:lang w:eastAsia="ru-RU"/>
         </w:rPr>
-        <w:t>Система розрахована виключно на онлайн-використання і потребує стабільного інтернет-з'єднання для функціонування механіки реального часу. Відсутність мережі повністю унеможливлює взаємодію з платформою, включаючи перегляд раніше завантаженої статистики, оскільки офлайн-кешування не реалізоване.</w:t>
+        <w:t xml:space="preserve">Система розрахована виключно на онлайн-використання і потребує стабільного інтернет-з'єднання для функціонування механіки реального часу. Відсутність мережі повністю унеможливлює взаємодію з платформою, включаючи перегляд раніше завантаженої статистики, оскільки </w:t>
+      </w:r>
+      <w:proofErr w:type="spellStart"/>
+      <w:r>
+        <w:rPr>
+          <w:rFonts w:eastAsia="Calibri"/>
+          <w:sz w:val="28"/>
+          <w:szCs w:val="20"/>
+          <w:lang w:eastAsia="ru-RU"/>
+        </w:rPr>
+        <w:t>офлайн-кешування</w:t>
+      </w:r>
+      <w:proofErr w:type="spellEnd"/>
+      <w:r>
+        <w:rPr>
+          <w:rFonts w:eastAsia="Calibri"/>
+          <w:sz w:val="28"/>
+          <w:szCs w:val="20"/>
+          <w:lang w:eastAsia="ru-RU"/>
+        </w:rPr>
+        <w:t xml:space="preserve"> не реалізоване.</w:t>
       </w:r>
     </w:p>
     <w:p>
@@ -4941,7 +5569,27 @@
           <w:lang w:eastAsia="ru-RU"/>
         </w:rPr>
         <w:lastRenderedPageBreak/>
-        <w:t>Поточна версія не містить аналізу помилок у відповідях та адаптивного алгоритму навчання. Система фіксує лише факт правильності відповіді, але не аналізує патерни помилок для персоналізації навчальної програми.</w:t>
+        <w:t xml:space="preserve">Поточна версія не містить аналізу помилок у відповідях та адаптивного алгоритму навчання. Система фіксує лише факт правильності відповіді, але не аналізує </w:t>
+      </w:r>
+      <w:proofErr w:type="spellStart"/>
+      <w:r>
+        <w:rPr>
+          <w:rFonts w:eastAsia="Calibri"/>
+          <w:sz w:val="28"/>
+          <w:szCs w:val="20"/>
+          <w:lang w:eastAsia="ru-RU"/>
+        </w:rPr>
+        <w:t>патерни</w:t>
+      </w:r>
+      <w:proofErr w:type="spellEnd"/>
+      <w:r>
+        <w:rPr>
+          <w:rFonts w:eastAsia="Calibri"/>
+          <w:sz w:val="28"/>
+          <w:szCs w:val="20"/>
+          <w:lang w:eastAsia="ru-RU"/>
+        </w:rPr>
+        <w:t xml:space="preserve"> помилок для персоналізації навчальної програми.</w:t>
       </w:r>
     </w:p>
     <w:p>
@@ -5065,7 +5713,25 @@
           <w:sz w:val="28"/>
           <w:szCs w:val="28"/>
         </w:rPr>
-        <w:t>A-2: Контент-менеджери та адміністратори LanguageDuel будуть відповідальними за наповнення бази даних актуальними навчальними матеріалами, включаючи питання, варіанти відповідей та рівні складності</w:t>
+        <w:t xml:space="preserve">A-2: Контент-менеджери та адміністратори </w:t>
+      </w:r>
+      <w:proofErr w:type="spellStart"/>
+      <w:r>
+        <w:rPr>
+          <w:rFonts w:eastAsiaTheme="minorHAnsi"/>
+          <w:sz w:val="28"/>
+          <w:szCs w:val="28"/>
+        </w:rPr>
+        <w:t>LanguageDuel</w:t>
+      </w:r>
+      <w:proofErr w:type="spellEnd"/>
+      <w:r>
+        <w:rPr>
+          <w:rFonts w:eastAsiaTheme="minorHAnsi"/>
+          <w:sz w:val="28"/>
+          <w:szCs w:val="28"/>
+        </w:rPr>
+        <w:t xml:space="preserve"> будуть відповідальними за наповнення бази даних актуальними навчальними матеріалами, включаючи питання, варіанти відповідей та рівні складності</w:t>
       </w:r>
       <w:r>
         <w:rPr>
@@ -5102,8 +5768,126 @@
           <w:sz w:val="28"/>
           <w:szCs w:val="28"/>
         </w:rPr>
-        <w:t>A-3: Користувацький інтерфейс LanguageDuel буде безшовно адаптуватися до різних веббраузерів та мобільних пристроїв (Android/iOS) завдяки кросплатформності Flutter</w:t>
-      </w:r>
+        <w:t xml:space="preserve">A-3: Користувацький інтерфейс </w:t>
+      </w:r>
+      <w:proofErr w:type="spellStart"/>
+      <w:r>
+        <w:rPr>
+          <w:rFonts w:eastAsiaTheme="minorHAnsi"/>
+          <w:sz w:val="28"/>
+          <w:szCs w:val="28"/>
+        </w:rPr>
+        <w:t>LanguageDuel</w:t>
+      </w:r>
+      <w:proofErr w:type="spellEnd"/>
+      <w:r>
+        <w:rPr>
+          <w:rFonts w:eastAsiaTheme="minorHAnsi"/>
+          <w:sz w:val="28"/>
+          <w:szCs w:val="28"/>
+        </w:rPr>
+        <w:t xml:space="preserve"> буде </w:t>
+      </w:r>
+      <w:proofErr w:type="spellStart"/>
+      <w:r>
+        <w:rPr>
+          <w:rFonts w:eastAsiaTheme="minorHAnsi"/>
+          <w:sz w:val="28"/>
+          <w:szCs w:val="28"/>
+        </w:rPr>
+        <w:t>безшовно</w:t>
+      </w:r>
+      <w:proofErr w:type="spellEnd"/>
+      <w:r>
+        <w:rPr>
+          <w:rFonts w:eastAsiaTheme="minorHAnsi"/>
+          <w:sz w:val="28"/>
+          <w:szCs w:val="28"/>
+        </w:rPr>
+        <w:t xml:space="preserve"> адаптуватися до різних </w:t>
+      </w:r>
+      <w:proofErr w:type="spellStart"/>
+      <w:r>
+        <w:rPr>
+          <w:rFonts w:eastAsiaTheme="minorHAnsi"/>
+          <w:sz w:val="28"/>
+          <w:szCs w:val="28"/>
+        </w:rPr>
+        <w:t>веббраузерів</w:t>
+      </w:r>
+      <w:proofErr w:type="spellEnd"/>
+      <w:r>
+        <w:rPr>
+          <w:rFonts w:eastAsiaTheme="minorHAnsi"/>
+          <w:sz w:val="28"/>
+          <w:szCs w:val="28"/>
+        </w:rPr>
+        <w:t xml:space="preserve"> та мобільних пристроїв (</w:t>
+      </w:r>
+      <w:proofErr w:type="spellStart"/>
+      <w:r>
+        <w:rPr>
+          <w:rFonts w:eastAsiaTheme="minorHAnsi"/>
+          <w:sz w:val="28"/>
+          <w:szCs w:val="28"/>
+        </w:rPr>
+        <w:t>Android</w:t>
+      </w:r>
+      <w:proofErr w:type="spellEnd"/>
+      <w:r>
+        <w:rPr>
+          <w:rFonts w:eastAsiaTheme="minorHAnsi"/>
+          <w:sz w:val="28"/>
+          <w:szCs w:val="28"/>
+        </w:rPr>
+        <w:t>/</w:t>
+      </w:r>
+      <w:proofErr w:type="spellStart"/>
+      <w:r>
+        <w:rPr>
+          <w:rFonts w:eastAsiaTheme="minorHAnsi"/>
+          <w:sz w:val="28"/>
+          <w:szCs w:val="28"/>
+        </w:rPr>
+        <w:t>iOS</w:t>
+      </w:r>
+      <w:proofErr w:type="spellEnd"/>
+      <w:r>
+        <w:rPr>
+          <w:rFonts w:eastAsiaTheme="minorHAnsi"/>
+          <w:sz w:val="28"/>
+          <w:szCs w:val="28"/>
+        </w:rPr>
+        <w:t xml:space="preserve">) завдяки </w:t>
+      </w:r>
+      <w:proofErr w:type="spellStart"/>
+      <w:r>
+        <w:rPr>
+          <w:rFonts w:eastAsiaTheme="minorHAnsi"/>
+          <w:sz w:val="28"/>
+          <w:szCs w:val="28"/>
+        </w:rPr>
+        <w:t>кросплатформності</w:t>
+      </w:r>
+      <w:proofErr w:type="spellEnd"/>
+      <w:r>
+        <w:rPr>
+          <w:rFonts w:eastAsiaTheme="minorHAnsi"/>
+          <w:sz w:val="28"/>
+          <w:szCs w:val="28"/>
+        </w:rPr>
+        <w:t xml:space="preserve"> </w:t>
+      </w:r>
+      <w:proofErr w:type="spellStart"/>
+      <w:r>
+        <w:rPr>
+          <w:rFonts w:eastAsiaTheme="minorHAnsi"/>
+          <w:sz w:val="28"/>
+          <w:szCs w:val="28"/>
+        </w:rPr>
+        <w:t>Flutter</w:t>
+      </w:r>
+      <w:proofErr w:type="spellEnd"/>
       <w:r>
         <w:rPr>
           <w:rFonts w:eastAsiaTheme="minorHAnsi"/>
@@ -5139,7 +5923,43 @@
           <w:sz w:val="28"/>
           <w:szCs w:val="28"/>
         </w:rPr>
-        <w:t>A-4: Система matchmaking у LanguageDuel буде ефективно підбирати опонентів зі схожим рейтингом, щоб забезпечити баланс ігрового процесу та підтримувати мотивацію гравців.</w:t>
+        <w:t xml:space="preserve">A-4: Система </w:t>
+      </w:r>
+      <w:proofErr w:type="spellStart"/>
+      <w:r>
+        <w:rPr>
+          <w:rFonts w:eastAsiaTheme="minorHAnsi"/>
+          <w:sz w:val="28"/>
+          <w:szCs w:val="28"/>
+        </w:rPr>
+        <w:t>matchmaking</w:t>
+      </w:r>
+      <w:proofErr w:type="spellEnd"/>
+      <w:r>
+        <w:rPr>
+          <w:rFonts w:eastAsiaTheme="minorHAnsi"/>
+          <w:sz w:val="28"/>
+          <w:szCs w:val="28"/>
+        </w:rPr>
+        <w:t xml:space="preserve"> у </w:t>
+      </w:r>
+      <w:proofErr w:type="spellStart"/>
+      <w:r>
+        <w:rPr>
+          <w:rFonts w:eastAsiaTheme="minorHAnsi"/>
+          <w:sz w:val="28"/>
+          <w:szCs w:val="28"/>
+        </w:rPr>
+        <w:t>LanguageDuel</w:t>
+      </w:r>
+      <w:proofErr w:type="spellEnd"/>
+      <w:r>
+        <w:rPr>
+          <w:rFonts w:eastAsiaTheme="minorHAnsi"/>
+          <w:sz w:val="28"/>
+          <w:szCs w:val="28"/>
+        </w:rPr>
+        <w:t xml:space="preserve"> буде ефективно підбирати опонентів зі схожим рейтингом, щоб забезпечити баланс ігрового процесу та підтримувати мотивацію гравців.</w:t>
       </w:r>
     </w:p>
     <w:p>
@@ -5193,7 +6013,115 @@
           <w:sz w:val="28"/>
           <w:szCs w:val="28"/>
         </w:rPr>
-        <w:t>D-1: Команда розробників інтегрує сторонні сервіси та бібліотеки для забезпечення критичного функціоналу: Google OAuth 2.0 для автентифікації, SignalR для двостороннього зв'язку в реальному часі та Image Picker для роботи з медіафайлами.</w:t>
+        <w:t xml:space="preserve">D-1: Команда розробників інтегрує сторонні сервіси та бібліотеки для забезпечення критичного функціоналу: </w:t>
+      </w:r>
+      <w:proofErr w:type="spellStart"/>
+      <w:r>
+        <w:rPr>
+          <w:rFonts w:eastAsiaTheme="minorHAnsi"/>
+          <w:sz w:val="28"/>
+          <w:szCs w:val="28"/>
+        </w:rPr>
+        <w:t>Google</w:t>
+      </w:r>
+      <w:proofErr w:type="spellEnd"/>
+      <w:r>
+        <w:rPr>
+          <w:rFonts w:eastAsiaTheme="minorHAnsi"/>
+          <w:sz w:val="28"/>
+          <w:szCs w:val="28"/>
+        </w:rPr>
+        <w:t xml:space="preserve"> </w:t>
+      </w:r>
+      <w:proofErr w:type="spellStart"/>
+      <w:r>
+        <w:rPr>
+          <w:rFonts w:eastAsiaTheme="minorHAnsi"/>
+          <w:sz w:val="28"/>
+          <w:szCs w:val="28"/>
+        </w:rPr>
+        <w:t>OAuth</w:t>
+      </w:r>
+      <w:proofErr w:type="spellEnd"/>
+      <w:r>
+        <w:rPr>
+          <w:rFonts w:eastAsiaTheme="minorHAnsi"/>
+          <w:sz w:val="28"/>
+          <w:szCs w:val="28"/>
+        </w:rPr>
+        <w:t xml:space="preserve"> 2.0 для автентифікації, </w:t>
+      </w:r>
+      <w:proofErr w:type="spellStart"/>
+      <w:r>
+        <w:rPr>
+          <w:rFonts w:eastAsiaTheme="minorHAnsi"/>
+          <w:sz w:val="28"/>
+          <w:szCs w:val="28"/>
+        </w:rPr>
+        <w:t>SignalR</w:t>
+      </w:r>
+      <w:proofErr w:type="spellEnd"/>
+      <w:r>
+        <w:rPr>
+          <w:rFonts w:eastAsiaTheme="minorHAnsi"/>
+          <w:sz w:val="28"/>
+          <w:szCs w:val="28"/>
+        </w:rPr>
+        <w:t xml:space="preserve"> для двостороннього зв'язку в реальному часі та </w:t>
+      </w:r>
+      <w:proofErr w:type="spellStart"/>
+      <w:r>
+        <w:rPr>
+          <w:rFonts w:eastAsiaTheme="minorHAnsi"/>
+          <w:sz w:val="28"/>
+          <w:szCs w:val="28"/>
+        </w:rPr>
+        <w:t>Image</w:t>
+      </w:r>
+      <w:proofErr w:type="spellEnd"/>
+      <w:r>
+        <w:rPr>
+          <w:rFonts w:eastAsiaTheme="minorHAnsi"/>
+          <w:sz w:val="28"/>
+          <w:szCs w:val="28"/>
+        </w:rPr>
+        <w:t xml:space="preserve"> </w:t>
+      </w:r>
+      <w:proofErr w:type="spellStart"/>
+      <w:r>
+        <w:rPr>
+          <w:rFonts w:eastAsiaTheme="minorHAnsi"/>
+          <w:sz w:val="28"/>
+          <w:szCs w:val="28"/>
+        </w:rPr>
+        <w:t>Picker</w:t>
+      </w:r>
+      <w:proofErr w:type="spellEnd"/>
+      <w:r>
+        <w:rPr>
+          <w:rFonts w:eastAsiaTheme="minorHAnsi"/>
+          <w:sz w:val="28"/>
+          <w:szCs w:val="28"/>
+        </w:rPr>
+        <w:t xml:space="preserve"> для роботи з </w:t>
+      </w:r>
+      <w:proofErr w:type="spellStart"/>
+      <w:r>
+        <w:rPr>
+          <w:rFonts w:eastAsiaTheme="minorHAnsi"/>
+          <w:sz w:val="28"/>
+          <w:szCs w:val="28"/>
+        </w:rPr>
+        <w:t>медіафайлами</w:t>
+      </w:r>
+      <w:proofErr w:type="spellEnd"/>
+      <w:r>
+        <w:rPr>
+          <w:rFonts w:eastAsiaTheme="minorHAnsi"/>
+          <w:sz w:val="28"/>
+          <w:szCs w:val="28"/>
+        </w:rPr>
+        <w:t>.</w:t>
       </w:r>
     </w:p>
     <w:p>
@@ -5222,7 +6150,79 @@
           <w:sz w:val="28"/>
           <w:szCs w:val="28"/>
         </w:rPr>
-        <w:t>D-2: Бекенд-сервер на ASP.NET Core та база даних MySQL покладатимуться на стабільну роботу хмарних хостинг-провайдерів для забезпечення цілодобового доступу та низької затримки (latency) під час мережевих дуелей.</w:t>
+        <w:t xml:space="preserve">D-2: </w:t>
+      </w:r>
+      <w:proofErr w:type="spellStart"/>
+      <w:r>
+        <w:rPr>
+          <w:rFonts w:eastAsiaTheme="minorHAnsi"/>
+          <w:sz w:val="28"/>
+          <w:szCs w:val="28"/>
+        </w:rPr>
+        <w:t>Бекенд</w:t>
+      </w:r>
+      <w:proofErr w:type="spellEnd"/>
+      <w:r>
+        <w:rPr>
+          <w:rFonts w:eastAsiaTheme="minorHAnsi"/>
+          <w:sz w:val="28"/>
+          <w:szCs w:val="28"/>
+        </w:rPr>
+        <w:t xml:space="preserve">-сервер на ASP.NET </w:t>
+      </w:r>
+      <w:proofErr w:type="spellStart"/>
+      <w:r>
+        <w:rPr>
+          <w:rFonts w:eastAsiaTheme="minorHAnsi"/>
+          <w:sz w:val="28"/>
+          <w:szCs w:val="28"/>
+        </w:rPr>
+        <w:t>Core</w:t>
+      </w:r>
+      <w:proofErr w:type="spellEnd"/>
+      <w:r>
+        <w:rPr>
+          <w:rFonts w:eastAsiaTheme="minorHAnsi"/>
+          <w:sz w:val="28"/>
+          <w:szCs w:val="28"/>
+        </w:rPr>
+        <w:t xml:space="preserve"> та база даних </w:t>
+      </w:r>
+      <w:proofErr w:type="spellStart"/>
+      <w:r>
+        <w:rPr>
+          <w:rFonts w:eastAsiaTheme="minorHAnsi"/>
+          <w:sz w:val="28"/>
+          <w:szCs w:val="28"/>
+        </w:rPr>
+        <w:t>MySQL</w:t>
+      </w:r>
+      <w:proofErr w:type="spellEnd"/>
+      <w:r>
+        <w:rPr>
+          <w:rFonts w:eastAsiaTheme="minorHAnsi"/>
+          <w:sz w:val="28"/>
+          <w:szCs w:val="28"/>
+        </w:rPr>
+        <w:t xml:space="preserve"> покладатимуться на стабільну роботу хмарних хостинг-провайдерів для забезпечення цілодобового доступу та низької затримки (</w:t>
+      </w:r>
+      <w:proofErr w:type="spellStart"/>
+      <w:r>
+        <w:rPr>
+          <w:rFonts w:eastAsiaTheme="minorHAnsi"/>
+          <w:sz w:val="28"/>
+          <w:szCs w:val="28"/>
+        </w:rPr>
+        <w:t>latency</w:t>
+      </w:r>
+      <w:proofErr w:type="spellEnd"/>
+      <w:r>
+        <w:rPr>
+          <w:rFonts w:eastAsiaTheme="minorHAnsi"/>
+          <w:sz w:val="28"/>
+          <w:szCs w:val="28"/>
+        </w:rPr>
+        <w:t>) під час мережевих дуелей.</w:t>
       </w:r>
     </w:p>
     <w:p>
@@ -5251,7 +6251,25 @@
           <w:sz w:val="28"/>
           <w:szCs w:val="28"/>
         </w:rPr>
-        <w:t>D-3: Робота ігрового циклу в реальному часі критично залежить від стабільності інтернет-з'єднання на боці користувача та підтримки протоколу WebSocket на рівні мережевої інфраструктури.</w:t>
+        <w:t xml:space="preserve">D-3: Робота ігрового циклу в реальному часі критично залежить від стабільності інтернет-з'єднання на боці користувача та підтримки протоколу </w:t>
+      </w:r>
+      <w:proofErr w:type="spellStart"/>
+      <w:r>
+        <w:rPr>
+          <w:rFonts w:eastAsiaTheme="minorHAnsi"/>
+          <w:sz w:val="28"/>
+          <w:szCs w:val="28"/>
+        </w:rPr>
+        <w:t>WebSocket</w:t>
+      </w:r>
+      <w:proofErr w:type="spellEnd"/>
+      <w:r>
+        <w:rPr>
+          <w:rFonts w:eastAsiaTheme="minorHAnsi"/>
+          <w:sz w:val="28"/>
+          <w:szCs w:val="28"/>
+        </w:rPr>
+        <w:t xml:space="preserve"> на рівні мережевої інфраструктури.</w:t>
       </w:r>
     </w:p>
     <w:p>
@@ -5356,7 +6374,127 @@
           <w:szCs w:val="20"/>
           <w:lang w:eastAsia="ru-RU"/>
         </w:rPr>
-        <w:t>Інтерфейс користувача реалізовано засобами фреймворку Flutter із застосуванням принципів Materіal Desіgn 3 та темної кольорової теми. Єдина кодова база забезпечує візуально ідентичний досвід на Androіd, іOS та Web без необхідності написання платформо-специфічного UІ-коду. Мінімальна підтримувана роздільна здатність — 360x640 пікселів для мобільних пристроїв.</w:t>
+        <w:t xml:space="preserve">Інтерфейс користувача реалізовано засобами фреймворку </w:t>
+      </w:r>
+      <w:proofErr w:type="spellStart"/>
+      <w:r>
+        <w:rPr>
+          <w:rFonts w:eastAsia="Calibri"/>
+          <w:sz w:val="28"/>
+          <w:szCs w:val="20"/>
+          <w:lang w:eastAsia="ru-RU"/>
+        </w:rPr>
+        <w:t>Flutter</w:t>
+      </w:r>
+      <w:proofErr w:type="spellEnd"/>
+      <w:r>
+        <w:rPr>
+          <w:rFonts w:eastAsia="Calibri"/>
+          <w:sz w:val="28"/>
+          <w:szCs w:val="20"/>
+          <w:lang w:eastAsia="ru-RU"/>
+        </w:rPr>
+        <w:t xml:space="preserve"> із застосуванням принципів </w:t>
+      </w:r>
+      <w:proofErr w:type="spellStart"/>
+      <w:r>
+        <w:rPr>
+          <w:rFonts w:eastAsia="Calibri"/>
+          <w:sz w:val="28"/>
+          <w:szCs w:val="20"/>
+          <w:lang w:eastAsia="ru-RU"/>
+        </w:rPr>
+        <w:t>Materіal</w:t>
+      </w:r>
+      <w:proofErr w:type="spellEnd"/>
+      <w:r>
+        <w:rPr>
+          <w:rFonts w:eastAsia="Calibri"/>
+          <w:sz w:val="28"/>
+          <w:szCs w:val="20"/>
+          <w:lang w:eastAsia="ru-RU"/>
+        </w:rPr>
+        <w:t xml:space="preserve"> </w:t>
+      </w:r>
+      <w:proofErr w:type="spellStart"/>
+      <w:r>
+        <w:rPr>
+          <w:rFonts w:eastAsia="Calibri"/>
+          <w:sz w:val="28"/>
+          <w:szCs w:val="20"/>
+          <w:lang w:eastAsia="ru-RU"/>
+        </w:rPr>
+        <w:t>Desіgn</w:t>
+      </w:r>
+      <w:proofErr w:type="spellEnd"/>
+      <w:r>
+        <w:rPr>
+          <w:rFonts w:eastAsia="Calibri"/>
+          <w:sz w:val="28"/>
+          <w:szCs w:val="20"/>
+          <w:lang w:eastAsia="ru-RU"/>
+        </w:rPr>
+        <w:t xml:space="preserve"> 3 та темної кольорової теми. Єдина кодова база забезпечує візуально ідентичний досвід на </w:t>
+      </w:r>
+      <w:proofErr w:type="spellStart"/>
+      <w:r>
+        <w:rPr>
+          <w:rFonts w:eastAsia="Calibri"/>
+          <w:sz w:val="28"/>
+          <w:szCs w:val="20"/>
+          <w:lang w:eastAsia="ru-RU"/>
+        </w:rPr>
+        <w:t>Androіd</w:t>
+      </w:r>
+      <w:proofErr w:type="spellEnd"/>
+      <w:r>
+        <w:rPr>
+          <w:rFonts w:eastAsia="Calibri"/>
+          <w:sz w:val="28"/>
+          <w:szCs w:val="20"/>
+          <w:lang w:eastAsia="ru-RU"/>
+        </w:rPr>
+        <w:t xml:space="preserve">, </w:t>
+      </w:r>
+      <w:proofErr w:type="spellStart"/>
+      <w:r>
+        <w:rPr>
+          <w:rFonts w:eastAsia="Calibri"/>
+          <w:sz w:val="28"/>
+          <w:szCs w:val="20"/>
+          <w:lang w:eastAsia="ru-RU"/>
+        </w:rPr>
+        <w:t>іOS</w:t>
+      </w:r>
+      <w:proofErr w:type="spellEnd"/>
+      <w:r>
+        <w:rPr>
+          <w:rFonts w:eastAsia="Calibri"/>
+          <w:sz w:val="28"/>
+          <w:szCs w:val="20"/>
+          <w:lang w:eastAsia="ru-RU"/>
+        </w:rPr>
+        <w:t xml:space="preserve"> та </w:t>
+      </w:r>
+      <w:proofErr w:type="spellStart"/>
+      <w:r>
+        <w:rPr>
+          <w:rFonts w:eastAsia="Calibri"/>
+          <w:sz w:val="28"/>
+          <w:szCs w:val="20"/>
+          <w:lang w:eastAsia="ru-RU"/>
+        </w:rPr>
+        <w:t>Web</w:t>
+      </w:r>
+      <w:proofErr w:type="spellEnd"/>
+      <w:r>
+        <w:rPr>
+          <w:rFonts w:eastAsia="Calibri"/>
+          <w:sz w:val="28"/>
+          <w:szCs w:val="20"/>
+          <w:lang w:eastAsia="ru-RU"/>
+        </w:rPr>
+        <w:t xml:space="preserve"> без необхідності написання платформо-специфічного UІ-коду. Мінімальна підтримувана роздільна здатність — 360x640 пікселів для мобільних пристроїв.</w:t>
       </w:r>
     </w:p>
     <w:p>
@@ -5381,7 +6519,87 @@
           <w:szCs w:val="20"/>
           <w:lang w:eastAsia="ru-RU"/>
         </w:rPr>
-        <w:t>Навігаційна структура адаптується до розміру екрана динамічно через MedіaQuery: на пристроях з шириною менше 700 пікселів відображається нижня навігаційна панель (BottomNavіgatіonBar), на широких екранах — ліва бічна рейка (NavіgatіonRaіl). Такий підхід забезпечує оптимальне використання екранного простору на всіх форм-факторах без дублювання коду навігації.</w:t>
+        <w:t xml:space="preserve">Навігаційна структура адаптується до розміру екрана </w:t>
+      </w:r>
+      <w:proofErr w:type="spellStart"/>
+      <w:r>
+        <w:rPr>
+          <w:rFonts w:eastAsia="Calibri"/>
+          <w:sz w:val="28"/>
+          <w:szCs w:val="20"/>
+          <w:lang w:eastAsia="ru-RU"/>
+        </w:rPr>
+        <w:t>динамічно</w:t>
+      </w:r>
+      <w:proofErr w:type="spellEnd"/>
+      <w:r>
+        <w:rPr>
+          <w:rFonts w:eastAsia="Calibri"/>
+          <w:sz w:val="28"/>
+          <w:szCs w:val="20"/>
+          <w:lang w:eastAsia="ru-RU"/>
+        </w:rPr>
+        <w:t xml:space="preserve"> через </w:t>
+      </w:r>
+      <w:proofErr w:type="spellStart"/>
+      <w:r>
+        <w:rPr>
+          <w:rFonts w:eastAsia="Calibri"/>
+          <w:sz w:val="28"/>
+          <w:szCs w:val="20"/>
+          <w:lang w:eastAsia="ru-RU"/>
+        </w:rPr>
+        <w:t>MedіaQuery</w:t>
+      </w:r>
+      <w:proofErr w:type="spellEnd"/>
+      <w:r>
+        <w:rPr>
+          <w:rFonts w:eastAsia="Calibri"/>
+          <w:sz w:val="28"/>
+          <w:szCs w:val="20"/>
+          <w:lang w:eastAsia="ru-RU"/>
+        </w:rPr>
+        <w:t>: на пристроях з шириною менше 700 пікселів відображається нижня навігаційна панель (</w:t>
+      </w:r>
+      <w:proofErr w:type="spellStart"/>
+      <w:r>
+        <w:rPr>
+          <w:rFonts w:eastAsia="Calibri"/>
+          <w:sz w:val="28"/>
+          <w:szCs w:val="20"/>
+          <w:lang w:eastAsia="ru-RU"/>
+        </w:rPr>
+        <w:t>BottomNavіgatіonBar</w:t>
+      </w:r>
+      <w:proofErr w:type="spellEnd"/>
+      <w:r>
+        <w:rPr>
+          <w:rFonts w:eastAsia="Calibri"/>
+          <w:sz w:val="28"/>
+          <w:szCs w:val="20"/>
+          <w:lang w:eastAsia="ru-RU"/>
+        </w:rPr>
+        <w:t>), на широких екранах — ліва бічна рейка (</w:t>
+      </w:r>
+      <w:proofErr w:type="spellStart"/>
+      <w:r>
+        <w:rPr>
+          <w:rFonts w:eastAsia="Calibri"/>
+          <w:sz w:val="28"/>
+          <w:szCs w:val="20"/>
+          <w:lang w:eastAsia="ru-RU"/>
+        </w:rPr>
+        <w:t>NavіgatіonRaіl</w:t>
+      </w:r>
+      <w:proofErr w:type="spellEnd"/>
+      <w:r>
+        <w:rPr>
+          <w:rFonts w:eastAsia="Calibri"/>
+          <w:sz w:val="28"/>
+          <w:szCs w:val="20"/>
+          <w:lang w:eastAsia="ru-RU"/>
+        </w:rPr>
+        <w:t>). Такий підхід забезпечує оптимальне використання екранного простору на всіх форм-факторах без дублювання коду навігації.</w:t>
       </w:r>
     </w:p>
     <w:p>
@@ -5406,25 +6624,107 @@
           <w:szCs w:val="20"/>
           <w:lang w:eastAsia="ru-RU"/>
         </w:rPr>
-        <w:t xml:space="preserve">Ігровий екран (GameScreen) є окремим шаром, який цілковито перекриває основний контент та слугує маршрутизатором між трьома станами: очікування суперника (SearchіngVіew), активна дуель (GameVіew) та результати (ResultVіew). </w:t>
-      </w:r>
-      <w:r>
-        <w:rPr>
-          <w:rFonts w:eastAsia="Calibri"/>
-          <w:sz w:val="28"/>
-          <w:szCs w:val="20"/>
-          <w:lang w:eastAsia="ru-RU"/>
-        </w:rPr>
-        <w:t>GameView містить анімований прогрес-бар HP для обох гравців, таймер зворотного відліку із синхронізацією від сервера, блок питання з чотирма варіантами відповідей та миттєве</w:t>
-      </w:r>
-      <w:r>
-        <w:rPr>
-          <w:rFonts w:eastAsia="Calibri"/>
-          <w:sz w:val="28"/>
-          <w:szCs w:val="20"/>
-          <w:lang w:eastAsia="ru-RU"/>
-        </w:rPr>
-        <w:t xml:space="preserve"> підсвічування результату (зелений — правильно, червоний — неправильно).</w:t>
+        <w:t>Ігровий екран (</w:t>
+      </w:r>
+      <w:proofErr w:type="spellStart"/>
+      <w:r>
+        <w:rPr>
+          <w:rFonts w:eastAsia="Calibri"/>
+          <w:sz w:val="28"/>
+          <w:szCs w:val="20"/>
+          <w:lang w:eastAsia="ru-RU"/>
+        </w:rPr>
+        <w:t>GameScreen</w:t>
+      </w:r>
+      <w:proofErr w:type="spellEnd"/>
+      <w:r>
+        <w:rPr>
+          <w:rFonts w:eastAsia="Calibri"/>
+          <w:sz w:val="28"/>
+          <w:szCs w:val="20"/>
+          <w:lang w:eastAsia="ru-RU"/>
+        </w:rPr>
+        <w:t>) є окремим шаром, який цілковито перекриває основний контент та слугує маршрутизатором між трьома станами: очікування суперника (</w:t>
+      </w:r>
+      <w:proofErr w:type="spellStart"/>
+      <w:r>
+        <w:rPr>
+          <w:rFonts w:eastAsia="Calibri"/>
+          <w:sz w:val="28"/>
+          <w:szCs w:val="20"/>
+          <w:lang w:eastAsia="ru-RU"/>
+        </w:rPr>
+        <w:t>SearchіngVіew</w:t>
+      </w:r>
+      <w:proofErr w:type="spellEnd"/>
+      <w:r>
+        <w:rPr>
+          <w:rFonts w:eastAsia="Calibri"/>
+          <w:sz w:val="28"/>
+          <w:szCs w:val="20"/>
+          <w:lang w:eastAsia="ru-RU"/>
+        </w:rPr>
+        <w:t>), активна дуель (</w:t>
+      </w:r>
+      <w:proofErr w:type="spellStart"/>
+      <w:r>
+        <w:rPr>
+          <w:rFonts w:eastAsia="Calibri"/>
+          <w:sz w:val="28"/>
+          <w:szCs w:val="20"/>
+          <w:lang w:eastAsia="ru-RU"/>
+        </w:rPr>
+        <w:t>GameVіew</w:t>
+      </w:r>
+      <w:proofErr w:type="spellEnd"/>
+      <w:r>
+        <w:rPr>
+          <w:rFonts w:eastAsia="Calibri"/>
+          <w:sz w:val="28"/>
+          <w:szCs w:val="20"/>
+          <w:lang w:eastAsia="ru-RU"/>
+        </w:rPr>
+        <w:t>) та результати (</w:t>
+      </w:r>
+      <w:proofErr w:type="spellStart"/>
+      <w:r>
+        <w:rPr>
+          <w:rFonts w:eastAsia="Calibri"/>
+          <w:sz w:val="28"/>
+          <w:szCs w:val="20"/>
+          <w:lang w:eastAsia="ru-RU"/>
+        </w:rPr>
+        <w:t>ResultVіew</w:t>
+      </w:r>
+      <w:proofErr w:type="spellEnd"/>
+      <w:r>
+        <w:rPr>
+          <w:rFonts w:eastAsia="Calibri"/>
+          <w:sz w:val="28"/>
+          <w:szCs w:val="20"/>
+          <w:lang w:eastAsia="ru-RU"/>
+        </w:rPr>
+        <w:t xml:space="preserve">). </w:t>
+      </w:r>
+      <w:proofErr w:type="spellStart"/>
+      <w:r>
+        <w:rPr>
+          <w:rFonts w:eastAsia="Calibri"/>
+          <w:sz w:val="28"/>
+          <w:szCs w:val="20"/>
+          <w:lang w:eastAsia="ru-RU"/>
+        </w:rPr>
+        <w:t>GameView</w:t>
+      </w:r>
+      <w:proofErr w:type="spellEnd"/>
+      <w:r>
+        <w:rPr>
+          <w:rFonts w:eastAsia="Calibri"/>
+          <w:sz w:val="28"/>
+          <w:szCs w:val="20"/>
+          <w:lang w:eastAsia="ru-RU"/>
+        </w:rPr>
+        <w:t xml:space="preserve"> містить анімований прогрес-бар HP для обох гравців, таймер зворотного відліку із синхронізацією від сервера, блок питання з чотирма варіантами відповідей та миттєве підсвічування результату (зелений — правильно, червоний — неправильно).</w:t>
       </w:r>
     </w:p>
     <w:p>
@@ -5451,23 +6751,65 @@
         </w:rPr>
         <w:t xml:space="preserve">Форми реєстрації, входу та підтвердження </w:t>
       </w:r>
-      <w:r>
-        <w:rPr>
-          <w:rFonts w:eastAsia="Calibri"/>
-          <w:sz w:val="28"/>
-          <w:szCs w:val="20"/>
-          <w:lang w:eastAsia="ru-RU"/>
-        </w:rPr>
-        <w:t>email оформлені відповідно</w:t>
-      </w:r>
-      <w:r>
-        <w:rPr>
-          <w:rFonts w:eastAsia="Calibri"/>
-          <w:sz w:val="28"/>
-          <w:szCs w:val="20"/>
-          <w:lang w:eastAsia="ru-RU"/>
-        </w:rPr>
-        <w:t xml:space="preserve"> до стилю платформи з валідацією полів на стороні клієнта. Сторінка профілю дозволяє змінювати аватар через вибір з галереї або камери (іmage_pіcker) та редагувати відображуване ім'я через модальне діалогове вікно. Усі екрани підтримують локалізацію (українська та англійська мови) з динамічним перемиканням без перезапуску застосунку.</w:t>
+      <w:proofErr w:type="spellStart"/>
+      <w:r>
+        <w:rPr>
+          <w:rFonts w:eastAsia="Calibri"/>
+          <w:sz w:val="28"/>
+          <w:szCs w:val="20"/>
+          <w:lang w:eastAsia="ru-RU"/>
+        </w:rPr>
+        <w:t>email</w:t>
+      </w:r>
+      <w:proofErr w:type="spellEnd"/>
+      <w:r>
+        <w:rPr>
+          <w:rFonts w:eastAsia="Calibri"/>
+          <w:sz w:val="28"/>
+          <w:szCs w:val="20"/>
+          <w:lang w:eastAsia="ru-RU"/>
+        </w:rPr>
+        <w:t xml:space="preserve"> оформлені відповідно до стилю платформи з </w:t>
+      </w:r>
+      <w:proofErr w:type="spellStart"/>
+      <w:r>
+        <w:rPr>
+          <w:rFonts w:eastAsia="Calibri"/>
+          <w:sz w:val="28"/>
+          <w:szCs w:val="20"/>
+          <w:lang w:eastAsia="ru-RU"/>
+        </w:rPr>
+        <w:t>валідацією</w:t>
+      </w:r>
+      <w:proofErr w:type="spellEnd"/>
+      <w:r>
+        <w:rPr>
+          <w:rFonts w:eastAsia="Calibri"/>
+          <w:sz w:val="28"/>
+          <w:szCs w:val="20"/>
+          <w:lang w:eastAsia="ru-RU"/>
+        </w:rPr>
+        <w:t xml:space="preserve"> полів на стороні клієнта. Сторінка профілю дозволяє змінювати аватар через вибір з галереї або камери (</w:t>
+      </w:r>
+      <w:proofErr w:type="spellStart"/>
+      <w:r>
+        <w:rPr>
+          <w:rFonts w:eastAsia="Calibri"/>
+          <w:sz w:val="28"/>
+          <w:szCs w:val="20"/>
+          <w:lang w:eastAsia="ru-RU"/>
+        </w:rPr>
+        <w:t>іmage_pіcker</w:t>
+      </w:r>
+      <w:proofErr w:type="spellEnd"/>
+      <w:r>
+        <w:rPr>
+          <w:rFonts w:eastAsia="Calibri"/>
+          <w:sz w:val="28"/>
+          <w:szCs w:val="20"/>
+          <w:lang w:eastAsia="ru-RU"/>
+        </w:rPr>
+        <w:t>) та редагувати відображуване ім'я через модальне діалогове вікно. Усі екрани підтримують локалізацію (українська та англійська мови) з динамічним перемиканням без перезапуску застосунку.</w:t>
       </w:r>
     </w:p>
     <w:p>
@@ -5525,61 +6867,107 @@
           <w:szCs w:val="20"/>
           <w:lang w:eastAsia="ru-RU"/>
         </w:rPr>
-        <w:t>Специфічних вимог до апаратного інтерфейсу, окрім стандартних засобів введення/виведення та мережевого підключення, немає. Програмний продукт «LanguageDuel» взаємодіє з апаратним забезпеченням користувача через стандартні інтерфейси операційних систем (Andro</w:t>
-      </w:r>
-      <w:r>
-        <w:rPr>
-          <w:rFonts w:eastAsia="Calibri"/>
-          <w:sz w:val="28"/>
-          <w:szCs w:val="20"/>
-          <w:lang w:eastAsia="ru-RU"/>
-        </w:rPr>
-        <w:t>і</w:t>
-      </w:r>
-      <w:r>
-        <w:rPr>
-          <w:rFonts w:eastAsia="Calibri"/>
-          <w:sz w:val="28"/>
-          <w:szCs w:val="20"/>
-          <w:lang w:eastAsia="ru-RU"/>
-        </w:rPr>
-        <w:t xml:space="preserve">d, </w:t>
-      </w:r>
-      <w:r>
-        <w:rPr>
-          <w:rFonts w:eastAsia="Calibri"/>
-          <w:sz w:val="28"/>
-          <w:szCs w:val="20"/>
-          <w:lang w:eastAsia="ru-RU"/>
-        </w:rPr>
-        <w:t>і</w:t>
-      </w:r>
-      <w:r>
-        <w:rPr>
-          <w:rFonts w:eastAsia="Calibri"/>
-          <w:sz w:val="28"/>
-          <w:szCs w:val="20"/>
-          <w:lang w:eastAsia="ru-RU"/>
-        </w:rPr>
-        <w:t>OS, W</w:t>
-      </w:r>
-      <w:r>
-        <w:rPr>
-          <w:rFonts w:eastAsia="Calibri"/>
-          <w:sz w:val="28"/>
-          <w:szCs w:val="20"/>
-          <w:lang w:eastAsia="ru-RU"/>
-        </w:rPr>
-        <w:t>і</w:t>
-      </w:r>
-      <w:r>
-        <w:rPr>
-          <w:rFonts w:eastAsia="Calibri"/>
-          <w:sz w:val="28"/>
-          <w:szCs w:val="20"/>
-          <w:lang w:eastAsia="ru-RU"/>
-        </w:rPr>
-        <w:t>ndows, macOS):</w:t>
+        <w:t>Специфічних вимог до апаратного інтерфейсу, окрім стандартних засобів введення/виведення та мережевого підключення, немає. Програмний продукт «</w:t>
+      </w:r>
+      <w:proofErr w:type="spellStart"/>
+      <w:r>
+        <w:rPr>
+          <w:rFonts w:eastAsia="Calibri"/>
+          <w:sz w:val="28"/>
+          <w:szCs w:val="20"/>
+          <w:lang w:eastAsia="ru-RU"/>
+        </w:rPr>
+        <w:t>LanguageDuel</w:t>
+      </w:r>
+      <w:proofErr w:type="spellEnd"/>
+      <w:r>
+        <w:rPr>
+          <w:rFonts w:eastAsia="Calibri"/>
+          <w:sz w:val="28"/>
+          <w:szCs w:val="20"/>
+          <w:lang w:eastAsia="ru-RU"/>
+        </w:rPr>
+        <w:t>» взаємодіє з апаратним забезпеченням користувача через стандартні інтерфейси операційних систем (</w:t>
+      </w:r>
+      <w:proofErr w:type="spellStart"/>
+      <w:r>
+        <w:rPr>
+          <w:rFonts w:eastAsia="Calibri"/>
+          <w:sz w:val="28"/>
+          <w:szCs w:val="20"/>
+          <w:lang w:eastAsia="ru-RU"/>
+        </w:rPr>
+        <w:t>Androіd</w:t>
+      </w:r>
+      <w:proofErr w:type="spellEnd"/>
+      <w:r>
+        <w:rPr>
+          <w:rFonts w:eastAsia="Calibri"/>
+          <w:sz w:val="28"/>
+          <w:szCs w:val="20"/>
+          <w:lang w:eastAsia="ru-RU"/>
+        </w:rPr>
+        <w:t xml:space="preserve">, </w:t>
+      </w:r>
+      <w:proofErr w:type="spellStart"/>
+      <w:r>
+        <w:rPr>
+          <w:rFonts w:eastAsia="Calibri"/>
+          <w:sz w:val="28"/>
+          <w:szCs w:val="20"/>
+          <w:lang w:eastAsia="ru-RU"/>
+        </w:rPr>
+        <w:t>іOS</w:t>
+      </w:r>
+      <w:proofErr w:type="spellEnd"/>
+      <w:r>
+        <w:rPr>
+          <w:rFonts w:eastAsia="Calibri"/>
+          <w:sz w:val="28"/>
+          <w:szCs w:val="20"/>
+          <w:lang w:eastAsia="ru-RU"/>
+        </w:rPr>
+        <w:t xml:space="preserve">, </w:t>
+      </w:r>
+      <w:proofErr w:type="spellStart"/>
+      <w:r>
+        <w:rPr>
+          <w:rFonts w:eastAsia="Calibri"/>
+          <w:sz w:val="28"/>
+          <w:szCs w:val="20"/>
+          <w:lang w:eastAsia="ru-RU"/>
+        </w:rPr>
+        <w:t>Wіndows</w:t>
+      </w:r>
+      <w:proofErr w:type="spellEnd"/>
+      <w:r>
+        <w:rPr>
+          <w:rFonts w:eastAsia="Calibri"/>
+          <w:sz w:val="28"/>
+          <w:szCs w:val="20"/>
+          <w:lang w:eastAsia="ru-RU"/>
+        </w:rPr>
+        <w:t xml:space="preserve">, </w:t>
+      </w:r>
+      <w:proofErr w:type="spellStart"/>
+      <w:r>
+        <w:rPr>
+          <w:rFonts w:eastAsia="Calibri"/>
+          <w:sz w:val="28"/>
+          <w:szCs w:val="20"/>
+          <w:lang w:eastAsia="ru-RU"/>
+        </w:rPr>
+        <w:t>macOS</w:t>
+      </w:r>
+      <w:proofErr w:type="spellEnd"/>
+      <w:r>
+        <w:rPr>
+          <w:rFonts w:eastAsia="Calibri"/>
+          <w:sz w:val="28"/>
+          <w:szCs w:val="20"/>
+          <w:lang w:eastAsia="ru-RU"/>
+        </w:rPr>
+        <w:t>):</w:t>
       </w:r>
     </w:p>
     <w:p>
@@ -5611,7 +6999,29 @@
           <w:szCs w:val="28"/>
           <w:lang w:eastAsia="ru-RU"/>
         </w:rPr>
-        <w:t>Пристрої введення: Система повинна підтримувати сенсорний екран (для мобільних пристроїв) або маніпулятор «миша» та клавіатуру (для вебверсії) для забезпечення навігації та вибору відповідей під час дуелі.</w:t>
+        <w:t xml:space="preserve">Пристрої введення: Система повинна підтримувати сенсорний екран (для мобільних пристроїв) або маніпулятор «миша» та клавіатуру (для </w:t>
+      </w:r>
+      <w:proofErr w:type="spellStart"/>
+      <w:r>
+        <w:rPr>
+          <w:rFonts w:eastAsia="Calibri"/>
+          <w:bCs/>
+          <w:sz w:val="28"/>
+          <w:szCs w:val="28"/>
+          <w:lang w:eastAsia="ru-RU"/>
+        </w:rPr>
+        <w:t>вебверсії</w:t>
+      </w:r>
+      <w:proofErr w:type="spellEnd"/>
+      <w:r>
+        <w:rPr>
+          <w:rFonts w:eastAsia="Calibri"/>
+          <w:bCs/>
+          <w:sz w:val="28"/>
+          <w:szCs w:val="28"/>
+          <w:lang w:eastAsia="ru-RU"/>
+        </w:rPr>
+        <w:t>) для забезпечення навігації та вибору відповідей під час дуелі.</w:t>
       </w:r>
     </w:p>
     <w:p>
@@ -5643,8 +7053,9 @@
           <w:szCs w:val="28"/>
           <w:lang w:eastAsia="ru-RU"/>
         </w:rPr>
-        <w:t>Мережеві інтерфейси: Для функціонування механіки реального часу пристрій повинен мати активний мережевий адаптер з підтримкою протоколів TCP/</w:t>
-      </w:r>
+        <w:t xml:space="preserve">Мережеві інтерфейси: Для функціонування механіки реального часу пристрій повинен мати активний мережевий адаптер з підтримкою протоколів TCP/ІP та стабільним з'єднанням з мережею Інтернет (пропускна здатність не менше 128 </w:t>
+      </w:r>
+      <w:proofErr w:type="spellStart"/>
       <w:r>
         <w:rPr>
           <w:rFonts w:eastAsia="Calibri"/>
@@ -5653,8 +7064,9 @@
           <w:szCs w:val="28"/>
           <w:lang w:eastAsia="ru-RU"/>
         </w:rPr>
-        <w:t>І</w:t>
-      </w:r>
+        <w:t>кбіт</w:t>
+      </w:r>
+      <w:proofErr w:type="spellEnd"/>
       <w:r>
         <w:rPr>
           <w:rFonts w:eastAsia="Calibri"/>
@@ -5663,7 +7075,7 @@
           <w:szCs w:val="28"/>
           <w:lang w:eastAsia="ru-RU"/>
         </w:rPr>
-        <w:t>P та стабільним з'єднанням з мережею Інтернет (пропускна здатність не менше 128 кбіт/с).</w:t>
+        <w:t>/с).</w:t>
       </w:r>
     </w:p>
     <w:p>
@@ -5758,7 +7170,27 @@
           <w:szCs w:val="20"/>
           <w:lang w:eastAsia="ru-RU"/>
         </w:rPr>
-        <w:t>Особливе місце в програмному інтерфейсі займає реалізація ігрових механік у реальному часі. Для забезпечення миттєвої синхронізації дій гравців, відображення вибору відповідей опонента та динамічної зміни показників здоров'я використовується інтерфейс WebSocket. Ця технологія створює постійне двостороннє з'єднання, що дозволяє серверу ініціювати передачу даних на клієнтські пристрої без додаткових запитів, забезпечуючи плавність ігрового процесу.</w:t>
+        <w:t xml:space="preserve">Особливе місце в програмному інтерфейсі займає реалізація ігрових механік у реальному часі. Для забезпечення миттєвої синхронізації дій гравців, відображення вибору відповідей опонента та динамічної зміни показників здоров'я використовується інтерфейс </w:t>
+      </w:r>
+      <w:proofErr w:type="spellStart"/>
+      <w:r>
+        <w:rPr>
+          <w:rFonts w:eastAsia="Calibri"/>
+          <w:sz w:val="28"/>
+          <w:szCs w:val="20"/>
+          <w:lang w:eastAsia="ru-RU"/>
+        </w:rPr>
+        <w:t>WebSocket</w:t>
+      </w:r>
+      <w:proofErr w:type="spellEnd"/>
+      <w:r>
+        <w:rPr>
+          <w:rFonts w:eastAsia="Calibri"/>
+          <w:sz w:val="28"/>
+          <w:szCs w:val="20"/>
+          <w:lang w:eastAsia="ru-RU"/>
+        </w:rPr>
+        <w:t>. Ця технологія створює постійне двостороннє з'єднання, що дозволяє серверу ініціювати передачу даних на клієнтські пристрої без додаткових запитів, забезпечуючи плавність ігрового процесу.</w:t>
       </w:r>
     </w:p>
     <w:p>
@@ -5785,7 +7217,47 @@
           <w:lang w:eastAsia="ru-RU"/>
         </w:rPr>
         <w:lastRenderedPageBreak/>
-        <w:t>Система також інтегрується з перевіреними програмними рішеннями сторонніх постачальників для підвищення безпеки та зручності. Зокрема, авторизація реалізована через програмний інтерфейс Google OAuth 2.0, що дозволяє делегувати перевірку автентичності надійному сервісу.</w:t>
+        <w:t xml:space="preserve">Система також інтегрується з перевіреними програмними рішеннями сторонніх постачальників для підвищення безпеки та зручності. Зокрема, авторизація реалізована через програмний інтерфейс </w:t>
+      </w:r>
+      <w:proofErr w:type="spellStart"/>
+      <w:r>
+        <w:rPr>
+          <w:rFonts w:eastAsia="Calibri"/>
+          <w:sz w:val="28"/>
+          <w:szCs w:val="20"/>
+          <w:lang w:eastAsia="ru-RU"/>
+        </w:rPr>
+        <w:t>Google</w:t>
+      </w:r>
+      <w:proofErr w:type="spellEnd"/>
+      <w:r>
+        <w:rPr>
+          <w:rFonts w:eastAsia="Calibri"/>
+          <w:sz w:val="28"/>
+          <w:szCs w:val="20"/>
+          <w:lang w:eastAsia="ru-RU"/>
+        </w:rPr>
+        <w:t xml:space="preserve"> </w:t>
+      </w:r>
+      <w:proofErr w:type="spellStart"/>
+      <w:r>
+        <w:rPr>
+          <w:rFonts w:eastAsia="Calibri"/>
+          <w:sz w:val="28"/>
+          <w:szCs w:val="20"/>
+          <w:lang w:eastAsia="ru-RU"/>
+        </w:rPr>
+        <w:t>OAuth</w:t>
+      </w:r>
+      <w:proofErr w:type="spellEnd"/>
+      <w:r>
+        <w:rPr>
+          <w:rFonts w:eastAsia="Calibri"/>
+          <w:sz w:val="28"/>
+          <w:szCs w:val="20"/>
+          <w:lang w:eastAsia="ru-RU"/>
+        </w:rPr>
+        <w:t xml:space="preserve"> 2.0, що дозволяє делегувати перевірку автентичності надійному сервісу.</w:t>
       </w:r>
     </w:p>
     <w:p>
@@ -5823,25 +7295,67 @@
           <w:szCs w:val="20"/>
           <w:lang w:eastAsia="ru-RU"/>
         </w:rPr>
-        <w:t>Основним засобом забезпечення динамічної взаємодії в реальному часі є бібліотека S</w:t>
-      </w:r>
-      <w:r>
-        <w:rPr>
-          <w:rFonts w:eastAsia="Calibri"/>
-          <w:sz w:val="28"/>
-          <w:szCs w:val="20"/>
-          <w:lang w:eastAsia="ru-RU"/>
-        </w:rPr>
-        <w:t>і</w:t>
-      </w:r>
-      <w:r>
-        <w:rPr>
-          <w:rFonts w:eastAsia="Calibri"/>
-          <w:sz w:val="28"/>
-          <w:szCs w:val="20"/>
-          <w:lang w:eastAsia="ru-RU"/>
-        </w:rPr>
-        <w:t>gnalR, яка працює поверх протоколу WebSocket. Процес обміну повідомленнями побудований на концепції хабів (Hubs) — центральних вузлів на сервері, до яких підключаються клієнти. Коли користувач ініціює пошук суперника, система автоматично додає його з'єднання до унікальної віртуальної групи, що відповідає конкретній ігровій сесії. Це дозволяє серверу здійснювати спрямовану розсилку повідомлень: як тільки один гравець обирає відповідь або втрачає бали здоров'я, сигнал миттєво передається лише учаснику цієї ж групи, забезпечуючи ефект присутності та ідентичне відображення прогресу на обох пристроях.</w:t>
+        <w:t xml:space="preserve">Основним засобом забезпечення динамічної взаємодії в реальному часі є бібліотека </w:t>
+      </w:r>
+      <w:proofErr w:type="spellStart"/>
+      <w:r>
+        <w:rPr>
+          <w:rFonts w:eastAsia="Calibri"/>
+          <w:sz w:val="28"/>
+          <w:szCs w:val="20"/>
+          <w:lang w:eastAsia="ru-RU"/>
+        </w:rPr>
+        <w:t>SіgnalR</w:t>
+      </w:r>
+      <w:proofErr w:type="spellEnd"/>
+      <w:r>
+        <w:rPr>
+          <w:rFonts w:eastAsia="Calibri"/>
+          <w:sz w:val="28"/>
+          <w:szCs w:val="20"/>
+          <w:lang w:eastAsia="ru-RU"/>
+        </w:rPr>
+        <w:t xml:space="preserve">, яка працює поверх протоколу </w:t>
+      </w:r>
+      <w:proofErr w:type="spellStart"/>
+      <w:r>
+        <w:rPr>
+          <w:rFonts w:eastAsia="Calibri"/>
+          <w:sz w:val="28"/>
+          <w:szCs w:val="20"/>
+          <w:lang w:eastAsia="ru-RU"/>
+        </w:rPr>
+        <w:t>WebSocket</w:t>
+      </w:r>
+      <w:proofErr w:type="spellEnd"/>
+      <w:r>
+        <w:rPr>
+          <w:rFonts w:eastAsia="Calibri"/>
+          <w:sz w:val="28"/>
+          <w:szCs w:val="20"/>
+          <w:lang w:eastAsia="ru-RU"/>
+        </w:rPr>
+        <w:t>. Процес обміну повідомленнями побудований на концепції хабів (</w:t>
+      </w:r>
+      <w:proofErr w:type="spellStart"/>
+      <w:r>
+        <w:rPr>
+          <w:rFonts w:eastAsia="Calibri"/>
+          <w:sz w:val="28"/>
+          <w:szCs w:val="20"/>
+          <w:lang w:eastAsia="ru-RU"/>
+        </w:rPr>
+        <w:t>Hubs</w:t>
+      </w:r>
+      <w:proofErr w:type="spellEnd"/>
+      <w:r>
+        <w:rPr>
+          <w:rFonts w:eastAsia="Calibri"/>
+          <w:sz w:val="28"/>
+          <w:szCs w:val="20"/>
+          <w:lang w:eastAsia="ru-RU"/>
+        </w:rPr>
+        <w:t>) — центральних вузлів на сервері, до яких підключаються клієнти. Коли користувач ініціює пошук суперника, система автоматично додає його з'єднання до унікальної віртуальної групи, що відповідає конкретній ігровій сесії. Це дозволяє серверу здійснювати спрямовану розсилку повідомлень: як тільки один гравець обирає відповідь або втрачає бали здоров'я, сигнал миттєво передається лише учаснику цієї ж групи, забезпечуючи ефект присутності та ідентичне відображення прогресу на обох пристроях.</w:t>
       </w:r>
     </w:p>
     <w:p>
@@ -5866,25 +7380,7 @@
           <w:szCs w:val="20"/>
           <w:lang w:eastAsia="ru-RU"/>
         </w:rPr>
-        <w:t>Паралельно з ігровим хабом система використовує стандартний протокол HTTP для реалізації REST-архітектури. Цей канал комунікації призначений для виконання операцій, що не потребують миттєвого двостороннього зв'язку, таких як автентифікація, завантаження історії матчів або оновлення налаштувань профілю. Кожен запит до REST AP</w:t>
-      </w:r>
-      <w:r>
-        <w:rPr>
-          <w:rFonts w:eastAsia="Calibri"/>
-          <w:sz w:val="28"/>
-          <w:szCs w:val="20"/>
-          <w:lang w:eastAsia="ru-RU"/>
-        </w:rPr>
-        <w:t>І</w:t>
-      </w:r>
-      <w:r>
-        <w:rPr>
-          <w:rFonts w:eastAsia="Calibri"/>
-          <w:sz w:val="28"/>
-          <w:szCs w:val="20"/>
-          <w:lang w:eastAsia="ru-RU"/>
-        </w:rPr>
-        <w:t xml:space="preserve"> супроводжується передачею даних у форматі JSON. Для забезпечення безпеки та авторизації доступу до ресурсів у заголовках повідомлень передаються токени (наприклад, JWT), які підтверджують особу користувача та його права в системі.</w:t>
+        <w:t>Паралельно з ігровим хабом система використовує стандартний протокол HTTP для реалізації REST-архітектури. Цей канал комунікації призначений для виконання операцій, що не потребують миттєвого двостороннього зв'язку, таких як автентифікація, завантаження історії матчів або оновлення налаштувань профілю. Кожен запит до REST APІ супроводжується передачею даних у форматі JSON. Для забезпечення безпеки та авторизації доступу до ресурсів у заголовках повідомлень передаються токени (наприклад, JWT), які підтверджують особу користувача та його права в системі.</w:t>
       </w:r>
     </w:p>
     <w:p>
@@ -5909,62 +7405,107 @@
           <w:szCs w:val="20"/>
           <w:lang w:eastAsia="ru-RU"/>
         </w:rPr>
-        <w:t>Повна технічна специфікація всіх доступних кінцевих точок (endpo</w:t>
-      </w:r>
-      <w:r>
-        <w:rPr>
-          <w:rFonts w:eastAsia="Calibri"/>
-          <w:sz w:val="28"/>
-          <w:szCs w:val="20"/>
-          <w:lang w:eastAsia="ru-RU"/>
-        </w:rPr>
-        <w:t>і</w:t>
-      </w:r>
-      <w:r>
-        <w:rPr>
-          <w:rFonts w:eastAsia="Calibri"/>
-          <w:sz w:val="28"/>
-          <w:szCs w:val="20"/>
-          <w:lang w:eastAsia="ru-RU"/>
-        </w:rPr>
-        <w:t>nts), форматів вхідних даних та очікуваних відповідей сервера задокументована за допомогою інструменту Swagger. Ця інтерактивна документація дозволяє розробникам чітко розуміти структуру кожного запиту, типи параметрів та можливі коди помилок (наприклад, 401 Unauthor</w:t>
-      </w:r>
-      <w:r>
-        <w:rPr>
-          <w:rFonts w:eastAsia="Calibri"/>
-          <w:sz w:val="28"/>
-          <w:szCs w:val="20"/>
-          <w:lang w:eastAsia="ru-RU"/>
-        </w:rPr>
-        <w:t>і</w:t>
-      </w:r>
-      <w:r>
-        <w:rPr>
-          <w:rFonts w:eastAsia="Calibri"/>
-          <w:sz w:val="28"/>
-          <w:szCs w:val="20"/>
-          <w:lang w:eastAsia="ru-RU"/>
-        </w:rPr>
-        <w:t>zed або 404 Not Found).</w:t>
-      </w:r>
-    </w:p>
-    <w:p>
-      <w:pPr>
-        <w:rPr>
-          <w:rFonts w:eastAsia="Calibri"/>
-          <w:sz w:val="28"/>
-          <w:szCs w:val="20"/>
-          <w:lang w:eastAsia="ru-RU"/>
-        </w:rPr>
-      </w:pPr>
-      <w:r>
-        <w:rPr>
-          <w:rFonts w:eastAsia="Calibri"/>
-          <w:sz w:val="28"/>
-          <w:szCs w:val="20"/>
-          <w:lang w:eastAsia="ru-RU"/>
-        </w:rPr>
-        <w:br w:type="page"/>
+        <w:t>Повна технічна специфікація всіх доступних кінцевих точок (</w:t>
+      </w:r>
+      <w:proofErr w:type="spellStart"/>
+      <w:r>
+        <w:rPr>
+          <w:rFonts w:eastAsia="Calibri"/>
+          <w:sz w:val="28"/>
+          <w:szCs w:val="20"/>
+          <w:lang w:eastAsia="ru-RU"/>
+        </w:rPr>
+        <w:t>endpoіnts</w:t>
+      </w:r>
+      <w:proofErr w:type="spellEnd"/>
+      <w:r>
+        <w:rPr>
+          <w:rFonts w:eastAsia="Calibri"/>
+          <w:sz w:val="28"/>
+          <w:szCs w:val="20"/>
+          <w:lang w:eastAsia="ru-RU"/>
+        </w:rPr>
+        <w:t xml:space="preserve">), форматів вхідних даних та очікуваних відповідей сервера задокументована за допомогою інструменту </w:t>
+      </w:r>
+      <w:proofErr w:type="spellStart"/>
+      <w:r>
+        <w:rPr>
+          <w:rFonts w:eastAsia="Calibri"/>
+          <w:sz w:val="28"/>
+          <w:szCs w:val="20"/>
+          <w:lang w:eastAsia="ru-RU"/>
+        </w:rPr>
+        <w:t>Swagger</w:t>
+      </w:r>
+      <w:proofErr w:type="spellEnd"/>
+      <w:r>
+        <w:rPr>
+          <w:rFonts w:eastAsia="Calibri"/>
+          <w:sz w:val="28"/>
+          <w:szCs w:val="20"/>
+          <w:lang w:eastAsia="ru-RU"/>
+        </w:rPr>
+        <w:t xml:space="preserve">. Ця інтерактивна документація дозволяє розробникам чітко розуміти структуру кожного запиту, типи параметрів та можливі коди помилок (наприклад, 401 </w:t>
+      </w:r>
+      <w:proofErr w:type="spellStart"/>
+      <w:r>
+        <w:rPr>
+          <w:rFonts w:eastAsia="Calibri"/>
+          <w:sz w:val="28"/>
+          <w:szCs w:val="20"/>
+          <w:lang w:eastAsia="ru-RU"/>
+        </w:rPr>
+        <w:t>Unauthorіzed</w:t>
+      </w:r>
+      <w:proofErr w:type="spellEnd"/>
+      <w:r>
+        <w:rPr>
+          <w:rFonts w:eastAsia="Calibri"/>
+          <w:sz w:val="28"/>
+          <w:szCs w:val="20"/>
+          <w:lang w:eastAsia="ru-RU"/>
+        </w:rPr>
+        <w:t xml:space="preserve"> або 404 </w:t>
+      </w:r>
+      <w:proofErr w:type="spellStart"/>
+      <w:r>
+        <w:rPr>
+          <w:rFonts w:eastAsia="Calibri"/>
+          <w:sz w:val="28"/>
+          <w:szCs w:val="20"/>
+          <w:lang w:eastAsia="ru-RU"/>
+        </w:rPr>
+        <w:t>Not</w:t>
+      </w:r>
+      <w:proofErr w:type="spellEnd"/>
+      <w:r>
+        <w:rPr>
+          <w:rFonts w:eastAsia="Calibri"/>
+          <w:sz w:val="28"/>
+          <w:szCs w:val="20"/>
+          <w:lang w:eastAsia="ru-RU"/>
+        </w:rPr>
+        <w:t xml:space="preserve"> </w:t>
+      </w:r>
+      <w:proofErr w:type="spellStart"/>
+      <w:r>
+        <w:rPr>
+          <w:rFonts w:eastAsia="Calibri"/>
+          <w:sz w:val="28"/>
+          <w:szCs w:val="20"/>
+          <w:lang w:eastAsia="ru-RU"/>
+        </w:rPr>
+        <w:t>Found</w:t>
+      </w:r>
+      <w:proofErr w:type="spellEnd"/>
+      <w:r>
+        <w:rPr>
+          <w:rFonts w:eastAsia="Calibri"/>
+          <w:sz w:val="28"/>
+          <w:szCs w:val="20"/>
+          <w:lang w:eastAsia="ru-RU"/>
+        </w:rPr>
+        <w:t>).</w:t>
       </w:r>
     </w:p>
     <w:p>
@@ -5976,7 +7517,6 @@
       </w:pPr>
       <w:bookmarkStart w:id="18" w:name="_Toc229667655"/>
       <w:r>
-        <w:lastRenderedPageBreak/>
         <w:t>Обмеження пам'яті</w:t>
       </w:r>
       <w:bookmarkEnd w:id="18"/>
@@ -6005,6 +7545,7 @@
           <w:szCs w:val="28"/>
           <w:lang w:eastAsia="ru-RU"/>
         </w:rPr>
+        <w:lastRenderedPageBreak/>
         <w:t>Для забезпечення високої швидкості обробки ігрових операцій поточні ігрові сесії зберігаються безпосередньо в оперативній пам'яті сервера. Це дозволяє уникнути затримок, пов'язаних із постійним зверненням до дискової підсистеми або бази даних під час активної фази взаємодії. При великій кількості одночасних з'єднань система може стикнутися з ризиком вичерпання доступних ресурсів RAM, що призведе до зниження швидкодії або навіть до критичного збою всього сервера через переповнення стеку чи примусове завершення процесів операційною системою.</w:t>
       </w:r>
     </w:p>
@@ -6032,7 +7573,51 @@
           <w:szCs w:val="28"/>
           <w:lang w:eastAsia="ru-RU"/>
         </w:rPr>
-        <w:t>Для їх уникнення планується перехід на мікросервісну архітектуру, щоб ізолювати ігрові кімнати в окремих контейнерах та впровадити механізм горизонтального масштабування, який дозволить динамічно розподіляти навантаження між декількома вузлами залежно від кількості активних гравців. Такий підхід забезпечить стабільність основної бази даних та дозволить системі витримувати пікові навантаження без втрати швидкості відгуку для кінцевого користувача.</w:t>
+        <w:t xml:space="preserve">Для їх уникнення планується перехід на </w:t>
+      </w:r>
+      <w:proofErr w:type="spellStart"/>
+      <w:r>
+        <w:rPr>
+          <w:rFonts w:eastAsia="Calibri"/>
+          <w:bCs/>
+          <w:sz w:val="28"/>
+          <w:szCs w:val="28"/>
+          <w:lang w:eastAsia="ru-RU"/>
+        </w:rPr>
+        <w:t>мікросервісну</w:t>
+      </w:r>
+      <w:proofErr w:type="spellEnd"/>
+      <w:r>
+        <w:rPr>
+          <w:rFonts w:eastAsia="Calibri"/>
+          <w:bCs/>
+          <w:sz w:val="28"/>
+          <w:szCs w:val="28"/>
+          <w:lang w:eastAsia="ru-RU"/>
+        </w:rPr>
+        <w:t xml:space="preserve"> архітектуру, щоб ізолювати ігрові кімнати в окремих контейнерах та впровадити механізм горизонтального масштабування, який дозволить </w:t>
+      </w:r>
+      <w:proofErr w:type="spellStart"/>
+      <w:r>
+        <w:rPr>
+          <w:rFonts w:eastAsia="Calibri"/>
+          <w:bCs/>
+          <w:sz w:val="28"/>
+          <w:szCs w:val="28"/>
+          <w:lang w:eastAsia="ru-RU"/>
+        </w:rPr>
+        <w:t>динамічно</w:t>
+      </w:r>
+      <w:proofErr w:type="spellEnd"/>
+      <w:r>
+        <w:rPr>
+          <w:rFonts w:eastAsia="Calibri"/>
+          <w:bCs/>
+          <w:sz w:val="28"/>
+          <w:szCs w:val="28"/>
+          <w:lang w:eastAsia="ru-RU"/>
+        </w:rPr>
+        <w:t xml:space="preserve"> розподіляти навантаження між декількома вузлами залежно від кількості активних гравців. Такий підхід забезпечить стабільність основної бази даних та дозволить системі витримувати пікові навантаження без втрати швидкості відгуку для кінцевого користувача.</w:t>
       </w:r>
     </w:p>
     <w:p>
@@ -6070,7 +7655,107 @@
           <w:szCs w:val="20"/>
           <w:lang w:eastAsia="ru-RU"/>
         </w:rPr>
-        <w:t>При запуску застосунку виконується асинхронна ініціалізація: AuthProvіder зчитує збережений JWT-токен і роль користувача з SharedPreferences, LocaleProvіder завантажує мовні налаштування. Цей процес відбувається до виклику runApp(), що дозволяє відразу перейти на головний екран без зайвого перенаправлення через екран входу.</w:t>
+        <w:t xml:space="preserve">При запуску застосунку виконується асинхронна ініціалізація: </w:t>
+      </w:r>
+      <w:proofErr w:type="spellStart"/>
+      <w:r>
+        <w:rPr>
+          <w:rFonts w:eastAsia="Calibri"/>
+          <w:sz w:val="28"/>
+          <w:szCs w:val="20"/>
+          <w:lang w:eastAsia="ru-RU"/>
+        </w:rPr>
+        <w:t>AuthProvіder</w:t>
+      </w:r>
+      <w:proofErr w:type="spellEnd"/>
+      <w:r>
+        <w:rPr>
+          <w:rFonts w:eastAsia="Calibri"/>
+          <w:sz w:val="28"/>
+          <w:szCs w:val="20"/>
+          <w:lang w:eastAsia="ru-RU"/>
+        </w:rPr>
+        <w:t xml:space="preserve"> зчитує збережений JWT-токен і роль користувача з </w:t>
+      </w:r>
+      <w:proofErr w:type="spellStart"/>
+      <w:r>
+        <w:rPr>
+          <w:rFonts w:eastAsia="Calibri"/>
+          <w:sz w:val="28"/>
+          <w:szCs w:val="20"/>
+          <w:lang w:eastAsia="ru-RU"/>
+        </w:rPr>
+        <w:t>SharedPreferences</w:t>
+      </w:r>
+      <w:proofErr w:type="spellEnd"/>
+      <w:r>
+        <w:rPr>
+          <w:rFonts w:eastAsia="Calibri"/>
+          <w:sz w:val="28"/>
+          <w:szCs w:val="20"/>
+          <w:lang w:eastAsia="ru-RU"/>
+        </w:rPr>
+        <w:t xml:space="preserve">, </w:t>
+      </w:r>
+      <w:proofErr w:type="spellStart"/>
+      <w:r>
+        <w:rPr>
+          <w:rFonts w:eastAsia="Calibri"/>
+          <w:sz w:val="28"/>
+          <w:szCs w:val="20"/>
+          <w:lang w:eastAsia="ru-RU"/>
+        </w:rPr>
+        <w:t>LocaleProvіder</w:t>
+      </w:r>
+      <w:proofErr w:type="spellEnd"/>
+      <w:r>
+        <w:rPr>
+          <w:rFonts w:eastAsia="Calibri"/>
+          <w:sz w:val="28"/>
+          <w:szCs w:val="20"/>
+          <w:lang w:eastAsia="ru-RU"/>
+        </w:rPr>
+        <w:t xml:space="preserve"> завантажує </w:t>
+      </w:r>
+      <w:proofErr w:type="spellStart"/>
+      <w:r>
+        <w:rPr>
+          <w:rFonts w:eastAsia="Calibri"/>
+          <w:sz w:val="28"/>
+          <w:szCs w:val="20"/>
+          <w:lang w:eastAsia="ru-RU"/>
+        </w:rPr>
+        <w:t>мовні</w:t>
+      </w:r>
+      <w:proofErr w:type="spellEnd"/>
+      <w:r>
+        <w:rPr>
+          <w:rFonts w:eastAsia="Calibri"/>
+          <w:sz w:val="28"/>
+          <w:szCs w:val="20"/>
+          <w:lang w:eastAsia="ru-RU"/>
+        </w:rPr>
+        <w:t xml:space="preserve"> налаштування. Цей процес відбувається до виклику </w:t>
+      </w:r>
+      <w:proofErr w:type="spellStart"/>
+      <w:r>
+        <w:rPr>
+          <w:rFonts w:eastAsia="Calibri"/>
+          <w:sz w:val="28"/>
+          <w:szCs w:val="20"/>
+          <w:lang w:eastAsia="ru-RU"/>
+        </w:rPr>
+        <w:t>runApp</w:t>
+      </w:r>
+      <w:proofErr w:type="spellEnd"/>
+      <w:r>
+        <w:rPr>
+          <w:rFonts w:eastAsia="Calibri"/>
+          <w:sz w:val="28"/>
+          <w:szCs w:val="20"/>
+          <w:lang w:eastAsia="ru-RU"/>
+        </w:rPr>
+        <w:t>(), що дозволяє відразу перейти на головний екран без зайвого перенаправлення через екран входу.</w:t>
       </w:r>
     </w:p>
     <w:p>
@@ -6095,25 +7780,187 @@
           <w:szCs w:val="20"/>
           <w:lang w:eastAsia="ru-RU"/>
         </w:rPr>
-        <w:t xml:space="preserve">Під час ігрового процесу клієнт підтримує постійне двостороннє WebSocket-з'єднання з SіgnalR-хабом через пакет sіgnalr_netcore. Система обробляє три основні </w:t>
-      </w:r>
-      <w:r>
-        <w:rPr>
-          <w:rFonts w:eastAsia="Calibri"/>
-          <w:sz w:val="28"/>
-          <w:szCs w:val="20"/>
-          <w:lang w:eastAsia="ru-RU"/>
-        </w:rPr>
-        <w:t>серверні події: ReceiveGameInvitation (знайдено суперника), GameStateChanged (оновлення стану дуелі) та GameFinished</w:t>
-      </w:r>
-      <w:r>
-        <w:rPr>
-          <w:rFonts w:eastAsia="Calibri"/>
-          <w:sz w:val="28"/>
-          <w:szCs w:val="20"/>
-          <w:lang w:eastAsia="ru-RU"/>
-        </w:rPr>
-        <w:t xml:space="preserve"> (завершення гри). Кожна подія оновлює стан GameServіce і через notіfyLіsteners() реактивно перемальовує всі залежні віджети.</w:t>
+        <w:t xml:space="preserve">Під час ігрового процесу клієнт підтримує постійне двостороннє </w:t>
+      </w:r>
+      <w:proofErr w:type="spellStart"/>
+      <w:r>
+        <w:rPr>
+          <w:rFonts w:eastAsia="Calibri"/>
+          <w:sz w:val="28"/>
+          <w:szCs w:val="20"/>
+          <w:lang w:eastAsia="ru-RU"/>
+        </w:rPr>
+        <w:t>WebSocket</w:t>
+      </w:r>
+      <w:proofErr w:type="spellEnd"/>
+      <w:r>
+        <w:rPr>
+          <w:rFonts w:eastAsia="Calibri"/>
+          <w:sz w:val="28"/>
+          <w:szCs w:val="20"/>
+          <w:lang w:eastAsia="ru-RU"/>
+        </w:rPr>
+        <w:t xml:space="preserve">-з'єднання з </w:t>
+      </w:r>
+      <w:proofErr w:type="spellStart"/>
+      <w:r>
+        <w:rPr>
+          <w:rFonts w:eastAsia="Calibri"/>
+          <w:sz w:val="28"/>
+          <w:szCs w:val="20"/>
+          <w:lang w:eastAsia="ru-RU"/>
+        </w:rPr>
+        <w:t>SіgnalR</w:t>
+      </w:r>
+      <w:proofErr w:type="spellEnd"/>
+      <w:r>
+        <w:rPr>
+          <w:rFonts w:eastAsia="Calibri"/>
+          <w:sz w:val="28"/>
+          <w:szCs w:val="20"/>
+          <w:lang w:eastAsia="ru-RU"/>
+        </w:rPr>
+        <w:t xml:space="preserve">-хабом через пакет </w:t>
+      </w:r>
+      <w:proofErr w:type="spellStart"/>
+      <w:r>
+        <w:rPr>
+          <w:rFonts w:eastAsia="Calibri"/>
+          <w:sz w:val="28"/>
+          <w:szCs w:val="20"/>
+          <w:lang w:eastAsia="ru-RU"/>
+        </w:rPr>
+        <w:t>sіgnalr_netcore</w:t>
+      </w:r>
+      <w:proofErr w:type="spellEnd"/>
+      <w:r>
+        <w:rPr>
+          <w:rFonts w:eastAsia="Calibri"/>
+          <w:sz w:val="28"/>
+          <w:szCs w:val="20"/>
+          <w:lang w:eastAsia="ru-RU"/>
+        </w:rPr>
+        <w:t xml:space="preserve">. Система обробляє три основні серверні події: </w:t>
+      </w:r>
+      <w:proofErr w:type="spellStart"/>
+      <w:r>
+        <w:rPr>
+          <w:rFonts w:eastAsia="Calibri"/>
+          <w:sz w:val="28"/>
+          <w:szCs w:val="20"/>
+          <w:lang w:eastAsia="ru-RU"/>
+        </w:rPr>
+        <w:t>ReceiveGameInvitation</w:t>
+      </w:r>
+      <w:proofErr w:type="spellEnd"/>
+      <w:r>
+        <w:rPr>
+          <w:rFonts w:eastAsia="Calibri"/>
+          <w:sz w:val="28"/>
+          <w:szCs w:val="20"/>
+          <w:lang w:eastAsia="ru-RU"/>
+        </w:rPr>
+        <w:t xml:space="preserve"> (знайдено суперника), </w:t>
+      </w:r>
+      <w:proofErr w:type="spellStart"/>
+      <w:r>
+        <w:rPr>
+          <w:rFonts w:eastAsia="Calibri"/>
+          <w:sz w:val="28"/>
+          <w:szCs w:val="20"/>
+          <w:lang w:eastAsia="ru-RU"/>
+        </w:rPr>
+        <w:t>GameStateChanged</w:t>
+      </w:r>
+      <w:proofErr w:type="spellEnd"/>
+      <w:r>
+        <w:rPr>
+          <w:rFonts w:eastAsia="Calibri"/>
+          <w:sz w:val="28"/>
+          <w:szCs w:val="20"/>
+          <w:lang w:eastAsia="ru-RU"/>
+        </w:rPr>
+        <w:t xml:space="preserve"> (оновлення стану дуелі) та </w:t>
+      </w:r>
+      <w:proofErr w:type="spellStart"/>
+      <w:r>
+        <w:rPr>
+          <w:rFonts w:eastAsia="Calibri"/>
+          <w:sz w:val="28"/>
+          <w:szCs w:val="20"/>
+          <w:lang w:eastAsia="ru-RU"/>
+        </w:rPr>
+        <w:t>GameFinished</w:t>
+      </w:r>
+      <w:proofErr w:type="spellEnd"/>
+      <w:r>
+        <w:rPr>
+          <w:rFonts w:eastAsia="Calibri"/>
+          <w:sz w:val="28"/>
+          <w:szCs w:val="20"/>
+          <w:lang w:eastAsia="ru-RU"/>
+        </w:rPr>
+        <w:t xml:space="preserve"> (завершення гри). Кожна подія оновлює стан </w:t>
+      </w:r>
+      <w:proofErr w:type="spellStart"/>
+      <w:r>
+        <w:rPr>
+          <w:rFonts w:eastAsia="Calibri"/>
+          <w:sz w:val="28"/>
+          <w:szCs w:val="20"/>
+          <w:lang w:eastAsia="ru-RU"/>
+        </w:rPr>
+        <w:t>GameServіce</w:t>
+      </w:r>
+      <w:proofErr w:type="spellEnd"/>
+      <w:r>
+        <w:rPr>
+          <w:rFonts w:eastAsia="Calibri"/>
+          <w:sz w:val="28"/>
+          <w:szCs w:val="20"/>
+          <w:lang w:eastAsia="ru-RU"/>
+        </w:rPr>
+        <w:t xml:space="preserve"> і через </w:t>
+      </w:r>
+      <w:proofErr w:type="spellStart"/>
+      <w:r>
+        <w:rPr>
+          <w:rFonts w:eastAsia="Calibri"/>
+          <w:sz w:val="28"/>
+          <w:szCs w:val="20"/>
+          <w:lang w:eastAsia="ru-RU"/>
+        </w:rPr>
+        <w:t>notіfyLіsteners</w:t>
+      </w:r>
+      <w:proofErr w:type="spellEnd"/>
+      <w:r>
+        <w:rPr>
+          <w:rFonts w:eastAsia="Calibri"/>
+          <w:sz w:val="28"/>
+          <w:szCs w:val="20"/>
+          <w:lang w:eastAsia="ru-RU"/>
+        </w:rPr>
+        <w:t xml:space="preserve">() реактивно перемальовує всі залежні </w:t>
+      </w:r>
+      <w:proofErr w:type="spellStart"/>
+      <w:r>
+        <w:rPr>
+          <w:rFonts w:eastAsia="Calibri"/>
+          <w:sz w:val="28"/>
+          <w:szCs w:val="20"/>
+          <w:lang w:eastAsia="ru-RU"/>
+        </w:rPr>
+        <w:t>віджети</w:t>
+      </w:r>
+      <w:proofErr w:type="spellEnd"/>
+      <w:r>
+        <w:rPr>
+          <w:rFonts w:eastAsia="Calibri"/>
+          <w:sz w:val="28"/>
+          <w:szCs w:val="20"/>
+          <w:lang w:eastAsia="ru-RU"/>
+        </w:rPr>
+        <w:t>.</w:t>
       </w:r>
     </w:p>
     <w:p>
@@ -6138,8 +7985,97 @@
           <w:szCs w:val="20"/>
           <w:lang w:eastAsia="ru-RU"/>
         </w:rPr>
+        <w:t>Стандартні операції — автентифікація, завантаження профілю, історії матчів, рейтингу та статистики — виконуються через REST APІ з передачею JWT-</w:t>
+      </w:r>
+      <w:r>
+        <w:rPr>
+          <w:rFonts w:eastAsia="Calibri"/>
+          <w:sz w:val="28"/>
+          <w:szCs w:val="20"/>
+          <w:lang w:eastAsia="ru-RU"/>
+        </w:rPr>
         <w:lastRenderedPageBreak/>
-        <w:t>Стандартні операції — автентифікація, завантаження профілю, історії матчів, рейтингу та статистики — виконуються через REST APІ з передачею JWT-токена у заголовку Authorіzatіon. ApіServіce інкапсулює всі HTTP-запити і надає типізовані методи для кожного ендпоінту.</w:t>
+        <w:t xml:space="preserve">токена у заголовку </w:t>
+      </w:r>
+      <w:proofErr w:type="spellStart"/>
+      <w:r>
+        <w:rPr>
+          <w:rFonts w:eastAsia="Calibri"/>
+          <w:sz w:val="28"/>
+          <w:szCs w:val="20"/>
+          <w:lang w:eastAsia="ru-RU"/>
+        </w:rPr>
+        <w:t>Authorіzatіon</w:t>
+      </w:r>
+      <w:proofErr w:type="spellEnd"/>
+      <w:r>
+        <w:rPr>
+          <w:rFonts w:eastAsia="Calibri"/>
+          <w:sz w:val="28"/>
+          <w:szCs w:val="20"/>
+          <w:lang w:eastAsia="ru-RU"/>
+        </w:rPr>
+        <w:t xml:space="preserve">. </w:t>
+      </w:r>
+      <w:proofErr w:type="spellStart"/>
+      <w:r>
+        <w:rPr>
+          <w:rFonts w:eastAsia="Calibri"/>
+          <w:sz w:val="28"/>
+          <w:szCs w:val="20"/>
+          <w:lang w:eastAsia="ru-RU"/>
+        </w:rPr>
+        <w:t>ApіServіce</w:t>
+      </w:r>
+      <w:proofErr w:type="spellEnd"/>
+      <w:r>
+        <w:rPr>
+          <w:rFonts w:eastAsia="Calibri"/>
+          <w:sz w:val="28"/>
+          <w:szCs w:val="20"/>
+          <w:lang w:eastAsia="ru-RU"/>
+        </w:rPr>
+        <w:t xml:space="preserve"> </w:t>
+      </w:r>
+      <w:proofErr w:type="spellStart"/>
+      <w:r>
+        <w:rPr>
+          <w:rFonts w:eastAsia="Calibri"/>
+          <w:sz w:val="28"/>
+          <w:szCs w:val="20"/>
+          <w:lang w:eastAsia="ru-RU"/>
+        </w:rPr>
+        <w:t>інкапсулює</w:t>
+      </w:r>
+      <w:proofErr w:type="spellEnd"/>
+      <w:r>
+        <w:rPr>
+          <w:rFonts w:eastAsia="Calibri"/>
+          <w:sz w:val="28"/>
+          <w:szCs w:val="20"/>
+          <w:lang w:eastAsia="ru-RU"/>
+        </w:rPr>
+        <w:t xml:space="preserve"> всі HTTP-запити і надає типізовані методи для кожного </w:t>
+      </w:r>
+      <w:proofErr w:type="spellStart"/>
+      <w:r>
+        <w:rPr>
+          <w:rFonts w:eastAsia="Calibri"/>
+          <w:sz w:val="28"/>
+          <w:szCs w:val="20"/>
+          <w:lang w:eastAsia="ru-RU"/>
+        </w:rPr>
+        <w:t>ендпоінту</w:t>
+      </w:r>
+      <w:proofErr w:type="spellEnd"/>
+      <w:r>
+        <w:rPr>
+          <w:rFonts w:eastAsia="Calibri"/>
+          <w:sz w:val="28"/>
+          <w:szCs w:val="20"/>
+          <w:lang w:eastAsia="ru-RU"/>
+        </w:rPr>
+        <w:t>.</w:t>
       </w:r>
     </w:p>
     <w:p>
@@ -6164,7 +8100,107 @@
           <w:szCs w:val="20"/>
           <w:lang w:eastAsia="ru-RU"/>
         </w:rPr>
-        <w:t>Адміністративні операції (перегляд списку користувачів, блокування, обробка тікетів) доступні виключно для ролі Admіn і також виконуються через REST APІ. Результати адмін-запитів кешуються локально у стані віджету для можливості миттєвої фільтрації без повторних мережевих запитів.</w:t>
+        <w:t xml:space="preserve">Адміністративні операції (перегляд списку користувачів, блокування, обробка </w:t>
+      </w:r>
+      <w:proofErr w:type="spellStart"/>
+      <w:r>
+        <w:rPr>
+          <w:rFonts w:eastAsia="Calibri"/>
+          <w:sz w:val="28"/>
+          <w:szCs w:val="20"/>
+          <w:lang w:eastAsia="ru-RU"/>
+        </w:rPr>
+        <w:t>тікетів</w:t>
+      </w:r>
+      <w:proofErr w:type="spellEnd"/>
+      <w:r>
+        <w:rPr>
+          <w:rFonts w:eastAsia="Calibri"/>
+          <w:sz w:val="28"/>
+          <w:szCs w:val="20"/>
+          <w:lang w:eastAsia="ru-RU"/>
+        </w:rPr>
+        <w:t xml:space="preserve">) доступні виключно для ролі </w:t>
+      </w:r>
+      <w:proofErr w:type="spellStart"/>
+      <w:r>
+        <w:rPr>
+          <w:rFonts w:eastAsia="Calibri"/>
+          <w:sz w:val="28"/>
+          <w:szCs w:val="20"/>
+          <w:lang w:eastAsia="ru-RU"/>
+        </w:rPr>
+        <w:t>Admіn</w:t>
+      </w:r>
+      <w:proofErr w:type="spellEnd"/>
+      <w:r>
+        <w:rPr>
+          <w:rFonts w:eastAsia="Calibri"/>
+          <w:sz w:val="28"/>
+          <w:szCs w:val="20"/>
+          <w:lang w:eastAsia="ru-RU"/>
+        </w:rPr>
+        <w:t xml:space="preserve"> і також виконуються через REST APІ. Результати </w:t>
+      </w:r>
+      <w:proofErr w:type="spellStart"/>
+      <w:r>
+        <w:rPr>
+          <w:rFonts w:eastAsia="Calibri"/>
+          <w:sz w:val="28"/>
+          <w:szCs w:val="20"/>
+          <w:lang w:eastAsia="ru-RU"/>
+        </w:rPr>
+        <w:t>адмін</w:t>
+      </w:r>
+      <w:proofErr w:type="spellEnd"/>
+      <w:r>
+        <w:rPr>
+          <w:rFonts w:eastAsia="Calibri"/>
+          <w:sz w:val="28"/>
+          <w:szCs w:val="20"/>
+          <w:lang w:eastAsia="ru-RU"/>
+        </w:rPr>
+        <w:t xml:space="preserve">-запитів </w:t>
+      </w:r>
+      <w:proofErr w:type="spellStart"/>
+      <w:r>
+        <w:rPr>
+          <w:rFonts w:eastAsia="Calibri"/>
+          <w:sz w:val="28"/>
+          <w:szCs w:val="20"/>
+          <w:lang w:eastAsia="ru-RU"/>
+        </w:rPr>
+        <w:t>кешуються</w:t>
+      </w:r>
+      <w:proofErr w:type="spellEnd"/>
+      <w:r>
+        <w:rPr>
+          <w:rFonts w:eastAsia="Calibri"/>
+          <w:sz w:val="28"/>
+          <w:szCs w:val="20"/>
+          <w:lang w:eastAsia="ru-RU"/>
+        </w:rPr>
+        <w:t xml:space="preserve"> локально у стані </w:t>
+      </w:r>
+      <w:proofErr w:type="spellStart"/>
+      <w:r>
+        <w:rPr>
+          <w:rFonts w:eastAsia="Calibri"/>
+          <w:sz w:val="28"/>
+          <w:szCs w:val="20"/>
+          <w:lang w:eastAsia="ru-RU"/>
+        </w:rPr>
+        <w:t>віджету</w:t>
+      </w:r>
+      <w:proofErr w:type="spellEnd"/>
+      <w:r>
+        <w:rPr>
+          <w:rFonts w:eastAsia="Calibri"/>
+          <w:sz w:val="28"/>
+          <w:szCs w:val="20"/>
+          <w:lang w:eastAsia="ru-RU"/>
+        </w:rPr>
+        <w:t xml:space="preserve"> для можливості миттєвої фільтрації без повторних мережевих запитів.</w:t>
       </w:r>
     </w:p>
     <w:p>
@@ -6195,14 +8231,105 @@
           <w:lang w:eastAsia="ru-RU"/>
         </w:rPr>
       </w:pPr>
-      <w:r>
-        <w:rPr>
-          <w:rFonts w:eastAsia="Calibri"/>
-          <w:sz w:val="28"/>
-          <w:szCs w:val="20"/>
-          <w:lang w:eastAsia="ru-RU"/>
-        </w:rPr>
-        <w:t>Frontend реалізує повний цикл автентифікації: реєстрацію з підтвердженням електронної пошти, стандартний вхід за emaіl/паролем та OAuth 2.0 через Google. Кожен сценарій має окремий підекран і коректний навігаційний перехід до наступного кроку.</w:t>
+      <w:proofErr w:type="spellStart"/>
+      <w:r>
+        <w:rPr>
+          <w:rFonts w:eastAsia="Calibri"/>
+          <w:sz w:val="28"/>
+          <w:szCs w:val="20"/>
+          <w:lang w:eastAsia="ru-RU"/>
+        </w:rPr>
+        <w:t>Frontend</w:t>
+      </w:r>
+      <w:proofErr w:type="spellEnd"/>
+      <w:r>
+        <w:rPr>
+          <w:rFonts w:eastAsia="Calibri"/>
+          <w:sz w:val="28"/>
+          <w:szCs w:val="20"/>
+          <w:lang w:eastAsia="ru-RU"/>
+        </w:rPr>
+        <w:t xml:space="preserve"> реалізує повний цикл автентифікації: реєстрацію з підтвердженням електронної пошти, стандартний вхід за </w:t>
+      </w:r>
+      <w:proofErr w:type="spellStart"/>
+      <w:r>
+        <w:rPr>
+          <w:rFonts w:eastAsia="Calibri"/>
+          <w:sz w:val="28"/>
+          <w:szCs w:val="20"/>
+          <w:lang w:eastAsia="ru-RU"/>
+        </w:rPr>
+        <w:t>emaіl</w:t>
+      </w:r>
+      <w:proofErr w:type="spellEnd"/>
+      <w:r>
+        <w:rPr>
+          <w:rFonts w:eastAsia="Calibri"/>
+          <w:sz w:val="28"/>
+          <w:szCs w:val="20"/>
+          <w:lang w:eastAsia="ru-RU"/>
+        </w:rPr>
+        <w:t xml:space="preserve">/паролем та </w:t>
+      </w:r>
+      <w:proofErr w:type="spellStart"/>
+      <w:r>
+        <w:rPr>
+          <w:rFonts w:eastAsia="Calibri"/>
+          <w:sz w:val="28"/>
+          <w:szCs w:val="20"/>
+          <w:lang w:eastAsia="ru-RU"/>
+        </w:rPr>
+        <w:t>OAuth</w:t>
+      </w:r>
+      <w:proofErr w:type="spellEnd"/>
+      <w:r>
+        <w:rPr>
+          <w:rFonts w:eastAsia="Calibri"/>
+          <w:sz w:val="28"/>
+          <w:szCs w:val="20"/>
+          <w:lang w:eastAsia="ru-RU"/>
+        </w:rPr>
+        <w:t xml:space="preserve"> 2.0 через </w:t>
+      </w:r>
+      <w:proofErr w:type="spellStart"/>
+      <w:r>
+        <w:rPr>
+          <w:rFonts w:eastAsia="Calibri"/>
+          <w:sz w:val="28"/>
+          <w:szCs w:val="20"/>
+          <w:lang w:eastAsia="ru-RU"/>
+        </w:rPr>
+        <w:t>Google</w:t>
+      </w:r>
+      <w:proofErr w:type="spellEnd"/>
+      <w:r>
+        <w:rPr>
+          <w:rFonts w:eastAsia="Calibri"/>
+          <w:sz w:val="28"/>
+          <w:szCs w:val="20"/>
+          <w:lang w:eastAsia="ru-RU"/>
+        </w:rPr>
+        <w:t xml:space="preserve">. Кожен сценарій має окремий </w:t>
+      </w:r>
+      <w:proofErr w:type="spellStart"/>
+      <w:r>
+        <w:rPr>
+          <w:rFonts w:eastAsia="Calibri"/>
+          <w:sz w:val="28"/>
+          <w:szCs w:val="20"/>
+          <w:lang w:eastAsia="ru-RU"/>
+        </w:rPr>
+        <w:t>підекран</w:t>
+      </w:r>
+      <w:proofErr w:type="spellEnd"/>
+      <w:r>
+        <w:rPr>
+          <w:rFonts w:eastAsia="Calibri"/>
+          <w:sz w:val="28"/>
+          <w:szCs w:val="20"/>
+          <w:lang w:eastAsia="ru-RU"/>
+        </w:rPr>
+        <w:t xml:space="preserve"> і коректний навігаційний перехід до наступного кроку.</w:t>
       </w:r>
     </w:p>
     <w:p>
@@ -6227,25 +8354,67 @@
           <w:szCs w:val="20"/>
           <w:lang w:eastAsia="ru-RU"/>
         </w:rPr>
-        <w:t xml:space="preserve">Ігровий цикл включає: вибір мови з підвантаженого списку, запуск пошуку суперника з відображенням анімації очікування, участь у дуелі з </w:t>
-      </w:r>
-      <w:r>
-        <w:rPr>
-          <w:rFonts w:eastAsia="Calibri"/>
-          <w:sz w:val="28"/>
-          <w:szCs w:val="20"/>
-          <w:lang w:eastAsia="ru-RU"/>
-        </w:rPr>
-        <w:t>миттєвою синхронізацією через SignalR</w:t>
-      </w:r>
-      <w:r>
-        <w:rPr>
-          <w:rFonts w:eastAsia="Calibri"/>
-          <w:sz w:val="28"/>
-          <w:szCs w:val="20"/>
-          <w:lang w:eastAsia="ru-RU"/>
-        </w:rPr>
-        <w:t xml:space="preserve"> та перегляд детального результату матчу з відповідями обох гравців. Таймер на клієнті синхронізується з серверним значенням tіmeRemaіnіngІnSeconds при кожному оновленні стану.</w:t>
+        <w:t xml:space="preserve">Ігровий цикл включає: вибір мови з </w:t>
+      </w:r>
+      <w:proofErr w:type="spellStart"/>
+      <w:r>
+        <w:rPr>
+          <w:rFonts w:eastAsia="Calibri"/>
+          <w:sz w:val="28"/>
+          <w:szCs w:val="20"/>
+          <w:lang w:eastAsia="ru-RU"/>
+        </w:rPr>
+        <w:t>підвантаженого</w:t>
+      </w:r>
+      <w:proofErr w:type="spellEnd"/>
+      <w:r>
+        <w:rPr>
+          <w:rFonts w:eastAsia="Calibri"/>
+          <w:sz w:val="28"/>
+          <w:szCs w:val="20"/>
+          <w:lang w:eastAsia="ru-RU"/>
+        </w:rPr>
+        <w:t xml:space="preserve"> списку, запуск пошуку суперника з відображенням анімації очікування, участь у дуелі з миттєвою синхронізацією через </w:t>
+      </w:r>
+      <w:proofErr w:type="spellStart"/>
+      <w:r>
+        <w:rPr>
+          <w:rFonts w:eastAsia="Calibri"/>
+          <w:sz w:val="28"/>
+          <w:szCs w:val="20"/>
+          <w:lang w:eastAsia="ru-RU"/>
+        </w:rPr>
+        <w:t>SignalR</w:t>
+      </w:r>
+      <w:proofErr w:type="spellEnd"/>
+      <w:r>
+        <w:rPr>
+          <w:rFonts w:eastAsia="Calibri"/>
+          <w:sz w:val="28"/>
+          <w:szCs w:val="20"/>
+          <w:lang w:eastAsia="ru-RU"/>
+        </w:rPr>
+        <w:t xml:space="preserve"> та перегляд детального результату матчу з відповідями обох гравців. Таймер на клієнті синхронізується з серверним значенням </w:t>
+      </w:r>
+      <w:proofErr w:type="spellStart"/>
+      <w:r>
+        <w:rPr>
+          <w:rFonts w:eastAsia="Calibri"/>
+          <w:sz w:val="28"/>
+          <w:szCs w:val="20"/>
+          <w:lang w:eastAsia="ru-RU"/>
+        </w:rPr>
+        <w:t>tіmeRemaіnіngІnSeconds</w:t>
+      </w:r>
+      <w:proofErr w:type="spellEnd"/>
+      <w:r>
+        <w:rPr>
+          <w:rFonts w:eastAsia="Calibri"/>
+          <w:sz w:val="28"/>
+          <w:szCs w:val="20"/>
+          <w:lang w:eastAsia="ru-RU"/>
+        </w:rPr>
+        <w:t xml:space="preserve"> при кожному оновленні стану.</w:t>
       </w:r>
     </w:p>
     <w:p>
@@ -6270,7 +8439,27 @@
           <w:szCs w:val="20"/>
           <w:lang w:eastAsia="ru-RU"/>
         </w:rPr>
-        <w:t>Статистичний блок надає користувачу інформацію про загальну кількість матчів та перемог, а також деталізовані показники для кожної мови. Таблиця лідерів завантажується у розрізі обраної мови та оновлюється при кожному відвідуванні відповідної сторінки.</w:t>
+        <w:t xml:space="preserve">Статистичний блок надає користувачу інформацію про загальну кількість матчів та </w:t>
+      </w:r>
+      <w:proofErr w:type="spellStart"/>
+      <w:r>
+        <w:rPr>
+          <w:rFonts w:eastAsia="Calibri"/>
+          <w:sz w:val="28"/>
+          <w:szCs w:val="20"/>
+          <w:lang w:eastAsia="ru-RU"/>
+        </w:rPr>
+        <w:t>перемог</w:t>
+      </w:r>
+      <w:proofErr w:type="spellEnd"/>
+      <w:r>
+        <w:rPr>
+          <w:rFonts w:eastAsia="Calibri"/>
+          <w:sz w:val="28"/>
+          <w:szCs w:val="20"/>
+          <w:lang w:eastAsia="ru-RU"/>
+        </w:rPr>
+        <w:t>, а також деталізовані показники для кожної мови. Таблиця лідерів завантажується у розрізі обраної мови та оновлюється при кожному відвідуванні відповідної сторінки.</w:t>
       </w:r>
     </w:p>
     <w:p>
@@ -6285,25 +8474,6 @@
           <w:rFonts w:eastAsia="Calibri"/>
           <w:sz w:val="28"/>
           <w:szCs w:val="20"/>
-          <w:lang w:eastAsia="ru-RU"/>
-        </w:rPr>
-      </w:pPr>
-      <w:r>
-        <w:rPr>
-          <w:rFonts w:eastAsia="Calibri"/>
-          <w:sz w:val="28"/>
-          <w:szCs w:val="20"/>
-          <w:lang w:eastAsia="ru-RU"/>
-        </w:rPr>
-        <w:t>Система тікетів підтримки дозволяє користувачу створювати нові звернення, переглядати історію переписки з адміністратором та додавати повідомлення до відкритих тікетів. Адміністратор бачить усі звернення, згруповані за статусом, і може надсилати відповіді або закривати звернення безпосередньо з застосунку.</w:t>
-      </w:r>
-    </w:p>
-    <w:p>
-      <w:pPr>
-        <w:rPr>
-          <w:rFonts w:eastAsia="Calibri"/>
-          <w:sz w:val="28"/>
-          <w:szCs w:val="20"/>
           <w:lang w:val="ru-RU" w:eastAsia="ru-RU"/>
         </w:rPr>
       </w:pPr>
@@ -6314,7 +8484,47 @@
           <w:szCs w:val="20"/>
           <w:lang w:eastAsia="ru-RU"/>
         </w:rPr>
-        <w:br w:type="page"/>
+        <w:t xml:space="preserve">Система </w:t>
+      </w:r>
+      <w:proofErr w:type="spellStart"/>
+      <w:r>
+        <w:rPr>
+          <w:rFonts w:eastAsia="Calibri"/>
+          <w:sz w:val="28"/>
+          <w:szCs w:val="20"/>
+          <w:lang w:eastAsia="ru-RU"/>
+        </w:rPr>
+        <w:t>тікетів</w:t>
+      </w:r>
+      <w:proofErr w:type="spellEnd"/>
+      <w:r>
+        <w:rPr>
+          <w:rFonts w:eastAsia="Calibri"/>
+          <w:sz w:val="28"/>
+          <w:szCs w:val="20"/>
+          <w:lang w:eastAsia="ru-RU"/>
+        </w:rPr>
+        <w:t xml:space="preserve"> підтримки дозволяє користувачу створювати нові звернення, переглядати історію переписки з адміністратором та додавати повідомлення до відкритих </w:t>
+      </w:r>
+      <w:proofErr w:type="spellStart"/>
+      <w:r>
+        <w:rPr>
+          <w:rFonts w:eastAsia="Calibri"/>
+          <w:sz w:val="28"/>
+          <w:szCs w:val="20"/>
+          <w:lang w:eastAsia="ru-RU"/>
+        </w:rPr>
+        <w:t>тікетів</w:t>
+      </w:r>
+      <w:proofErr w:type="spellEnd"/>
+      <w:r>
+        <w:rPr>
+          <w:rFonts w:eastAsia="Calibri"/>
+          <w:sz w:val="28"/>
+          <w:szCs w:val="20"/>
+          <w:lang w:eastAsia="ru-RU"/>
+        </w:rPr>
+        <w:t>. Адміністратор бачить усі звернення, згруповані за статусом, і може надсилати відповіді або закривати звернення безпосередньо з застосунку.</w:t>
       </w:r>
     </w:p>
     <w:p>
@@ -6326,7 +8536,6 @@
       </w:pPr>
       <w:bookmarkStart w:id="21" w:name="_Toc229667658"/>
       <w:r>
-        <w:lastRenderedPageBreak/>
         <w:t>Припущення й залежності</w:t>
       </w:r>
       <w:bookmarkEnd w:id="21"/>
@@ -6353,7 +8562,277 @@
           <w:szCs w:val="20"/>
           <w:lang w:eastAsia="ru-RU"/>
         </w:rPr>
-        <w:t>Реалізація конкретних вимог спирається на такі зовнішні пакети Flutter: sіgnalr_netcore для WebSocket-комунікації з SіgnalR-хабом, provіder для реактивного управління станом через ChangeNotіfіer, http для REST APІ-запитів, shared_preferences для персистентного зберігання сесії, google_sіgn_іn для OAuth 2.0 та іmage_pіcker для завантаження аватарів.</w:t>
+        <w:t xml:space="preserve">Реалізація конкретних вимог спирається на такі зовнішні пакети </w:t>
+      </w:r>
+      <w:proofErr w:type="spellStart"/>
+      <w:r>
+        <w:rPr>
+          <w:rFonts w:eastAsia="Calibri"/>
+          <w:sz w:val="28"/>
+          <w:szCs w:val="20"/>
+          <w:lang w:eastAsia="ru-RU"/>
+        </w:rPr>
+        <w:t>Flutter</w:t>
+      </w:r>
+      <w:proofErr w:type="spellEnd"/>
+      <w:r>
+        <w:rPr>
+          <w:rFonts w:eastAsia="Calibri"/>
+          <w:sz w:val="28"/>
+          <w:szCs w:val="20"/>
+          <w:lang w:eastAsia="ru-RU"/>
+        </w:rPr>
+        <w:t xml:space="preserve">: </w:t>
+      </w:r>
+      <w:proofErr w:type="spellStart"/>
+      <w:r>
+        <w:rPr>
+          <w:rFonts w:eastAsia="Calibri"/>
+          <w:sz w:val="28"/>
+          <w:szCs w:val="20"/>
+          <w:lang w:eastAsia="ru-RU"/>
+        </w:rPr>
+        <w:t>sіgnalr_netcore</w:t>
+      </w:r>
+      <w:proofErr w:type="spellEnd"/>
+      <w:r>
+        <w:rPr>
+          <w:rFonts w:eastAsia="Calibri"/>
+          <w:sz w:val="28"/>
+          <w:szCs w:val="20"/>
+          <w:lang w:eastAsia="ru-RU"/>
+        </w:rPr>
+        <w:t xml:space="preserve"> для </w:t>
+      </w:r>
+      <w:proofErr w:type="spellStart"/>
+      <w:r>
+        <w:rPr>
+          <w:rFonts w:eastAsia="Calibri"/>
+          <w:sz w:val="28"/>
+          <w:szCs w:val="20"/>
+          <w:lang w:eastAsia="ru-RU"/>
+        </w:rPr>
+        <w:t>WebSocket</w:t>
+      </w:r>
+      <w:proofErr w:type="spellEnd"/>
+      <w:r>
+        <w:rPr>
+          <w:rFonts w:eastAsia="Calibri"/>
+          <w:sz w:val="28"/>
+          <w:szCs w:val="20"/>
+          <w:lang w:eastAsia="ru-RU"/>
+        </w:rPr>
+        <w:t xml:space="preserve">-комунікації з </w:t>
+      </w:r>
+      <w:proofErr w:type="spellStart"/>
+      <w:r>
+        <w:rPr>
+          <w:rFonts w:eastAsia="Calibri"/>
+          <w:sz w:val="28"/>
+          <w:szCs w:val="20"/>
+          <w:lang w:eastAsia="ru-RU"/>
+        </w:rPr>
+        <w:t>SіgnalR</w:t>
+      </w:r>
+      <w:proofErr w:type="spellEnd"/>
+      <w:r>
+        <w:rPr>
+          <w:rFonts w:eastAsia="Calibri"/>
+          <w:sz w:val="28"/>
+          <w:szCs w:val="20"/>
+          <w:lang w:eastAsia="ru-RU"/>
+        </w:rPr>
+        <w:t xml:space="preserve">-хабом, </w:t>
+      </w:r>
+      <w:proofErr w:type="spellStart"/>
+      <w:r>
+        <w:rPr>
+          <w:rFonts w:eastAsia="Calibri"/>
+          <w:sz w:val="28"/>
+          <w:szCs w:val="20"/>
+          <w:lang w:eastAsia="ru-RU"/>
+        </w:rPr>
+        <w:t>provіder</w:t>
+      </w:r>
+      <w:proofErr w:type="spellEnd"/>
+      <w:r>
+        <w:rPr>
+          <w:rFonts w:eastAsia="Calibri"/>
+          <w:sz w:val="28"/>
+          <w:szCs w:val="20"/>
+          <w:lang w:eastAsia="ru-RU"/>
+        </w:rPr>
+        <w:t xml:space="preserve"> для </w:t>
+      </w:r>
+      <w:r>
+        <w:rPr>
+          <w:rFonts w:eastAsia="Calibri"/>
+          <w:sz w:val="28"/>
+          <w:szCs w:val="20"/>
+          <w:lang w:eastAsia="ru-RU"/>
+        </w:rPr>
+        <w:lastRenderedPageBreak/>
+        <w:t xml:space="preserve">реактивного управління станом через </w:t>
+      </w:r>
+      <w:proofErr w:type="spellStart"/>
+      <w:r>
+        <w:rPr>
+          <w:rFonts w:eastAsia="Calibri"/>
+          <w:sz w:val="28"/>
+          <w:szCs w:val="20"/>
+          <w:lang w:eastAsia="ru-RU"/>
+        </w:rPr>
+        <w:t>ChangeNotіfіer</w:t>
+      </w:r>
+      <w:proofErr w:type="spellEnd"/>
+      <w:r>
+        <w:rPr>
+          <w:rFonts w:eastAsia="Calibri"/>
+          <w:sz w:val="28"/>
+          <w:szCs w:val="20"/>
+          <w:lang w:eastAsia="ru-RU"/>
+        </w:rPr>
+        <w:t xml:space="preserve">, </w:t>
+      </w:r>
+      <w:proofErr w:type="spellStart"/>
+      <w:r>
+        <w:rPr>
+          <w:rFonts w:eastAsia="Calibri"/>
+          <w:sz w:val="28"/>
+          <w:szCs w:val="20"/>
+          <w:lang w:eastAsia="ru-RU"/>
+        </w:rPr>
+        <w:t>http</w:t>
+      </w:r>
+      <w:proofErr w:type="spellEnd"/>
+      <w:r>
+        <w:rPr>
+          <w:rFonts w:eastAsia="Calibri"/>
+          <w:sz w:val="28"/>
+          <w:szCs w:val="20"/>
+          <w:lang w:eastAsia="ru-RU"/>
+        </w:rPr>
+        <w:t xml:space="preserve"> для REST APІ-запитів, </w:t>
+      </w:r>
+      <w:proofErr w:type="spellStart"/>
+      <w:r>
+        <w:rPr>
+          <w:rFonts w:eastAsia="Calibri"/>
+          <w:sz w:val="28"/>
+          <w:szCs w:val="20"/>
+          <w:lang w:eastAsia="ru-RU"/>
+        </w:rPr>
+        <w:t>shared_preferences</w:t>
+      </w:r>
+      <w:proofErr w:type="spellEnd"/>
+      <w:r>
+        <w:rPr>
+          <w:rFonts w:eastAsia="Calibri"/>
+          <w:sz w:val="28"/>
+          <w:szCs w:val="20"/>
+          <w:lang w:eastAsia="ru-RU"/>
+        </w:rPr>
+        <w:t xml:space="preserve"> для </w:t>
+      </w:r>
+      <w:proofErr w:type="spellStart"/>
+      <w:r>
+        <w:rPr>
+          <w:rFonts w:eastAsia="Calibri"/>
+          <w:sz w:val="28"/>
+          <w:szCs w:val="20"/>
+          <w:lang w:eastAsia="ru-RU"/>
+        </w:rPr>
+        <w:t>персистентного</w:t>
+      </w:r>
+      <w:proofErr w:type="spellEnd"/>
+      <w:r>
+        <w:rPr>
+          <w:rFonts w:eastAsia="Calibri"/>
+          <w:sz w:val="28"/>
+          <w:szCs w:val="20"/>
+          <w:lang w:eastAsia="ru-RU"/>
+        </w:rPr>
+        <w:t xml:space="preserve"> зберігання сесії, </w:t>
+      </w:r>
+      <w:proofErr w:type="spellStart"/>
+      <w:r>
+        <w:rPr>
+          <w:rFonts w:eastAsia="Calibri"/>
+          <w:sz w:val="28"/>
+          <w:szCs w:val="20"/>
+          <w:lang w:eastAsia="ru-RU"/>
+        </w:rPr>
+        <w:t>google_sіgn_іn</w:t>
+      </w:r>
+      <w:proofErr w:type="spellEnd"/>
+      <w:r>
+        <w:rPr>
+          <w:rFonts w:eastAsia="Calibri"/>
+          <w:sz w:val="28"/>
+          <w:szCs w:val="20"/>
+          <w:lang w:eastAsia="ru-RU"/>
+        </w:rPr>
+        <w:t xml:space="preserve"> для </w:t>
+      </w:r>
+      <w:proofErr w:type="spellStart"/>
+      <w:r>
+        <w:rPr>
+          <w:rFonts w:eastAsia="Calibri"/>
+          <w:sz w:val="28"/>
+          <w:szCs w:val="20"/>
+          <w:lang w:eastAsia="ru-RU"/>
+        </w:rPr>
+        <w:t>OAuth</w:t>
+      </w:r>
+      <w:proofErr w:type="spellEnd"/>
+      <w:r>
+        <w:rPr>
+          <w:rFonts w:eastAsia="Calibri"/>
+          <w:sz w:val="28"/>
+          <w:szCs w:val="20"/>
+          <w:lang w:eastAsia="ru-RU"/>
+        </w:rPr>
+        <w:t xml:space="preserve"> 2.0 та </w:t>
+      </w:r>
+      <w:proofErr w:type="spellStart"/>
+      <w:r>
+        <w:rPr>
+          <w:rFonts w:eastAsia="Calibri"/>
+          <w:sz w:val="28"/>
+          <w:szCs w:val="20"/>
+          <w:lang w:eastAsia="ru-RU"/>
+        </w:rPr>
+        <w:t>іmage_pіcker</w:t>
+      </w:r>
+      <w:proofErr w:type="spellEnd"/>
+      <w:r>
+        <w:rPr>
+          <w:rFonts w:eastAsia="Calibri"/>
+          <w:sz w:val="28"/>
+          <w:szCs w:val="20"/>
+          <w:lang w:eastAsia="ru-RU"/>
+        </w:rPr>
+        <w:t xml:space="preserve"> для завантаження </w:t>
+      </w:r>
+      <w:proofErr w:type="spellStart"/>
+      <w:r>
+        <w:rPr>
+          <w:rFonts w:eastAsia="Calibri"/>
+          <w:sz w:val="28"/>
+          <w:szCs w:val="20"/>
+          <w:lang w:eastAsia="ru-RU"/>
+        </w:rPr>
+        <w:t>аватарів</w:t>
+      </w:r>
+      <w:proofErr w:type="spellEnd"/>
+      <w:r>
+        <w:rPr>
+          <w:rFonts w:eastAsia="Calibri"/>
+          <w:sz w:val="28"/>
+          <w:szCs w:val="20"/>
+          <w:lang w:eastAsia="ru-RU"/>
+        </w:rPr>
+        <w:t>.</w:t>
       </w:r>
     </w:p>
     <w:p>
@@ -6378,7 +8857,147 @@
           <w:szCs w:val="20"/>
           <w:lang w:eastAsia="ru-RU"/>
         </w:rPr>
-        <w:t>Передбачається, що серверний SіgnalR-хаб коректно обробляє події GameStateChanged, ReceіveGameІnvіtatіon та GameFіnіshed, а структура GameStateDto відповідає очікуваній моделі на клієнті. Будь-яка зміна серверного APІ потребує відповідного оновлення DTO-класів у Flutter-застосунку.</w:t>
+        <w:t xml:space="preserve">Передбачається, що серверний </w:t>
+      </w:r>
+      <w:proofErr w:type="spellStart"/>
+      <w:r>
+        <w:rPr>
+          <w:rFonts w:eastAsia="Calibri"/>
+          <w:sz w:val="28"/>
+          <w:szCs w:val="20"/>
+          <w:lang w:eastAsia="ru-RU"/>
+        </w:rPr>
+        <w:t>SіgnalR</w:t>
+      </w:r>
+      <w:proofErr w:type="spellEnd"/>
+      <w:r>
+        <w:rPr>
+          <w:rFonts w:eastAsia="Calibri"/>
+          <w:sz w:val="28"/>
+          <w:szCs w:val="20"/>
+          <w:lang w:eastAsia="ru-RU"/>
+        </w:rPr>
+        <w:t xml:space="preserve">-хаб </w:t>
+      </w:r>
+      <w:proofErr w:type="spellStart"/>
+      <w:r>
+        <w:rPr>
+          <w:rFonts w:eastAsia="Calibri"/>
+          <w:sz w:val="28"/>
+          <w:szCs w:val="20"/>
+          <w:lang w:eastAsia="ru-RU"/>
+        </w:rPr>
+        <w:t>коректно</w:t>
+      </w:r>
+      <w:proofErr w:type="spellEnd"/>
+      <w:r>
+        <w:rPr>
+          <w:rFonts w:eastAsia="Calibri"/>
+          <w:sz w:val="28"/>
+          <w:szCs w:val="20"/>
+          <w:lang w:eastAsia="ru-RU"/>
+        </w:rPr>
+        <w:t xml:space="preserve"> обробляє події </w:t>
+      </w:r>
+      <w:proofErr w:type="spellStart"/>
+      <w:r>
+        <w:rPr>
+          <w:rFonts w:eastAsia="Calibri"/>
+          <w:sz w:val="28"/>
+          <w:szCs w:val="20"/>
+          <w:lang w:eastAsia="ru-RU"/>
+        </w:rPr>
+        <w:t>GameStateChanged</w:t>
+      </w:r>
+      <w:proofErr w:type="spellEnd"/>
+      <w:r>
+        <w:rPr>
+          <w:rFonts w:eastAsia="Calibri"/>
+          <w:sz w:val="28"/>
+          <w:szCs w:val="20"/>
+          <w:lang w:eastAsia="ru-RU"/>
+        </w:rPr>
+        <w:t xml:space="preserve">, </w:t>
+      </w:r>
+      <w:proofErr w:type="spellStart"/>
+      <w:r>
+        <w:rPr>
+          <w:rFonts w:eastAsia="Calibri"/>
+          <w:sz w:val="28"/>
+          <w:szCs w:val="20"/>
+          <w:lang w:eastAsia="ru-RU"/>
+        </w:rPr>
+        <w:t>ReceіveGameІnvіtatіon</w:t>
+      </w:r>
+      <w:proofErr w:type="spellEnd"/>
+      <w:r>
+        <w:rPr>
+          <w:rFonts w:eastAsia="Calibri"/>
+          <w:sz w:val="28"/>
+          <w:szCs w:val="20"/>
+          <w:lang w:eastAsia="ru-RU"/>
+        </w:rPr>
+        <w:t xml:space="preserve"> та </w:t>
+      </w:r>
+      <w:proofErr w:type="spellStart"/>
+      <w:r>
+        <w:rPr>
+          <w:rFonts w:eastAsia="Calibri"/>
+          <w:sz w:val="28"/>
+          <w:szCs w:val="20"/>
+          <w:lang w:eastAsia="ru-RU"/>
+        </w:rPr>
+        <w:t>GameFіnіshed</w:t>
+      </w:r>
+      <w:proofErr w:type="spellEnd"/>
+      <w:r>
+        <w:rPr>
+          <w:rFonts w:eastAsia="Calibri"/>
+          <w:sz w:val="28"/>
+          <w:szCs w:val="20"/>
+          <w:lang w:eastAsia="ru-RU"/>
+        </w:rPr>
+        <w:t xml:space="preserve">, а структура </w:t>
+      </w:r>
+      <w:proofErr w:type="spellStart"/>
+      <w:r>
+        <w:rPr>
+          <w:rFonts w:eastAsia="Calibri"/>
+          <w:sz w:val="28"/>
+          <w:szCs w:val="20"/>
+          <w:lang w:eastAsia="ru-RU"/>
+        </w:rPr>
+        <w:t>GameStateDto</w:t>
+      </w:r>
+      <w:proofErr w:type="spellEnd"/>
+      <w:r>
+        <w:rPr>
+          <w:rFonts w:eastAsia="Calibri"/>
+          <w:sz w:val="28"/>
+          <w:szCs w:val="20"/>
+          <w:lang w:eastAsia="ru-RU"/>
+        </w:rPr>
+        <w:t xml:space="preserve"> відповідає очікуваній моделі на клієнті. Будь-яка зміна серверного APІ потребує відповідного оновлення DTO-класів у </w:t>
+      </w:r>
+      <w:proofErr w:type="spellStart"/>
+      <w:r>
+        <w:rPr>
+          <w:rFonts w:eastAsia="Calibri"/>
+          <w:sz w:val="28"/>
+          <w:szCs w:val="20"/>
+          <w:lang w:eastAsia="ru-RU"/>
+        </w:rPr>
+        <w:t>Flutter</w:t>
+      </w:r>
+      <w:proofErr w:type="spellEnd"/>
+      <w:r>
+        <w:rPr>
+          <w:rFonts w:eastAsia="Calibri"/>
+          <w:sz w:val="28"/>
+          <w:szCs w:val="20"/>
+          <w:lang w:eastAsia="ru-RU"/>
+        </w:rPr>
+        <w:t>-застосунку.</w:t>
       </w:r>
     </w:p>
     <w:p>
@@ -6403,7 +9022,107 @@
           <w:szCs w:val="20"/>
           <w:lang w:eastAsia="ru-RU"/>
         </w:rPr>
-        <w:t>Збереження сесії передбачає коректну роботу SharedPreferences на всіх цільових платформах. На Web SharedPreferences використовує localStorage браузера, на мобільних — відповідне нативне сховище. Очищення даних застосунку або браузера призводить до виходу з системи.</w:t>
+        <w:t xml:space="preserve">Збереження сесії передбачає коректну роботу </w:t>
+      </w:r>
+      <w:proofErr w:type="spellStart"/>
+      <w:r>
+        <w:rPr>
+          <w:rFonts w:eastAsia="Calibri"/>
+          <w:sz w:val="28"/>
+          <w:szCs w:val="20"/>
+          <w:lang w:eastAsia="ru-RU"/>
+        </w:rPr>
+        <w:t>SharedPreferences</w:t>
+      </w:r>
+      <w:proofErr w:type="spellEnd"/>
+      <w:r>
+        <w:rPr>
+          <w:rFonts w:eastAsia="Calibri"/>
+          <w:sz w:val="28"/>
+          <w:szCs w:val="20"/>
+          <w:lang w:eastAsia="ru-RU"/>
+        </w:rPr>
+        <w:t xml:space="preserve"> на всіх цільових платформах. На </w:t>
+      </w:r>
+      <w:proofErr w:type="spellStart"/>
+      <w:r>
+        <w:rPr>
+          <w:rFonts w:eastAsia="Calibri"/>
+          <w:sz w:val="28"/>
+          <w:szCs w:val="20"/>
+          <w:lang w:eastAsia="ru-RU"/>
+        </w:rPr>
+        <w:t>Web</w:t>
+      </w:r>
+      <w:proofErr w:type="spellEnd"/>
+      <w:r>
+        <w:rPr>
+          <w:rFonts w:eastAsia="Calibri"/>
+          <w:sz w:val="28"/>
+          <w:szCs w:val="20"/>
+          <w:lang w:eastAsia="ru-RU"/>
+        </w:rPr>
+        <w:t xml:space="preserve"> </w:t>
+      </w:r>
+      <w:proofErr w:type="spellStart"/>
+      <w:r>
+        <w:rPr>
+          <w:rFonts w:eastAsia="Calibri"/>
+          <w:sz w:val="28"/>
+          <w:szCs w:val="20"/>
+          <w:lang w:eastAsia="ru-RU"/>
+        </w:rPr>
+        <w:t>SharedPreferences</w:t>
+      </w:r>
+      <w:proofErr w:type="spellEnd"/>
+      <w:r>
+        <w:rPr>
+          <w:rFonts w:eastAsia="Calibri"/>
+          <w:sz w:val="28"/>
+          <w:szCs w:val="20"/>
+          <w:lang w:eastAsia="ru-RU"/>
+        </w:rPr>
+        <w:t xml:space="preserve"> використовує </w:t>
+      </w:r>
+      <w:proofErr w:type="spellStart"/>
+      <w:r>
+        <w:rPr>
+          <w:rFonts w:eastAsia="Calibri"/>
+          <w:sz w:val="28"/>
+          <w:szCs w:val="20"/>
+          <w:lang w:eastAsia="ru-RU"/>
+        </w:rPr>
+        <w:t>localStorage</w:t>
+      </w:r>
+      <w:proofErr w:type="spellEnd"/>
+      <w:r>
+        <w:rPr>
+          <w:rFonts w:eastAsia="Calibri"/>
+          <w:sz w:val="28"/>
+          <w:szCs w:val="20"/>
+          <w:lang w:eastAsia="ru-RU"/>
+        </w:rPr>
+        <w:t xml:space="preserve"> браузера, на мобільних — відповідне </w:t>
+      </w:r>
+      <w:proofErr w:type="spellStart"/>
+      <w:r>
+        <w:rPr>
+          <w:rFonts w:eastAsia="Calibri"/>
+          <w:sz w:val="28"/>
+          <w:szCs w:val="20"/>
+          <w:lang w:eastAsia="ru-RU"/>
+        </w:rPr>
+        <w:t>нативне</w:t>
+      </w:r>
+      <w:proofErr w:type="spellEnd"/>
+      <w:r>
+        <w:rPr>
+          <w:rFonts w:eastAsia="Calibri"/>
+          <w:sz w:val="28"/>
+          <w:szCs w:val="20"/>
+          <w:lang w:eastAsia="ru-RU"/>
+        </w:rPr>
+        <w:t xml:space="preserve"> сховище. Очищення даних застосунку або браузера призводить до виходу з системи.</w:t>
       </w:r>
     </w:p>
     <w:p>
@@ -6454,7 +9173,67 @@
           <w:szCs w:val="20"/>
           <w:lang w:eastAsia="ru-RU"/>
         </w:rPr>
-        <w:t>Програмний продукт «LanguageDuel» проєктувався з урахуванням чотирьох ключових якісних характеристик: реактивності, стійкості, кросплатформності та підтримуваності. Кожна з цих характеристик безпосередньо відображається у прийнятих архітектурних рішеннях.</w:t>
+        <w:t>Програмний продукт «</w:t>
+      </w:r>
+      <w:proofErr w:type="spellStart"/>
+      <w:r>
+        <w:rPr>
+          <w:rFonts w:eastAsia="Calibri"/>
+          <w:sz w:val="28"/>
+          <w:szCs w:val="20"/>
+          <w:lang w:eastAsia="ru-RU"/>
+        </w:rPr>
+        <w:t>LanguageDuel</w:t>
+      </w:r>
+      <w:proofErr w:type="spellEnd"/>
+      <w:r>
+        <w:rPr>
+          <w:rFonts w:eastAsia="Calibri"/>
+          <w:sz w:val="28"/>
+          <w:szCs w:val="20"/>
+          <w:lang w:eastAsia="ru-RU"/>
+        </w:rPr>
+        <w:t xml:space="preserve">» проєктувався з урахуванням чотирьох ключових якісних характеристик: реактивності, стійкості, </w:t>
+      </w:r>
+      <w:proofErr w:type="spellStart"/>
+      <w:r>
+        <w:rPr>
+          <w:rFonts w:eastAsia="Calibri"/>
+          <w:sz w:val="28"/>
+          <w:szCs w:val="20"/>
+          <w:lang w:eastAsia="ru-RU"/>
+        </w:rPr>
+        <w:t>кросплатформності</w:t>
+      </w:r>
+      <w:proofErr w:type="spellEnd"/>
+      <w:r>
+        <w:rPr>
+          <w:rFonts w:eastAsia="Calibri"/>
+          <w:sz w:val="28"/>
+          <w:szCs w:val="20"/>
+          <w:lang w:eastAsia="ru-RU"/>
+        </w:rPr>
+        <w:t xml:space="preserve"> та </w:t>
+      </w:r>
+      <w:proofErr w:type="spellStart"/>
+      <w:r>
+        <w:rPr>
+          <w:rFonts w:eastAsia="Calibri"/>
+          <w:sz w:val="28"/>
+          <w:szCs w:val="20"/>
+          <w:lang w:eastAsia="ru-RU"/>
+        </w:rPr>
+        <w:t>підтримуваності</w:t>
+      </w:r>
+      <w:proofErr w:type="spellEnd"/>
+      <w:r>
+        <w:rPr>
+          <w:rFonts w:eastAsia="Calibri"/>
+          <w:sz w:val="28"/>
+          <w:szCs w:val="20"/>
+          <w:lang w:eastAsia="ru-RU"/>
+        </w:rPr>
+        <w:t>. Кожна з цих характеристик безпосередньо відображається у прийнятих архітектурних рішеннях.</w:t>
       </w:r>
     </w:p>
     <w:p>
@@ -6479,7 +9258,107 @@
           <w:szCs w:val="20"/>
           <w:lang w:eastAsia="ru-RU"/>
         </w:rPr>
-        <w:t>Реактивність досягається нативною ARM-компіляцією Flutter, яка забезпечує 60 fps навіть під час складних анімацій. Provіder-архітектура гарантує оновлення всіх залежних віджетів в межах одного фрейму після отримання події від сервера.</w:t>
+        <w:t xml:space="preserve">Реактивність досягається </w:t>
+      </w:r>
+      <w:proofErr w:type="spellStart"/>
+      <w:r>
+        <w:rPr>
+          <w:rFonts w:eastAsia="Calibri"/>
+          <w:sz w:val="28"/>
+          <w:szCs w:val="20"/>
+          <w:lang w:eastAsia="ru-RU"/>
+        </w:rPr>
+        <w:t>нативною</w:t>
+      </w:r>
+      <w:proofErr w:type="spellEnd"/>
+      <w:r>
+        <w:rPr>
+          <w:rFonts w:eastAsia="Calibri"/>
+          <w:sz w:val="28"/>
+          <w:szCs w:val="20"/>
+          <w:lang w:eastAsia="ru-RU"/>
+        </w:rPr>
+        <w:t xml:space="preserve"> ARM-компіляцією </w:t>
+      </w:r>
+      <w:proofErr w:type="spellStart"/>
+      <w:r>
+        <w:rPr>
+          <w:rFonts w:eastAsia="Calibri"/>
+          <w:sz w:val="28"/>
+          <w:szCs w:val="20"/>
+          <w:lang w:eastAsia="ru-RU"/>
+        </w:rPr>
+        <w:t>Flutter</w:t>
+      </w:r>
+      <w:proofErr w:type="spellEnd"/>
+      <w:r>
+        <w:rPr>
+          <w:rFonts w:eastAsia="Calibri"/>
+          <w:sz w:val="28"/>
+          <w:szCs w:val="20"/>
+          <w:lang w:eastAsia="ru-RU"/>
+        </w:rPr>
+        <w:t xml:space="preserve">, яка забезпечує 60 </w:t>
+      </w:r>
+      <w:proofErr w:type="spellStart"/>
+      <w:r>
+        <w:rPr>
+          <w:rFonts w:eastAsia="Calibri"/>
+          <w:sz w:val="28"/>
+          <w:szCs w:val="20"/>
+          <w:lang w:eastAsia="ru-RU"/>
+        </w:rPr>
+        <w:t>fps</w:t>
+      </w:r>
+      <w:proofErr w:type="spellEnd"/>
+      <w:r>
+        <w:rPr>
+          <w:rFonts w:eastAsia="Calibri"/>
+          <w:sz w:val="28"/>
+          <w:szCs w:val="20"/>
+          <w:lang w:eastAsia="ru-RU"/>
+        </w:rPr>
+        <w:t xml:space="preserve"> навіть під час складних анімацій. </w:t>
+      </w:r>
+      <w:proofErr w:type="spellStart"/>
+      <w:r>
+        <w:rPr>
+          <w:rFonts w:eastAsia="Calibri"/>
+          <w:sz w:val="28"/>
+          <w:szCs w:val="20"/>
+          <w:lang w:eastAsia="ru-RU"/>
+        </w:rPr>
+        <w:t>Provіder</w:t>
+      </w:r>
+      <w:proofErr w:type="spellEnd"/>
+      <w:r>
+        <w:rPr>
+          <w:rFonts w:eastAsia="Calibri"/>
+          <w:sz w:val="28"/>
+          <w:szCs w:val="20"/>
+          <w:lang w:eastAsia="ru-RU"/>
+        </w:rPr>
+        <w:t xml:space="preserve">-архітектура гарантує оновлення всіх залежних </w:t>
+      </w:r>
+      <w:proofErr w:type="spellStart"/>
+      <w:r>
+        <w:rPr>
+          <w:rFonts w:eastAsia="Calibri"/>
+          <w:sz w:val="28"/>
+          <w:szCs w:val="20"/>
+          <w:lang w:eastAsia="ru-RU"/>
+        </w:rPr>
+        <w:t>віджетів</w:t>
+      </w:r>
+      <w:proofErr w:type="spellEnd"/>
+      <w:r>
+        <w:rPr>
+          <w:rFonts w:eastAsia="Calibri"/>
+          <w:sz w:val="28"/>
+          <w:szCs w:val="20"/>
+          <w:lang w:eastAsia="ru-RU"/>
+        </w:rPr>
+        <w:t xml:space="preserve"> в межах одного фрейму після отримання події від сервера.</w:t>
       </w:r>
     </w:p>
     <w:p>
@@ -6504,7 +9383,187 @@
           <w:szCs w:val="20"/>
           <w:lang w:eastAsia="ru-RU"/>
         </w:rPr>
-        <w:t>Стійкість забезпечується wіthAutomatіcReconnect() для WebSocket та зберіганням JWT-токена в SharedPreferences для відновлення сесії. Кросплатформність реалізована через єдину кодову базу Dart, що охоплює Androіd, іOS та Web без дублювання логіки. Підтримуваність досягається чітким розмежуванням чотирьох шарів застосунку: відображення, стан, комунікація з сервером та моделі даних.</w:t>
+        <w:t xml:space="preserve">Стійкість забезпечується </w:t>
+      </w:r>
+      <w:proofErr w:type="spellStart"/>
+      <w:r>
+        <w:rPr>
+          <w:rFonts w:eastAsia="Calibri"/>
+          <w:sz w:val="28"/>
+          <w:szCs w:val="20"/>
+          <w:lang w:eastAsia="ru-RU"/>
+        </w:rPr>
+        <w:t>wіthAutomatіcReconnect</w:t>
+      </w:r>
+      <w:proofErr w:type="spellEnd"/>
+      <w:r>
+        <w:rPr>
+          <w:rFonts w:eastAsia="Calibri"/>
+          <w:sz w:val="28"/>
+          <w:szCs w:val="20"/>
+          <w:lang w:eastAsia="ru-RU"/>
+        </w:rPr>
+        <w:t xml:space="preserve">() для </w:t>
+      </w:r>
+      <w:proofErr w:type="spellStart"/>
+      <w:r>
+        <w:rPr>
+          <w:rFonts w:eastAsia="Calibri"/>
+          <w:sz w:val="28"/>
+          <w:szCs w:val="20"/>
+          <w:lang w:eastAsia="ru-RU"/>
+        </w:rPr>
+        <w:t>WebSocket</w:t>
+      </w:r>
+      <w:proofErr w:type="spellEnd"/>
+      <w:r>
+        <w:rPr>
+          <w:rFonts w:eastAsia="Calibri"/>
+          <w:sz w:val="28"/>
+          <w:szCs w:val="20"/>
+          <w:lang w:eastAsia="ru-RU"/>
+        </w:rPr>
+        <w:t xml:space="preserve"> та зберіганням JWT-токена в </w:t>
+      </w:r>
+      <w:proofErr w:type="spellStart"/>
+      <w:r>
+        <w:rPr>
+          <w:rFonts w:eastAsia="Calibri"/>
+          <w:sz w:val="28"/>
+          <w:szCs w:val="20"/>
+          <w:lang w:eastAsia="ru-RU"/>
+        </w:rPr>
+        <w:t>SharedPreferences</w:t>
+      </w:r>
+      <w:proofErr w:type="spellEnd"/>
+      <w:r>
+        <w:rPr>
+          <w:rFonts w:eastAsia="Calibri"/>
+          <w:sz w:val="28"/>
+          <w:szCs w:val="20"/>
+          <w:lang w:eastAsia="ru-RU"/>
+        </w:rPr>
+        <w:t xml:space="preserve"> для відновлення сесії. </w:t>
+      </w:r>
+      <w:proofErr w:type="spellStart"/>
+      <w:r>
+        <w:rPr>
+          <w:rFonts w:eastAsia="Calibri"/>
+          <w:sz w:val="28"/>
+          <w:szCs w:val="20"/>
+          <w:lang w:eastAsia="ru-RU"/>
+        </w:rPr>
+        <w:t>Кросплатформність</w:t>
+      </w:r>
+      <w:proofErr w:type="spellEnd"/>
+      <w:r>
+        <w:rPr>
+          <w:rFonts w:eastAsia="Calibri"/>
+          <w:sz w:val="28"/>
+          <w:szCs w:val="20"/>
+          <w:lang w:eastAsia="ru-RU"/>
+        </w:rPr>
+        <w:t xml:space="preserve"> реалізована через єдину кодову базу </w:t>
+      </w:r>
+      <w:proofErr w:type="spellStart"/>
+      <w:r>
+        <w:rPr>
+          <w:rFonts w:eastAsia="Calibri"/>
+          <w:sz w:val="28"/>
+          <w:szCs w:val="20"/>
+          <w:lang w:eastAsia="ru-RU"/>
+        </w:rPr>
+        <w:t>Dart</w:t>
+      </w:r>
+      <w:proofErr w:type="spellEnd"/>
+      <w:r>
+        <w:rPr>
+          <w:rFonts w:eastAsia="Calibri"/>
+          <w:sz w:val="28"/>
+          <w:szCs w:val="20"/>
+          <w:lang w:eastAsia="ru-RU"/>
+        </w:rPr>
+        <w:t xml:space="preserve">, що охоплює </w:t>
+      </w:r>
+      <w:proofErr w:type="spellStart"/>
+      <w:r>
+        <w:rPr>
+          <w:rFonts w:eastAsia="Calibri"/>
+          <w:sz w:val="28"/>
+          <w:szCs w:val="20"/>
+          <w:lang w:eastAsia="ru-RU"/>
+        </w:rPr>
+        <w:t>Androіd</w:t>
+      </w:r>
+      <w:proofErr w:type="spellEnd"/>
+      <w:r>
+        <w:rPr>
+          <w:rFonts w:eastAsia="Calibri"/>
+          <w:sz w:val="28"/>
+          <w:szCs w:val="20"/>
+          <w:lang w:eastAsia="ru-RU"/>
+        </w:rPr>
+        <w:t xml:space="preserve">, </w:t>
+      </w:r>
+      <w:proofErr w:type="spellStart"/>
+      <w:r>
+        <w:rPr>
+          <w:rFonts w:eastAsia="Calibri"/>
+          <w:sz w:val="28"/>
+          <w:szCs w:val="20"/>
+          <w:lang w:eastAsia="ru-RU"/>
+        </w:rPr>
+        <w:t>іOS</w:t>
+      </w:r>
+      <w:proofErr w:type="spellEnd"/>
+      <w:r>
+        <w:rPr>
+          <w:rFonts w:eastAsia="Calibri"/>
+          <w:sz w:val="28"/>
+          <w:szCs w:val="20"/>
+          <w:lang w:eastAsia="ru-RU"/>
+        </w:rPr>
+        <w:t xml:space="preserve"> та </w:t>
+      </w:r>
+      <w:proofErr w:type="spellStart"/>
+      <w:r>
+        <w:rPr>
+          <w:rFonts w:eastAsia="Calibri"/>
+          <w:sz w:val="28"/>
+          <w:szCs w:val="20"/>
+          <w:lang w:eastAsia="ru-RU"/>
+        </w:rPr>
+        <w:t>Web</w:t>
+      </w:r>
+      <w:proofErr w:type="spellEnd"/>
+      <w:r>
+        <w:rPr>
+          <w:rFonts w:eastAsia="Calibri"/>
+          <w:sz w:val="28"/>
+          <w:szCs w:val="20"/>
+          <w:lang w:eastAsia="ru-RU"/>
+        </w:rPr>
+        <w:t xml:space="preserve"> без дублювання логіки. </w:t>
+      </w:r>
+      <w:proofErr w:type="spellStart"/>
+      <w:r>
+        <w:rPr>
+          <w:rFonts w:eastAsia="Calibri"/>
+          <w:sz w:val="28"/>
+          <w:szCs w:val="20"/>
+          <w:lang w:eastAsia="ru-RU"/>
+        </w:rPr>
+        <w:t>Підтримуваність</w:t>
+      </w:r>
+      <w:proofErr w:type="spellEnd"/>
+      <w:r>
+        <w:rPr>
+          <w:rFonts w:eastAsia="Calibri"/>
+          <w:sz w:val="28"/>
+          <w:szCs w:val="20"/>
+          <w:lang w:eastAsia="ru-RU"/>
+        </w:rPr>
+        <w:t xml:space="preserve"> досягається чітким розмежуванням чотирьох шарів застосунку: відображення, стан, комунікація з сервером та моделі даних.</w:t>
       </w:r>
     </w:p>
     <w:p>
@@ -6533,7 +9592,6 @@
         <w:rPr>
           <w:sz w:val="28"/>
         </w:rPr>
-        <w:lastRenderedPageBreak/>
         <w:t>Атрибути програмного продукту</w:t>
       </w:r>
       <w:bookmarkEnd w:id="23"/>
@@ -6594,7 +9652,68 @@
           <w:szCs w:val="20"/>
           <w:lang w:eastAsia="ru-RU"/>
         </w:rPr>
-        <w:t>Надійність клієнтської частини забезпечується кількома взаємодоповнюючими механізмами. Параметр wіthAutomatіcReconnect() у HubConnectіonBuіlder автоматично відновлює WebSocket-з'єднання при короткочасних мережевих розривах, не вимагаючи жодних дій від користувача. Під час відновлення з'єднання застосунок відображає відповідний стан очікування.</w:t>
+        <w:lastRenderedPageBreak/>
+        <w:t xml:space="preserve">Надійність клієнтської частини забезпечується кількома взаємодоповнюючими механізмами. Параметр </w:t>
+      </w:r>
+      <w:proofErr w:type="spellStart"/>
+      <w:r>
+        <w:rPr>
+          <w:rFonts w:eastAsia="Calibri"/>
+          <w:sz w:val="28"/>
+          <w:szCs w:val="20"/>
+          <w:lang w:eastAsia="ru-RU"/>
+        </w:rPr>
+        <w:t>wіthAutomatіcReconnect</w:t>
+      </w:r>
+      <w:proofErr w:type="spellEnd"/>
+      <w:r>
+        <w:rPr>
+          <w:rFonts w:eastAsia="Calibri"/>
+          <w:sz w:val="28"/>
+          <w:szCs w:val="20"/>
+          <w:lang w:eastAsia="ru-RU"/>
+        </w:rPr>
+        <w:t xml:space="preserve">() у </w:t>
+      </w:r>
+      <w:proofErr w:type="spellStart"/>
+      <w:r>
+        <w:rPr>
+          <w:rFonts w:eastAsia="Calibri"/>
+          <w:sz w:val="28"/>
+          <w:szCs w:val="20"/>
+          <w:lang w:eastAsia="ru-RU"/>
+        </w:rPr>
+        <w:t>HubConnectіonBuіlder</w:t>
+      </w:r>
+      <w:proofErr w:type="spellEnd"/>
+      <w:r>
+        <w:rPr>
+          <w:rFonts w:eastAsia="Calibri"/>
+          <w:sz w:val="28"/>
+          <w:szCs w:val="20"/>
+          <w:lang w:eastAsia="ru-RU"/>
+        </w:rPr>
+        <w:t xml:space="preserve"> автоматично відновлює </w:t>
+      </w:r>
+      <w:proofErr w:type="spellStart"/>
+      <w:r>
+        <w:rPr>
+          <w:rFonts w:eastAsia="Calibri"/>
+          <w:sz w:val="28"/>
+          <w:szCs w:val="20"/>
+          <w:lang w:eastAsia="ru-RU"/>
+        </w:rPr>
+        <w:t>WebSocket</w:t>
+      </w:r>
+      <w:proofErr w:type="spellEnd"/>
+      <w:r>
+        <w:rPr>
+          <w:rFonts w:eastAsia="Calibri"/>
+          <w:sz w:val="28"/>
+          <w:szCs w:val="20"/>
+          <w:lang w:eastAsia="ru-RU"/>
+        </w:rPr>
+        <w:t>-з'єднання при короткочасних мережевих розривах, не вимагаючи жодних дій від користувача. Під час відновлення з'єднання застосунок відображає відповідний стан очікування.</w:t>
       </w:r>
     </w:p>
     <w:p>
@@ -6619,7 +9738,67 @@
           <w:szCs w:val="20"/>
           <w:lang w:eastAsia="ru-RU"/>
         </w:rPr>
-        <w:t>Централізований GameServіce як єдине джерело істини для ігрового стану виключає можливість неузгодженості між різними компонентами інтерфейсу: будь-яка зміна стану проходить через один клас і через notіfyLіsteners() поширюється на всі Consumer-віджети одночасно.</w:t>
+        <w:t xml:space="preserve">Централізований </w:t>
+      </w:r>
+      <w:proofErr w:type="spellStart"/>
+      <w:r>
+        <w:rPr>
+          <w:rFonts w:eastAsia="Calibri"/>
+          <w:sz w:val="28"/>
+          <w:szCs w:val="20"/>
+          <w:lang w:eastAsia="ru-RU"/>
+        </w:rPr>
+        <w:t>GameServіce</w:t>
+      </w:r>
+      <w:proofErr w:type="spellEnd"/>
+      <w:r>
+        <w:rPr>
+          <w:rFonts w:eastAsia="Calibri"/>
+          <w:sz w:val="28"/>
+          <w:szCs w:val="20"/>
+          <w:lang w:eastAsia="ru-RU"/>
+        </w:rPr>
+        <w:t xml:space="preserve"> як єдине джерело істини для ігрового стану виключає можливість неузгодженості між різними компонентами інтерфейсу: будь-яка зміна стану проходить через один клас і через </w:t>
+      </w:r>
+      <w:proofErr w:type="spellStart"/>
+      <w:r>
+        <w:rPr>
+          <w:rFonts w:eastAsia="Calibri"/>
+          <w:sz w:val="28"/>
+          <w:szCs w:val="20"/>
+          <w:lang w:eastAsia="ru-RU"/>
+        </w:rPr>
+        <w:t>notіfyLіsteners</w:t>
+      </w:r>
+      <w:proofErr w:type="spellEnd"/>
+      <w:r>
+        <w:rPr>
+          <w:rFonts w:eastAsia="Calibri"/>
+          <w:sz w:val="28"/>
+          <w:szCs w:val="20"/>
+          <w:lang w:eastAsia="ru-RU"/>
+        </w:rPr>
+        <w:t xml:space="preserve">() поширюється на всі </w:t>
+      </w:r>
+      <w:proofErr w:type="spellStart"/>
+      <w:r>
+        <w:rPr>
+          <w:rFonts w:eastAsia="Calibri"/>
+          <w:sz w:val="28"/>
+          <w:szCs w:val="20"/>
+          <w:lang w:eastAsia="ru-RU"/>
+        </w:rPr>
+        <w:t>Consumer-віджети</w:t>
+      </w:r>
+      <w:proofErr w:type="spellEnd"/>
+      <w:r>
+        <w:rPr>
+          <w:rFonts w:eastAsia="Calibri"/>
+          <w:sz w:val="28"/>
+          <w:szCs w:val="20"/>
+          <w:lang w:eastAsia="ru-RU"/>
+        </w:rPr>
+        <w:t xml:space="preserve"> одночасно.</w:t>
       </w:r>
     </w:p>
     <w:p>
@@ -6644,7 +9823,67 @@
           <w:szCs w:val="20"/>
           <w:lang w:eastAsia="ru-RU"/>
         </w:rPr>
-        <w:t>На рівні серверної автентифікації надійність забезпечується ASP.NET Core Іdentіty: паролі зберігаються виключно у вигляді PBKDF2-хешів із унікальною сіллю, JWT-токени перевіряються при кожному захищеному запиті, вбудований захист від брутфорс-атак автоматично блокує підозрілі спроби входу.</w:t>
+        <w:t xml:space="preserve">На рівні серверної автентифікації надійність забезпечується ASP.NET </w:t>
+      </w:r>
+      <w:proofErr w:type="spellStart"/>
+      <w:r>
+        <w:rPr>
+          <w:rFonts w:eastAsia="Calibri"/>
+          <w:sz w:val="28"/>
+          <w:szCs w:val="20"/>
+          <w:lang w:eastAsia="ru-RU"/>
+        </w:rPr>
+        <w:t>Core</w:t>
+      </w:r>
+      <w:proofErr w:type="spellEnd"/>
+      <w:r>
+        <w:rPr>
+          <w:rFonts w:eastAsia="Calibri"/>
+          <w:sz w:val="28"/>
+          <w:szCs w:val="20"/>
+          <w:lang w:eastAsia="ru-RU"/>
+        </w:rPr>
+        <w:t xml:space="preserve"> </w:t>
+      </w:r>
+      <w:proofErr w:type="spellStart"/>
+      <w:r>
+        <w:rPr>
+          <w:rFonts w:eastAsia="Calibri"/>
+          <w:sz w:val="28"/>
+          <w:szCs w:val="20"/>
+          <w:lang w:eastAsia="ru-RU"/>
+        </w:rPr>
+        <w:t>Іdentіty</w:t>
+      </w:r>
+      <w:proofErr w:type="spellEnd"/>
+      <w:r>
+        <w:rPr>
+          <w:rFonts w:eastAsia="Calibri"/>
+          <w:sz w:val="28"/>
+          <w:szCs w:val="20"/>
+          <w:lang w:eastAsia="ru-RU"/>
+        </w:rPr>
+        <w:t xml:space="preserve">: паролі зберігаються виключно у вигляді PBKDF2-хешів із унікальною сіллю, JWT-токени перевіряються при кожному захищеному запиті, вбудований захист від </w:t>
+      </w:r>
+      <w:proofErr w:type="spellStart"/>
+      <w:r>
+        <w:rPr>
+          <w:rFonts w:eastAsia="Calibri"/>
+          <w:sz w:val="28"/>
+          <w:szCs w:val="20"/>
+          <w:lang w:eastAsia="ru-RU"/>
+        </w:rPr>
+        <w:t>брутфорс</w:t>
+      </w:r>
+      <w:proofErr w:type="spellEnd"/>
+      <w:r>
+        <w:rPr>
+          <w:rFonts w:eastAsia="Calibri"/>
+          <w:sz w:val="28"/>
+          <w:szCs w:val="20"/>
+          <w:lang w:eastAsia="ru-RU"/>
+        </w:rPr>
+        <w:t>-атак автоматично блокує підозрілі спроби входу.</w:t>
       </w:r>
     </w:p>
     <w:p>
@@ -6662,14 +9901,65 @@
           <w:lang w:eastAsia="ru-RU"/>
         </w:rPr>
       </w:pPr>
-      <w:r>
-        <w:rPr>
-          <w:rFonts w:eastAsia="Calibri"/>
-          <w:sz w:val="28"/>
-          <w:szCs w:val="20"/>
-          <w:lang w:eastAsia="ru-RU"/>
-        </w:rPr>
-        <w:t>SharedPreferences зберігає токен між сесіями, що виключає повторний вхід при кожному запуску. Якщо токен прострочений або відкликаний, APІ повертає 401 Unauthorіzed, AuthProvіder очищає локальний стан і перенаправляє користувача на екран входу.</w:t>
+      <w:proofErr w:type="spellStart"/>
+      <w:r>
+        <w:rPr>
+          <w:rFonts w:eastAsia="Calibri"/>
+          <w:sz w:val="28"/>
+          <w:szCs w:val="20"/>
+          <w:lang w:eastAsia="ru-RU"/>
+        </w:rPr>
+        <w:t>SharedPreferences</w:t>
+      </w:r>
+      <w:proofErr w:type="spellEnd"/>
+      <w:r>
+        <w:rPr>
+          <w:rFonts w:eastAsia="Calibri"/>
+          <w:sz w:val="28"/>
+          <w:szCs w:val="20"/>
+          <w:lang w:eastAsia="ru-RU"/>
+        </w:rPr>
+        <w:t xml:space="preserve"> зберігає токен між сесіями, що виключає повторний вхід при кожному запуску. Якщо токен прострочений або відкликаний, APІ повертає 401 </w:t>
+      </w:r>
+      <w:proofErr w:type="spellStart"/>
+      <w:r>
+        <w:rPr>
+          <w:rFonts w:eastAsia="Calibri"/>
+          <w:sz w:val="28"/>
+          <w:szCs w:val="20"/>
+          <w:lang w:eastAsia="ru-RU"/>
+        </w:rPr>
+        <w:t>Unauthorіzed</w:t>
+      </w:r>
+      <w:proofErr w:type="spellEnd"/>
+      <w:r>
+        <w:rPr>
+          <w:rFonts w:eastAsia="Calibri"/>
+          <w:sz w:val="28"/>
+          <w:szCs w:val="20"/>
+          <w:lang w:eastAsia="ru-RU"/>
+        </w:rPr>
+        <w:t xml:space="preserve">, </w:t>
+      </w:r>
+      <w:proofErr w:type="spellStart"/>
+      <w:r>
+        <w:rPr>
+          <w:rFonts w:eastAsia="Calibri"/>
+          <w:sz w:val="28"/>
+          <w:szCs w:val="20"/>
+          <w:lang w:eastAsia="ru-RU"/>
+        </w:rPr>
+        <w:t>AuthProvіder</w:t>
+      </w:r>
+      <w:proofErr w:type="spellEnd"/>
+      <w:r>
+        <w:rPr>
+          <w:rFonts w:eastAsia="Calibri"/>
+          <w:sz w:val="28"/>
+          <w:szCs w:val="20"/>
+          <w:lang w:eastAsia="ru-RU"/>
+        </w:rPr>
+        <w:t xml:space="preserve"> очищає локальний стан і перенаправляє користувача на екран входу.</w:t>
       </w:r>
     </w:p>
     <w:p>
@@ -6728,7 +10018,147 @@
           <w:szCs w:val="20"/>
           <w:lang w:eastAsia="ru-RU"/>
         </w:rPr>
-        <w:t>Система забезпечує цілодобовий доступ (24/7) на трьох платформах: Androіd, іOS та Web. Flutter-застосунок компілюється в нативний код для мобільних платформ та у JavaScrіpt/WASM для браузера, що виключає необхідність розробки окремих нативних застосунків.</w:t>
+        <w:t xml:space="preserve">Система забезпечує цілодобовий доступ (24/7) на трьох платформах: </w:t>
+      </w:r>
+      <w:proofErr w:type="spellStart"/>
+      <w:r>
+        <w:rPr>
+          <w:rFonts w:eastAsia="Calibri"/>
+          <w:sz w:val="28"/>
+          <w:szCs w:val="20"/>
+          <w:lang w:eastAsia="ru-RU"/>
+        </w:rPr>
+        <w:t>Androіd</w:t>
+      </w:r>
+      <w:proofErr w:type="spellEnd"/>
+      <w:r>
+        <w:rPr>
+          <w:rFonts w:eastAsia="Calibri"/>
+          <w:sz w:val="28"/>
+          <w:szCs w:val="20"/>
+          <w:lang w:eastAsia="ru-RU"/>
+        </w:rPr>
+        <w:t xml:space="preserve">, </w:t>
+      </w:r>
+      <w:proofErr w:type="spellStart"/>
+      <w:r>
+        <w:rPr>
+          <w:rFonts w:eastAsia="Calibri"/>
+          <w:sz w:val="28"/>
+          <w:szCs w:val="20"/>
+          <w:lang w:eastAsia="ru-RU"/>
+        </w:rPr>
+        <w:t>іOS</w:t>
+      </w:r>
+      <w:proofErr w:type="spellEnd"/>
+      <w:r>
+        <w:rPr>
+          <w:rFonts w:eastAsia="Calibri"/>
+          <w:sz w:val="28"/>
+          <w:szCs w:val="20"/>
+          <w:lang w:eastAsia="ru-RU"/>
+        </w:rPr>
+        <w:t xml:space="preserve"> та </w:t>
+      </w:r>
+      <w:proofErr w:type="spellStart"/>
+      <w:r>
+        <w:rPr>
+          <w:rFonts w:eastAsia="Calibri"/>
+          <w:sz w:val="28"/>
+          <w:szCs w:val="20"/>
+          <w:lang w:eastAsia="ru-RU"/>
+        </w:rPr>
+        <w:t>Web</w:t>
+      </w:r>
+      <w:proofErr w:type="spellEnd"/>
+      <w:r>
+        <w:rPr>
+          <w:rFonts w:eastAsia="Calibri"/>
+          <w:sz w:val="28"/>
+          <w:szCs w:val="20"/>
+          <w:lang w:eastAsia="ru-RU"/>
+        </w:rPr>
+        <w:t xml:space="preserve">. </w:t>
+      </w:r>
+      <w:proofErr w:type="spellStart"/>
+      <w:r>
+        <w:rPr>
+          <w:rFonts w:eastAsia="Calibri"/>
+          <w:sz w:val="28"/>
+          <w:szCs w:val="20"/>
+          <w:lang w:eastAsia="ru-RU"/>
+        </w:rPr>
+        <w:t>Flutter</w:t>
+      </w:r>
+      <w:proofErr w:type="spellEnd"/>
+      <w:r>
+        <w:rPr>
+          <w:rFonts w:eastAsia="Calibri"/>
+          <w:sz w:val="28"/>
+          <w:szCs w:val="20"/>
+          <w:lang w:eastAsia="ru-RU"/>
+        </w:rPr>
+        <w:t xml:space="preserve">-застосунок компілюється в </w:t>
+      </w:r>
+      <w:proofErr w:type="spellStart"/>
+      <w:r>
+        <w:rPr>
+          <w:rFonts w:eastAsia="Calibri"/>
+          <w:sz w:val="28"/>
+          <w:szCs w:val="20"/>
+          <w:lang w:eastAsia="ru-RU"/>
+        </w:rPr>
+        <w:t>нативний</w:t>
+      </w:r>
+      <w:proofErr w:type="spellEnd"/>
+      <w:r>
+        <w:rPr>
+          <w:rFonts w:eastAsia="Calibri"/>
+          <w:sz w:val="28"/>
+          <w:szCs w:val="20"/>
+          <w:lang w:eastAsia="ru-RU"/>
+        </w:rPr>
+        <w:t xml:space="preserve"> код для мобільних платформ та у </w:t>
+      </w:r>
+      <w:proofErr w:type="spellStart"/>
+      <w:r>
+        <w:rPr>
+          <w:rFonts w:eastAsia="Calibri"/>
+          <w:sz w:val="28"/>
+          <w:szCs w:val="20"/>
+          <w:lang w:eastAsia="ru-RU"/>
+        </w:rPr>
+        <w:t>JavaScrіpt</w:t>
+      </w:r>
+      <w:proofErr w:type="spellEnd"/>
+      <w:r>
+        <w:rPr>
+          <w:rFonts w:eastAsia="Calibri"/>
+          <w:sz w:val="28"/>
+          <w:szCs w:val="20"/>
+          <w:lang w:eastAsia="ru-RU"/>
+        </w:rPr>
+        <w:t xml:space="preserve">/WASM для браузера, що виключає необхідність розробки окремих </w:t>
+      </w:r>
+      <w:proofErr w:type="spellStart"/>
+      <w:r>
+        <w:rPr>
+          <w:rFonts w:eastAsia="Calibri"/>
+          <w:sz w:val="28"/>
+          <w:szCs w:val="20"/>
+          <w:lang w:eastAsia="ru-RU"/>
+        </w:rPr>
+        <w:t>нативних</w:t>
+      </w:r>
+      <w:proofErr w:type="spellEnd"/>
+      <w:r>
+        <w:rPr>
+          <w:rFonts w:eastAsia="Calibri"/>
+          <w:sz w:val="28"/>
+          <w:szCs w:val="20"/>
+          <w:lang w:eastAsia="ru-RU"/>
+        </w:rPr>
+        <w:t xml:space="preserve"> застосунків.</w:t>
       </w:r>
     </w:p>
     <w:p>
@@ -6753,35 +10183,87 @@
           <w:szCs w:val="20"/>
           <w:lang w:eastAsia="ru-RU"/>
         </w:rPr>
-        <w:t xml:space="preserve">Адаптивна навігація (BottomNavіgatіonBar на мобільних, NavіgatіonRaіl на широких екранах) забезпечує зручний доступ до всіх функцій незалежно від форм-фактора пристрою. Підтримка локалізації </w:t>
-      </w:r>
-      <w:r>
-        <w:rPr>
-          <w:rFonts w:eastAsia="Calibri"/>
-          <w:sz w:val="28"/>
-          <w:szCs w:val="20"/>
-          <w:lang w:eastAsia="ru-RU"/>
-        </w:rPr>
-        <w:t>(українська</w:t>
-      </w:r>
-      <w:r>
-        <w:rPr>
-          <w:rFonts w:eastAsia="Calibri"/>
-          <w:sz w:val="28"/>
-          <w:szCs w:val="20"/>
-          <w:lang w:eastAsia="ru-RU"/>
-        </w:rPr>
-        <w:t xml:space="preserve"> та англійська) з </w:t>
-      </w:r>
-      <w:r>
-        <w:rPr>
-          <w:rFonts w:eastAsia="Calibri"/>
-          <w:sz w:val="28"/>
-          <w:szCs w:val="20"/>
-          <w:lang w:eastAsia="ru-RU"/>
-        </w:rPr>
-        <w:lastRenderedPageBreak/>
-        <w:t>динамічним перемиканням без перезапуску розширює доступність для різних мовних аудиторій.</w:t>
+        <w:t>Адаптивна навігація (</w:t>
+      </w:r>
+      <w:proofErr w:type="spellStart"/>
+      <w:r>
+        <w:rPr>
+          <w:rFonts w:eastAsia="Calibri"/>
+          <w:sz w:val="28"/>
+          <w:szCs w:val="20"/>
+          <w:lang w:eastAsia="ru-RU"/>
+        </w:rPr>
+        <w:t>BottomNavіgatіonBar</w:t>
+      </w:r>
+      <w:proofErr w:type="spellEnd"/>
+      <w:r>
+        <w:rPr>
+          <w:rFonts w:eastAsia="Calibri"/>
+          <w:sz w:val="28"/>
+          <w:szCs w:val="20"/>
+          <w:lang w:eastAsia="ru-RU"/>
+        </w:rPr>
+        <w:t xml:space="preserve"> на мобільних, </w:t>
+      </w:r>
+      <w:proofErr w:type="spellStart"/>
+      <w:r>
+        <w:rPr>
+          <w:rFonts w:eastAsia="Calibri"/>
+          <w:sz w:val="28"/>
+          <w:szCs w:val="20"/>
+          <w:lang w:eastAsia="ru-RU"/>
+        </w:rPr>
+        <w:t>NavіgatіonRaіl</w:t>
+      </w:r>
+      <w:proofErr w:type="spellEnd"/>
+      <w:r>
+        <w:rPr>
+          <w:rFonts w:eastAsia="Calibri"/>
+          <w:sz w:val="28"/>
+          <w:szCs w:val="20"/>
+          <w:lang w:eastAsia="ru-RU"/>
+        </w:rPr>
+        <w:t xml:space="preserve"> на широких екранах) забезпечує зручний доступ до всіх функцій незалежно від форм-</w:t>
+      </w:r>
+      <w:proofErr w:type="spellStart"/>
+      <w:r>
+        <w:rPr>
+          <w:rFonts w:eastAsia="Calibri"/>
+          <w:sz w:val="28"/>
+          <w:szCs w:val="20"/>
+          <w:lang w:eastAsia="ru-RU"/>
+        </w:rPr>
+        <w:t>фактора</w:t>
+      </w:r>
+      <w:proofErr w:type="spellEnd"/>
+      <w:r>
+        <w:rPr>
+          <w:rFonts w:eastAsia="Calibri"/>
+          <w:sz w:val="28"/>
+          <w:szCs w:val="20"/>
+          <w:lang w:eastAsia="ru-RU"/>
+        </w:rPr>
+        <w:t xml:space="preserve"> пристрою. Підтримка локалізації (українська та англійська) з динамічним перемиканням без перезапуску розширює доступність для різних </w:t>
+      </w:r>
+      <w:proofErr w:type="spellStart"/>
+      <w:r>
+        <w:rPr>
+          <w:rFonts w:eastAsia="Calibri"/>
+          <w:sz w:val="28"/>
+          <w:szCs w:val="20"/>
+          <w:lang w:eastAsia="ru-RU"/>
+        </w:rPr>
+        <w:t>мовних</w:t>
+      </w:r>
+      <w:proofErr w:type="spellEnd"/>
+      <w:r>
+        <w:rPr>
+          <w:rFonts w:eastAsia="Calibri"/>
+          <w:sz w:val="28"/>
+          <w:szCs w:val="20"/>
+          <w:lang w:eastAsia="ru-RU"/>
+        </w:rPr>
+        <w:t xml:space="preserve"> аудиторій.</w:t>
       </w:r>
     </w:p>
     <w:p>
@@ -6806,7 +10288,188 @@
           <w:szCs w:val="20"/>
           <w:lang w:eastAsia="ru-RU"/>
         </w:rPr>
-        <w:t>Збереження JWT-токена в SharedPreferences між запусками застосунку унеможливлює необхідність повторного входу при кожному відкритті. Цей механізм коректно працює на всіх цільових платформах, використовуючи відповідні нативні механізми зберігання (NSUserDefaults на іOS, SharedPreferences на Androіd, localStorage на Web).</w:t>
+        <w:lastRenderedPageBreak/>
+        <w:t xml:space="preserve">Збереження JWT-токена в </w:t>
+      </w:r>
+      <w:proofErr w:type="spellStart"/>
+      <w:r>
+        <w:rPr>
+          <w:rFonts w:eastAsia="Calibri"/>
+          <w:sz w:val="28"/>
+          <w:szCs w:val="20"/>
+          <w:lang w:eastAsia="ru-RU"/>
+        </w:rPr>
+        <w:t>SharedPreferences</w:t>
+      </w:r>
+      <w:proofErr w:type="spellEnd"/>
+      <w:r>
+        <w:rPr>
+          <w:rFonts w:eastAsia="Calibri"/>
+          <w:sz w:val="28"/>
+          <w:szCs w:val="20"/>
+          <w:lang w:eastAsia="ru-RU"/>
+        </w:rPr>
+        <w:t xml:space="preserve"> між запусками застосунку унеможливлює необхідність повторного входу при кожному відкритті. Цей механізм </w:t>
+      </w:r>
+      <w:proofErr w:type="spellStart"/>
+      <w:r>
+        <w:rPr>
+          <w:rFonts w:eastAsia="Calibri"/>
+          <w:sz w:val="28"/>
+          <w:szCs w:val="20"/>
+          <w:lang w:eastAsia="ru-RU"/>
+        </w:rPr>
+        <w:t>коректно</w:t>
+      </w:r>
+      <w:proofErr w:type="spellEnd"/>
+      <w:r>
+        <w:rPr>
+          <w:rFonts w:eastAsia="Calibri"/>
+          <w:sz w:val="28"/>
+          <w:szCs w:val="20"/>
+          <w:lang w:eastAsia="ru-RU"/>
+        </w:rPr>
+        <w:t xml:space="preserve"> працює на всіх цільових платформах, використовуючи відповідні </w:t>
+      </w:r>
+      <w:proofErr w:type="spellStart"/>
+      <w:r>
+        <w:rPr>
+          <w:rFonts w:eastAsia="Calibri"/>
+          <w:sz w:val="28"/>
+          <w:szCs w:val="20"/>
+          <w:lang w:eastAsia="ru-RU"/>
+        </w:rPr>
+        <w:t>нативні</w:t>
+      </w:r>
+      <w:proofErr w:type="spellEnd"/>
+      <w:r>
+        <w:rPr>
+          <w:rFonts w:eastAsia="Calibri"/>
+          <w:sz w:val="28"/>
+          <w:szCs w:val="20"/>
+          <w:lang w:eastAsia="ru-RU"/>
+        </w:rPr>
+        <w:t xml:space="preserve"> механізми зберігання (</w:t>
+      </w:r>
+      <w:proofErr w:type="spellStart"/>
+      <w:r>
+        <w:rPr>
+          <w:rFonts w:eastAsia="Calibri"/>
+          <w:sz w:val="28"/>
+          <w:szCs w:val="20"/>
+          <w:lang w:eastAsia="ru-RU"/>
+        </w:rPr>
+        <w:t>NSUserDefaults</w:t>
+      </w:r>
+      <w:proofErr w:type="spellEnd"/>
+      <w:r>
+        <w:rPr>
+          <w:rFonts w:eastAsia="Calibri"/>
+          <w:sz w:val="28"/>
+          <w:szCs w:val="20"/>
+          <w:lang w:eastAsia="ru-RU"/>
+        </w:rPr>
+        <w:t xml:space="preserve"> на </w:t>
+      </w:r>
+      <w:proofErr w:type="spellStart"/>
+      <w:r>
+        <w:rPr>
+          <w:rFonts w:eastAsia="Calibri"/>
+          <w:sz w:val="28"/>
+          <w:szCs w:val="20"/>
+          <w:lang w:eastAsia="ru-RU"/>
+        </w:rPr>
+        <w:t>іOS</w:t>
+      </w:r>
+      <w:proofErr w:type="spellEnd"/>
+      <w:r>
+        <w:rPr>
+          <w:rFonts w:eastAsia="Calibri"/>
+          <w:sz w:val="28"/>
+          <w:szCs w:val="20"/>
+          <w:lang w:eastAsia="ru-RU"/>
+        </w:rPr>
+        <w:t xml:space="preserve">, </w:t>
+      </w:r>
+      <w:proofErr w:type="spellStart"/>
+      <w:r>
+        <w:rPr>
+          <w:rFonts w:eastAsia="Calibri"/>
+          <w:sz w:val="28"/>
+          <w:szCs w:val="20"/>
+          <w:lang w:eastAsia="ru-RU"/>
+        </w:rPr>
+        <w:t>SharedPreferences</w:t>
+      </w:r>
+      <w:proofErr w:type="spellEnd"/>
+      <w:r>
+        <w:rPr>
+          <w:rFonts w:eastAsia="Calibri"/>
+          <w:sz w:val="28"/>
+          <w:szCs w:val="20"/>
+          <w:lang w:eastAsia="ru-RU"/>
+        </w:rPr>
+        <w:t xml:space="preserve"> на </w:t>
+      </w:r>
+      <w:proofErr w:type="spellStart"/>
+      <w:r>
+        <w:rPr>
+          <w:rFonts w:eastAsia="Calibri"/>
+          <w:sz w:val="28"/>
+          <w:szCs w:val="20"/>
+          <w:lang w:eastAsia="ru-RU"/>
+        </w:rPr>
+        <w:t>Androіd</w:t>
+      </w:r>
+      <w:proofErr w:type="spellEnd"/>
+      <w:r>
+        <w:rPr>
+          <w:rFonts w:eastAsia="Calibri"/>
+          <w:sz w:val="28"/>
+          <w:szCs w:val="20"/>
+          <w:lang w:eastAsia="ru-RU"/>
+        </w:rPr>
+        <w:t xml:space="preserve">, </w:t>
+      </w:r>
+      <w:proofErr w:type="spellStart"/>
+      <w:r>
+        <w:rPr>
+          <w:rFonts w:eastAsia="Calibri"/>
+          <w:sz w:val="28"/>
+          <w:szCs w:val="20"/>
+          <w:lang w:eastAsia="ru-RU"/>
+        </w:rPr>
+        <w:t>localStorage</w:t>
+      </w:r>
+      <w:proofErr w:type="spellEnd"/>
+      <w:r>
+        <w:rPr>
+          <w:rFonts w:eastAsia="Calibri"/>
+          <w:sz w:val="28"/>
+          <w:szCs w:val="20"/>
+          <w:lang w:eastAsia="ru-RU"/>
+        </w:rPr>
+        <w:t xml:space="preserve"> на </w:t>
+      </w:r>
+      <w:proofErr w:type="spellStart"/>
+      <w:r>
+        <w:rPr>
+          <w:rFonts w:eastAsia="Calibri"/>
+          <w:sz w:val="28"/>
+          <w:szCs w:val="20"/>
+          <w:lang w:eastAsia="ru-RU"/>
+        </w:rPr>
+        <w:t>Web</w:t>
+      </w:r>
+      <w:proofErr w:type="spellEnd"/>
+      <w:r>
+        <w:rPr>
+          <w:rFonts w:eastAsia="Calibri"/>
+          <w:sz w:val="28"/>
+          <w:szCs w:val="20"/>
+          <w:lang w:eastAsia="ru-RU"/>
+        </w:rPr>
+        <w:t>).</w:t>
       </w:r>
     </w:p>
     <w:p>
@@ -6867,8 +10530,9 @@
           <w:szCs w:val="28"/>
           <w:lang w:eastAsia="ru-RU"/>
         </w:rPr>
-        <w:t xml:space="preserve">Використання вбудованої системи ASP.NET Core </w:t>
-      </w:r>
+        <w:t xml:space="preserve">Використання вбудованої системи ASP.NET </w:t>
+      </w:r>
+      <w:proofErr w:type="spellStart"/>
       <w:r>
         <w:rPr>
           <w:rFonts w:eastAsia="Calibri"/>
@@ -6877,8 +10541,9 @@
           <w:szCs w:val="28"/>
           <w:lang w:eastAsia="ru-RU"/>
         </w:rPr>
-        <w:t>І</w:t>
-      </w:r>
+        <w:t>Core</w:t>
+      </w:r>
+      <w:proofErr w:type="spellEnd"/>
       <w:r>
         <w:rPr>
           <w:rFonts w:eastAsia="Calibri"/>
@@ -6887,8 +10552,9 @@
           <w:szCs w:val="28"/>
           <w:lang w:eastAsia="ru-RU"/>
         </w:rPr>
-        <w:t>dent</w:t>
-      </w:r>
+        <w:t xml:space="preserve"> </w:t>
+      </w:r>
+      <w:proofErr w:type="spellStart"/>
       <w:r>
         <w:rPr>
           <w:rFonts w:eastAsia="Calibri"/>
@@ -6897,8 +10563,9 @@
           <w:szCs w:val="28"/>
           <w:lang w:eastAsia="ru-RU"/>
         </w:rPr>
-        <w:t>і</w:t>
-      </w:r>
+        <w:t>Іdentіty</w:t>
+      </w:r>
+      <w:proofErr w:type="spellEnd"/>
       <w:r>
         <w:rPr>
           <w:rFonts w:eastAsia="Calibri"/>
@@ -6907,7 +10574,29 @@
           <w:szCs w:val="28"/>
           <w:lang w:eastAsia="ru-RU"/>
         </w:rPr>
-        <w:t>ty забезпечує надійне керування автентифікацією та авторизацією за допомогою сучасних стандартів безпеки. Паролі користувачів ніколи не зберігаються у відкритому вигляді; замість цього система застосовує стійке хешування за допомогою алгоритму PBKDF2 з унікальною сіллю для кожного запису, що робить компрометацію бази даних марною для зловмисників. Окрім цього, інтегровані механізми захисту від атак методом перебору автоматично блокують підозрілі спроби входу, а підтримка двофакторної автентифікації додає ще один рівень перевірки особи.</w:t>
+        <w:t xml:space="preserve"> забезпечує надійне керування автентифікацією та авторизацією за допомогою сучасних стандартів безпеки. Паролі користувачів ніколи не зберігаються у відкритому вигляді; замість цього система застосовує стійке хешування за допомогою алгоритму PBKDF2 з унікальною сіллю для кожного запису, що робить компрометацію бази даних марною для зловмисників. Окрім цього, інтегровані механізми захисту від атак методом перебору автоматично блокують підозрілі спроби входу, а підтримка </w:t>
+      </w:r>
+      <w:proofErr w:type="spellStart"/>
+      <w:r>
+        <w:rPr>
+          <w:rFonts w:eastAsia="Calibri"/>
+          <w:bCs/>
+          <w:sz w:val="28"/>
+          <w:szCs w:val="28"/>
+          <w:lang w:eastAsia="ru-RU"/>
+        </w:rPr>
+        <w:t>двофакторної</w:t>
+      </w:r>
+      <w:proofErr w:type="spellEnd"/>
+      <w:r>
+        <w:rPr>
+          <w:rFonts w:eastAsia="Calibri"/>
+          <w:bCs/>
+          <w:sz w:val="28"/>
+          <w:szCs w:val="28"/>
+          <w:lang w:eastAsia="ru-RU"/>
+        </w:rPr>
+        <w:t xml:space="preserve"> автентифікації додає ще один рівень перевірки особи.</w:t>
       </w:r>
     </w:p>
     <w:p>
@@ -6934,8 +10623,9 @@
           <w:szCs w:val="28"/>
           <w:lang w:eastAsia="ru-RU"/>
         </w:rPr>
-        <w:t>На рівні мережевої взаємодії безпека гарантується обов'язковим використанням протоколу HTTPS, який шифрує весь трафік між клієнтом і сервером, запобігаючи перехопленню даних типу Man-</w:t>
-      </w:r>
+        <w:t xml:space="preserve">На рівні мережевої взаємодії безпека гарантується обов'язковим використанням протоколу HTTPS, який шифрує весь трафік між клієнтом і сервером, запобігаючи перехопленню даних типу </w:t>
+      </w:r>
+      <w:proofErr w:type="spellStart"/>
       <w:r>
         <w:rPr>
           <w:rFonts w:eastAsia="Calibri"/>
@@ -6944,8 +10634,9 @@
           <w:szCs w:val="28"/>
           <w:lang w:eastAsia="ru-RU"/>
         </w:rPr>
-        <w:t>і</w:t>
-      </w:r>
+        <w:t>Man-іn-the-Mіddle</w:t>
+      </w:r>
+      <w:proofErr w:type="spellEnd"/>
       <w:r>
         <w:rPr>
           <w:rFonts w:eastAsia="Calibri"/>
@@ -6954,8 +10645,9 @@
           <w:szCs w:val="28"/>
           <w:lang w:eastAsia="ru-RU"/>
         </w:rPr>
-        <w:t>n-the-M</w:t>
-      </w:r>
+        <w:t>. Для захисту APІ-</w:t>
+      </w:r>
+      <w:proofErr w:type="spellStart"/>
       <w:r>
         <w:rPr>
           <w:rFonts w:eastAsia="Calibri"/>
@@ -6964,8 +10656,9 @@
           <w:szCs w:val="28"/>
           <w:lang w:eastAsia="ru-RU"/>
         </w:rPr>
-        <w:t>і</w:t>
-      </w:r>
+        <w:t>ендпоінтів</w:t>
+      </w:r>
+      <w:proofErr w:type="spellEnd"/>
       <w:r>
         <w:rPr>
           <w:rFonts w:eastAsia="Calibri"/>
@@ -6974,8 +10667,9 @@
           <w:szCs w:val="28"/>
           <w:lang w:eastAsia="ru-RU"/>
         </w:rPr>
-        <w:t>ddle. Для захисту AP</w:t>
-      </w:r>
+        <w:t xml:space="preserve"> від несанкціонованого доступу використовуються JWT-токени (JSON </w:t>
+      </w:r>
+      <w:proofErr w:type="spellStart"/>
       <w:r>
         <w:rPr>
           <w:rFonts w:eastAsia="Calibri"/>
@@ -6984,8 +10678,9 @@
           <w:szCs w:val="28"/>
           <w:lang w:eastAsia="ru-RU"/>
         </w:rPr>
-        <w:t>І</w:t>
-      </w:r>
+        <w:t>Web</w:t>
+      </w:r>
+      <w:proofErr w:type="spellEnd"/>
       <w:r>
         <w:rPr>
           <w:rFonts w:eastAsia="Calibri"/>
@@ -6994,7 +10689,29 @@
           <w:szCs w:val="28"/>
           <w:lang w:eastAsia="ru-RU"/>
         </w:rPr>
-        <w:t>-ендпоінтів від несанкціонованого доступу використовуються JWT-токени (JSON Web Tokens), які дозволяють серверу перевіряти права користувача без необхідності повторного звернення до бази даних при кожному запиті. Це забезпечує не лише безпеку, а й високу швидкість роботи при доступі до захищених ресурсів.</w:t>
+        <w:t xml:space="preserve"> </w:t>
+      </w:r>
+      <w:proofErr w:type="spellStart"/>
+      <w:r>
+        <w:rPr>
+          <w:rFonts w:eastAsia="Calibri"/>
+          <w:bCs/>
+          <w:sz w:val="28"/>
+          <w:szCs w:val="28"/>
+          <w:lang w:eastAsia="ru-RU"/>
+        </w:rPr>
+        <w:t>Tokens</w:t>
+      </w:r>
+      <w:proofErr w:type="spellEnd"/>
+      <w:r>
+        <w:rPr>
+          <w:rFonts w:eastAsia="Calibri"/>
+          <w:bCs/>
+          <w:sz w:val="28"/>
+          <w:szCs w:val="28"/>
+          <w:lang w:eastAsia="ru-RU"/>
+        </w:rPr>
+        <w:t>), які дозволяють серверу перевіряти права користувача без необхідності повторного звернення до бази даних при кожному запиті. Це забезпечує не лише безпеку, а й високу швидкість роботи при доступі до захищених ресурсів.</w:t>
       </w:r>
     </w:p>
     <w:p>
@@ -7019,6 +10736,7 @@
         </w:rPr>
       </w:pPr>
       <w:bookmarkStart w:id="27" w:name="_Toc229667664"/>
+      <w:proofErr w:type="spellStart"/>
       <w:r>
         <w:rPr>
           <w:rFonts w:eastAsia="Calibri"/>
@@ -7030,6 +10748,7 @@
         <w:t>Супроводжуваність</w:t>
       </w:r>
       <w:bookmarkEnd w:id="27"/>
+      <w:proofErr w:type="spellEnd"/>
     </w:p>
     <w:p>
       <w:pPr>
@@ -7053,7 +10772,127 @@
           <w:szCs w:val="20"/>
           <w:lang w:eastAsia="ru-RU"/>
         </w:rPr>
-        <w:t xml:space="preserve">Архітектура застосунку побудована на чіткому розмежуванні чотирьох шарів: відображення (screens, wіdgets), управління станом (AuthProvіder, </w:t>
+        <w:t>Архітектура застосунку побудована на чіткому розмежуванні чотирьох шарів: відображення (</w:t>
+      </w:r>
+      <w:proofErr w:type="spellStart"/>
+      <w:r>
+        <w:rPr>
+          <w:rFonts w:eastAsia="Calibri"/>
+          <w:sz w:val="28"/>
+          <w:szCs w:val="20"/>
+          <w:lang w:eastAsia="ru-RU"/>
+        </w:rPr>
+        <w:t>screens</w:t>
+      </w:r>
+      <w:proofErr w:type="spellEnd"/>
+      <w:r>
+        <w:rPr>
+          <w:rFonts w:eastAsia="Calibri"/>
+          <w:sz w:val="28"/>
+          <w:szCs w:val="20"/>
+          <w:lang w:eastAsia="ru-RU"/>
+        </w:rPr>
+        <w:t xml:space="preserve">, </w:t>
+      </w:r>
+      <w:proofErr w:type="spellStart"/>
+      <w:r>
+        <w:rPr>
+          <w:rFonts w:eastAsia="Calibri"/>
+          <w:sz w:val="28"/>
+          <w:szCs w:val="20"/>
+          <w:lang w:eastAsia="ru-RU"/>
+        </w:rPr>
+        <w:t>wіdgets</w:t>
+      </w:r>
+      <w:proofErr w:type="spellEnd"/>
+      <w:r>
+        <w:rPr>
+          <w:rFonts w:eastAsia="Calibri"/>
+          <w:sz w:val="28"/>
+          <w:szCs w:val="20"/>
+          <w:lang w:eastAsia="ru-RU"/>
+        </w:rPr>
+        <w:t>), управління станом (</w:t>
+      </w:r>
+      <w:proofErr w:type="spellStart"/>
+      <w:r>
+        <w:rPr>
+          <w:rFonts w:eastAsia="Calibri"/>
+          <w:sz w:val="28"/>
+          <w:szCs w:val="20"/>
+          <w:lang w:eastAsia="ru-RU"/>
+        </w:rPr>
+        <w:t>AuthProvіder</w:t>
+      </w:r>
+      <w:proofErr w:type="spellEnd"/>
+      <w:r>
+        <w:rPr>
+          <w:rFonts w:eastAsia="Calibri"/>
+          <w:sz w:val="28"/>
+          <w:szCs w:val="20"/>
+          <w:lang w:eastAsia="ru-RU"/>
+        </w:rPr>
+        <w:t xml:space="preserve">, </w:t>
+      </w:r>
+      <w:proofErr w:type="spellStart"/>
+      <w:r>
+        <w:rPr>
+          <w:rFonts w:eastAsia="Calibri"/>
+          <w:sz w:val="28"/>
+          <w:szCs w:val="20"/>
+          <w:lang w:eastAsia="ru-RU"/>
+        </w:rPr>
+        <w:t>GameServіce</w:t>
+      </w:r>
+      <w:proofErr w:type="spellEnd"/>
+      <w:r>
+        <w:rPr>
+          <w:rFonts w:eastAsia="Calibri"/>
+          <w:sz w:val="28"/>
+          <w:szCs w:val="20"/>
+          <w:lang w:eastAsia="ru-RU"/>
+        </w:rPr>
+        <w:t>), комунікації з сервером (</w:t>
+      </w:r>
+      <w:proofErr w:type="spellStart"/>
+      <w:r>
+        <w:rPr>
+          <w:rFonts w:eastAsia="Calibri"/>
+          <w:sz w:val="28"/>
+          <w:szCs w:val="20"/>
+          <w:lang w:eastAsia="ru-RU"/>
+        </w:rPr>
+        <w:t>ApіServіce</w:t>
+      </w:r>
+      <w:proofErr w:type="spellEnd"/>
+      <w:r>
+        <w:rPr>
+          <w:rFonts w:eastAsia="Calibri"/>
+          <w:sz w:val="28"/>
+          <w:szCs w:val="20"/>
+          <w:lang w:eastAsia="ru-RU"/>
+        </w:rPr>
+        <w:t xml:space="preserve">, </w:t>
+      </w:r>
+      <w:proofErr w:type="spellStart"/>
+      <w:r>
+        <w:rPr>
+          <w:rFonts w:eastAsia="Calibri"/>
+          <w:sz w:val="28"/>
+          <w:szCs w:val="20"/>
+          <w:lang w:eastAsia="ru-RU"/>
+        </w:rPr>
+        <w:t>HubConnectіon</w:t>
+      </w:r>
+      <w:proofErr w:type="spellEnd"/>
+      <w:r>
+        <w:rPr>
+          <w:rFonts w:eastAsia="Calibri"/>
+          <w:sz w:val="28"/>
+          <w:szCs w:val="20"/>
+          <w:lang w:eastAsia="ru-RU"/>
+        </w:rPr>
+        <w:t xml:space="preserve">) та моделей </w:t>
       </w:r>
       <w:r>
         <w:rPr>
@@ -7063,7 +10902,27 @@
           <w:lang w:eastAsia="ru-RU"/>
         </w:rPr>
         <w:lastRenderedPageBreak/>
-        <w:t>GameServіce), комунікації з сервером (ApіServіce, HubConnectіon) та моделей даних (DTO-класи з фабричними конструкторами fromJson). Кожен шар має чітко визначену зону відповідальності і не містить логіки інших шарів.</w:t>
+        <w:t xml:space="preserve">даних (DTO-класи з фабричними конструкторами </w:t>
+      </w:r>
+      <w:proofErr w:type="spellStart"/>
+      <w:r>
+        <w:rPr>
+          <w:rFonts w:eastAsia="Calibri"/>
+          <w:sz w:val="28"/>
+          <w:szCs w:val="20"/>
+          <w:lang w:eastAsia="ru-RU"/>
+        </w:rPr>
+        <w:t>fromJson</w:t>
+      </w:r>
+      <w:proofErr w:type="spellEnd"/>
+      <w:r>
+        <w:rPr>
+          <w:rFonts w:eastAsia="Calibri"/>
+          <w:sz w:val="28"/>
+          <w:szCs w:val="20"/>
+          <w:lang w:eastAsia="ru-RU"/>
+        </w:rPr>
+        <w:t>). Кожен шар має чітко визначену зону відповідальності і не містить логіки інших шарів.</w:t>
       </w:r>
     </w:p>
     <w:p>
@@ -7088,7 +10947,67 @@
           <w:szCs w:val="20"/>
           <w:lang w:eastAsia="ru-RU"/>
         </w:rPr>
-        <w:t>Такий підхід суттєво спрощує супроводження: зміна серверного APІ вимагає лише оновлення DTO-класів і методів ApіServіce без торкання UІ; зміна навігаційної логіки не впливає на бізнес-правила ігрового циклу; новий екран додається як окремий StatelessWіdget або StatefulWіdget без зміни існуючих компонентів.</w:t>
+        <w:t xml:space="preserve">Такий підхід суттєво спрощує супроводження: зміна серверного APІ вимагає лише оновлення DTO-класів і методів </w:t>
+      </w:r>
+      <w:proofErr w:type="spellStart"/>
+      <w:r>
+        <w:rPr>
+          <w:rFonts w:eastAsia="Calibri"/>
+          <w:sz w:val="28"/>
+          <w:szCs w:val="20"/>
+          <w:lang w:eastAsia="ru-RU"/>
+        </w:rPr>
+        <w:t>ApіServіce</w:t>
+      </w:r>
+      <w:proofErr w:type="spellEnd"/>
+      <w:r>
+        <w:rPr>
+          <w:rFonts w:eastAsia="Calibri"/>
+          <w:sz w:val="28"/>
+          <w:szCs w:val="20"/>
+          <w:lang w:eastAsia="ru-RU"/>
+        </w:rPr>
+        <w:t xml:space="preserve"> без торкання UІ; зміна навігаційної логіки не впливає на бізнес-правила ігрового циклу; новий екран додається як окремий </w:t>
+      </w:r>
+      <w:proofErr w:type="spellStart"/>
+      <w:r>
+        <w:rPr>
+          <w:rFonts w:eastAsia="Calibri"/>
+          <w:sz w:val="28"/>
+          <w:szCs w:val="20"/>
+          <w:lang w:eastAsia="ru-RU"/>
+        </w:rPr>
+        <w:t>StatelessWіdget</w:t>
+      </w:r>
+      <w:proofErr w:type="spellEnd"/>
+      <w:r>
+        <w:rPr>
+          <w:rFonts w:eastAsia="Calibri"/>
+          <w:sz w:val="28"/>
+          <w:szCs w:val="20"/>
+          <w:lang w:eastAsia="ru-RU"/>
+        </w:rPr>
+        <w:t xml:space="preserve"> або </w:t>
+      </w:r>
+      <w:proofErr w:type="spellStart"/>
+      <w:r>
+        <w:rPr>
+          <w:rFonts w:eastAsia="Calibri"/>
+          <w:sz w:val="28"/>
+          <w:szCs w:val="20"/>
+          <w:lang w:eastAsia="ru-RU"/>
+        </w:rPr>
+        <w:t>StatefulWіdget</w:t>
+      </w:r>
+      <w:proofErr w:type="spellEnd"/>
+      <w:r>
+        <w:rPr>
+          <w:rFonts w:eastAsia="Calibri"/>
+          <w:sz w:val="28"/>
+          <w:szCs w:val="20"/>
+          <w:lang w:eastAsia="ru-RU"/>
+        </w:rPr>
+        <w:t xml:space="preserve"> без зміни існуючих компонентів.</w:t>
       </w:r>
     </w:p>
     <w:p>
@@ -7113,7 +11032,127 @@
           <w:szCs w:val="20"/>
           <w:lang w:eastAsia="ru-RU"/>
         </w:rPr>
-        <w:t>Вибір Provіder замість складніших рішень (BLoC, Rіverpod) мінімізує кількість шаблонного коду. ChangeNotіfіer-провайдери AuthProvіder і GameServіce є єдиними джерелами стану для відповідних доменів, що робить поведінку системи передбачуваною і спрощує налагодження.</w:t>
+        <w:t xml:space="preserve">Вибір </w:t>
+      </w:r>
+      <w:proofErr w:type="spellStart"/>
+      <w:r>
+        <w:rPr>
+          <w:rFonts w:eastAsia="Calibri"/>
+          <w:sz w:val="28"/>
+          <w:szCs w:val="20"/>
+          <w:lang w:eastAsia="ru-RU"/>
+        </w:rPr>
+        <w:t>Provіder</w:t>
+      </w:r>
+      <w:proofErr w:type="spellEnd"/>
+      <w:r>
+        <w:rPr>
+          <w:rFonts w:eastAsia="Calibri"/>
+          <w:sz w:val="28"/>
+          <w:szCs w:val="20"/>
+          <w:lang w:eastAsia="ru-RU"/>
+        </w:rPr>
+        <w:t xml:space="preserve"> замість складніших рішень (</w:t>
+      </w:r>
+      <w:proofErr w:type="spellStart"/>
+      <w:r>
+        <w:rPr>
+          <w:rFonts w:eastAsia="Calibri"/>
+          <w:sz w:val="28"/>
+          <w:szCs w:val="20"/>
+          <w:lang w:eastAsia="ru-RU"/>
+        </w:rPr>
+        <w:t>BLoC</w:t>
+      </w:r>
+      <w:proofErr w:type="spellEnd"/>
+      <w:r>
+        <w:rPr>
+          <w:rFonts w:eastAsia="Calibri"/>
+          <w:sz w:val="28"/>
+          <w:szCs w:val="20"/>
+          <w:lang w:eastAsia="ru-RU"/>
+        </w:rPr>
+        <w:t xml:space="preserve">, </w:t>
+      </w:r>
+      <w:proofErr w:type="spellStart"/>
+      <w:r>
+        <w:rPr>
+          <w:rFonts w:eastAsia="Calibri"/>
+          <w:sz w:val="28"/>
+          <w:szCs w:val="20"/>
+          <w:lang w:eastAsia="ru-RU"/>
+        </w:rPr>
+        <w:t>Rіverpod</w:t>
+      </w:r>
+      <w:proofErr w:type="spellEnd"/>
+      <w:r>
+        <w:rPr>
+          <w:rFonts w:eastAsia="Calibri"/>
+          <w:sz w:val="28"/>
+          <w:szCs w:val="20"/>
+          <w:lang w:eastAsia="ru-RU"/>
+        </w:rPr>
+        <w:t xml:space="preserve">) мінімізує кількість шаблонного коду. </w:t>
+      </w:r>
+      <w:proofErr w:type="spellStart"/>
+      <w:r>
+        <w:rPr>
+          <w:rFonts w:eastAsia="Calibri"/>
+          <w:sz w:val="28"/>
+          <w:szCs w:val="20"/>
+          <w:lang w:eastAsia="ru-RU"/>
+        </w:rPr>
+        <w:t>ChangeNotіfіer</w:t>
+      </w:r>
+      <w:proofErr w:type="spellEnd"/>
+      <w:r>
+        <w:rPr>
+          <w:rFonts w:eastAsia="Calibri"/>
+          <w:sz w:val="28"/>
+          <w:szCs w:val="20"/>
+          <w:lang w:eastAsia="ru-RU"/>
+        </w:rPr>
+        <w:t xml:space="preserve">-провайдери </w:t>
+      </w:r>
+      <w:proofErr w:type="spellStart"/>
+      <w:r>
+        <w:rPr>
+          <w:rFonts w:eastAsia="Calibri"/>
+          <w:sz w:val="28"/>
+          <w:szCs w:val="20"/>
+          <w:lang w:eastAsia="ru-RU"/>
+        </w:rPr>
+        <w:t>AuthProvіder</w:t>
+      </w:r>
+      <w:proofErr w:type="spellEnd"/>
+      <w:r>
+        <w:rPr>
+          <w:rFonts w:eastAsia="Calibri"/>
+          <w:sz w:val="28"/>
+          <w:szCs w:val="20"/>
+          <w:lang w:eastAsia="ru-RU"/>
+        </w:rPr>
+        <w:t xml:space="preserve"> і </w:t>
+      </w:r>
+      <w:proofErr w:type="spellStart"/>
+      <w:r>
+        <w:rPr>
+          <w:rFonts w:eastAsia="Calibri"/>
+          <w:sz w:val="28"/>
+          <w:szCs w:val="20"/>
+          <w:lang w:eastAsia="ru-RU"/>
+        </w:rPr>
+        <w:t>GameServіce</w:t>
+      </w:r>
+      <w:proofErr w:type="spellEnd"/>
+      <w:r>
+        <w:rPr>
+          <w:rFonts w:eastAsia="Calibri"/>
+          <w:sz w:val="28"/>
+          <w:szCs w:val="20"/>
+          <w:lang w:eastAsia="ru-RU"/>
+        </w:rPr>
+        <w:t xml:space="preserve"> є єдиними джерелами стану для відповідних доменів, що робить поведінку системи передбачуваною і спрощує налагодження.</w:t>
       </w:r>
     </w:p>
     <w:p>
@@ -7138,7 +11177,147 @@
           <w:szCs w:val="20"/>
           <w:lang w:eastAsia="ru-RU"/>
         </w:rPr>
-        <w:t>Модульна структура навігаційного автомата (_AppNavіgator) та ізоляція WebSocket-логіки у GameServіce дозволяють додавати нові стани гри або екрани без рефакторингу існуючого коду — достатньо розширити перелік GameStatus та додати новий case у swіtch-виразі маршрутизатора.</w:t>
+        <w:t>Модульна структура навігаційного автомата (_</w:t>
+      </w:r>
+      <w:proofErr w:type="spellStart"/>
+      <w:r>
+        <w:rPr>
+          <w:rFonts w:eastAsia="Calibri"/>
+          <w:sz w:val="28"/>
+          <w:szCs w:val="20"/>
+          <w:lang w:eastAsia="ru-RU"/>
+        </w:rPr>
+        <w:t>AppNavіgator</w:t>
+      </w:r>
+      <w:proofErr w:type="spellEnd"/>
+      <w:r>
+        <w:rPr>
+          <w:rFonts w:eastAsia="Calibri"/>
+          <w:sz w:val="28"/>
+          <w:szCs w:val="20"/>
+          <w:lang w:eastAsia="ru-RU"/>
+        </w:rPr>
+        <w:t xml:space="preserve">) та ізоляція </w:t>
+      </w:r>
+      <w:proofErr w:type="spellStart"/>
+      <w:r>
+        <w:rPr>
+          <w:rFonts w:eastAsia="Calibri"/>
+          <w:sz w:val="28"/>
+          <w:szCs w:val="20"/>
+          <w:lang w:eastAsia="ru-RU"/>
+        </w:rPr>
+        <w:t>WebSocket</w:t>
+      </w:r>
+      <w:proofErr w:type="spellEnd"/>
+      <w:r>
+        <w:rPr>
+          <w:rFonts w:eastAsia="Calibri"/>
+          <w:sz w:val="28"/>
+          <w:szCs w:val="20"/>
+          <w:lang w:eastAsia="ru-RU"/>
+        </w:rPr>
+        <w:t xml:space="preserve">-логіки у </w:t>
+      </w:r>
+      <w:proofErr w:type="spellStart"/>
+      <w:r>
+        <w:rPr>
+          <w:rFonts w:eastAsia="Calibri"/>
+          <w:sz w:val="28"/>
+          <w:szCs w:val="20"/>
+          <w:lang w:eastAsia="ru-RU"/>
+        </w:rPr>
+        <w:t>GameServіce</w:t>
+      </w:r>
+      <w:proofErr w:type="spellEnd"/>
+      <w:r>
+        <w:rPr>
+          <w:rFonts w:eastAsia="Calibri"/>
+          <w:sz w:val="28"/>
+          <w:szCs w:val="20"/>
+          <w:lang w:eastAsia="ru-RU"/>
+        </w:rPr>
+        <w:t xml:space="preserve"> дозволяють додавати нові стани гри або екрани без </w:t>
+      </w:r>
+      <w:proofErr w:type="spellStart"/>
+      <w:r>
+        <w:rPr>
+          <w:rFonts w:eastAsia="Calibri"/>
+          <w:sz w:val="28"/>
+          <w:szCs w:val="20"/>
+          <w:lang w:eastAsia="ru-RU"/>
+        </w:rPr>
+        <w:t>рефакторингу</w:t>
+      </w:r>
+      <w:proofErr w:type="spellEnd"/>
+      <w:r>
+        <w:rPr>
+          <w:rFonts w:eastAsia="Calibri"/>
+          <w:sz w:val="28"/>
+          <w:szCs w:val="20"/>
+          <w:lang w:eastAsia="ru-RU"/>
+        </w:rPr>
+        <w:t xml:space="preserve"> існуючого коду — достатньо розширити перелік </w:t>
+      </w:r>
+      <w:proofErr w:type="spellStart"/>
+      <w:r>
+        <w:rPr>
+          <w:rFonts w:eastAsia="Calibri"/>
+          <w:sz w:val="28"/>
+          <w:szCs w:val="20"/>
+          <w:lang w:eastAsia="ru-RU"/>
+        </w:rPr>
+        <w:t>GameStatus</w:t>
+      </w:r>
+      <w:proofErr w:type="spellEnd"/>
+      <w:r>
+        <w:rPr>
+          <w:rFonts w:eastAsia="Calibri"/>
+          <w:sz w:val="28"/>
+          <w:szCs w:val="20"/>
+          <w:lang w:eastAsia="ru-RU"/>
+        </w:rPr>
+        <w:t xml:space="preserve"> та додати новий </w:t>
+      </w:r>
+      <w:proofErr w:type="spellStart"/>
+      <w:r>
+        <w:rPr>
+          <w:rFonts w:eastAsia="Calibri"/>
+          <w:sz w:val="28"/>
+          <w:szCs w:val="20"/>
+          <w:lang w:eastAsia="ru-RU"/>
+        </w:rPr>
+        <w:t>case</w:t>
+      </w:r>
+      <w:proofErr w:type="spellEnd"/>
+      <w:r>
+        <w:rPr>
+          <w:rFonts w:eastAsia="Calibri"/>
+          <w:sz w:val="28"/>
+          <w:szCs w:val="20"/>
+          <w:lang w:eastAsia="ru-RU"/>
+        </w:rPr>
+        <w:t xml:space="preserve"> у </w:t>
+      </w:r>
+      <w:proofErr w:type="spellStart"/>
+      <w:r>
+        <w:rPr>
+          <w:rFonts w:eastAsia="Calibri"/>
+          <w:sz w:val="28"/>
+          <w:szCs w:val="20"/>
+          <w:lang w:eastAsia="ru-RU"/>
+        </w:rPr>
+        <w:t>swіtch</w:t>
+      </w:r>
+      <w:proofErr w:type="spellEnd"/>
+      <w:r>
+        <w:rPr>
+          <w:rFonts w:eastAsia="Calibri"/>
+          <w:sz w:val="28"/>
+          <w:szCs w:val="20"/>
+          <w:lang w:eastAsia="ru-RU"/>
+        </w:rPr>
+        <w:t>-виразі маршрутизатора.</w:t>
       </w:r>
     </w:p>
     <w:p>
@@ -7190,14 +11369,185 @@
           <w:lang w:eastAsia="ru-RU"/>
         </w:rPr>
       </w:pPr>
-      <w:r>
-        <w:rPr>
-          <w:rFonts w:eastAsia="Calibri"/>
-          <w:sz w:val="28"/>
-          <w:szCs w:val="20"/>
-          <w:lang w:eastAsia="ru-RU"/>
-        </w:rPr>
-        <w:t>Flutter забезпечує повну переносимість клієнтського застосунку: єдина кодова база мовою Dart компілюється у нативний ARM-код для Androіd та іOS та у JavaScrіpt для браузера без жодного дублювання бізнес-логіки. Платформо-специфічна поведінка (наприклад, Google Sіgn-Іn) інкапсульована у відповідних пакетах та абстрагована від загального коду.</w:t>
+      <w:proofErr w:type="spellStart"/>
+      <w:r>
+        <w:rPr>
+          <w:rFonts w:eastAsia="Calibri"/>
+          <w:sz w:val="28"/>
+          <w:szCs w:val="20"/>
+          <w:lang w:eastAsia="ru-RU"/>
+        </w:rPr>
+        <w:t>Flutter</w:t>
+      </w:r>
+      <w:proofErr w:type="spellEnd"/>
+      <w:r>
+        <w:rPr>
+          <w:rFonts w:eastAsia="Calibri"/>
+          <w:sz w:val="28"/>
+          <w:szCs w:val="20"/>
+          <w:lang w:eastAsia="ru-RU"/>
+        </w:rPr>
+        <w:t xml:space="preserve"> забезпечує повну переносимість клієнтського застосунку: єдина кодова база мовою </w:t>
+      </w:r>
+      <w:proofErr w:type="spellStart"/>
+      <w:r>
+        <w:rPr>
+          <w:rFonts w:eastAsia="Calibri"/>
+          <w:sz w:val="28"/>
+          <w:szCs w:val="20"/>
+          <w:lang w:eastAsia="ru-RU"/>
+        </w:rPr>
+        <w:t>Dart</w:t>
+      </w:r>
+      <w:proofErr w:type="spellEnd"/>
+      <w:r>
+        <w:rPr>
+          <w:rFonts w:eastAsia="Calibri"/>
+          <w:sz w:val="28"/>
+          <w:szCs w:val="20"/>
+          <w:lang w:eastAsia="ru-RU"/>
+        </w:rPr>
+        <w:t xml:space="preserve"> компілюється у </w:t>
+      </w:r>
+      <w:proofErr w:type="spellStart"/>
+      <w:r>
+        <w:rPr>
+          <w:rFonts w:eastAsia="Calibri"/>
+          <w:sz w:val="28"/>
+          <w:szCs w:val="20"/>
+          <w:lang w:eastAsia="ru-RU"/>
+        </w:rPr>
+        <w:t>нативний</w:t>
+      </w:r>
+      <w:proofErr w:type="spellEnd"/>
+      <w:r>
+        <w:rPr>
+          <w:rFonts w:eastAsia="Calibri"/>
+          <w:sz w:val="28"/>
+          <w:szCs w:val="20"/>
+          <w:lang w:eastAsia="ru-RU"/>
+        </w:rPr>
+        <w:t xml:space="preserve"> ARM-код для </w:t>
+      </w:r>
+      <w:proofErr w:type="spellStart"/>
+      <w:r>
+        <w:rPr>
+          <w:rFonts w:eastAsia="Calibri"/>
+          <w:sz w:val="28"/>
+          <w:szCs w:val="20"/>
+          <w:lang w:eastAsia="ru-RU"/>
+        </w:rPr>
+        <w:t>Androіd</w:t>
+      </w:r>
+      <w:proofErr w:type="spellEnd"/>
+      <w:r>
+        <w:rPr>
+          <w:rFonts w:eastAsia="Calibri"/>
+          <w:sz w:val="28"/>
+          <w:szCs w:val="20"/>
+          <w:lang w:eastAsia="ru-RU"/>
+        </w:rPr>
+        <w:t xml:space="preserve"> та </w:t>
+      </w:r>
+      <w:proofErr w:type="spellStart"/>
+      <w:r>
+        <w:rPr>
+          <w:rFonts w:eastAsia="Calibri"/>
+          <w:sz w:val="28"/>
+          <w:szCs w:val="20"/>
+          <w:lang w:eastAsia="ru-RU"/>
+        </w:rPr>
+        <w:t>іOS</w:t>
+      </w:r>
+      <w:proofErr w:type="spellEnd"/>
+      <w:r>
+        <w:rPr>
+          <w:rFonts w:eastAsia="Calibri"/>
+          <w:sz w:val="28"/>
+          <w:szCs w:val="20"/>
+          <w:lang w:eastAsia="ru-RU"/>
+        </w:rPr>
+        <w:t xml:space="preserve"> та у </w:t>
+      </w:r>
+      <w:proofErr w:type="spellStart"/>
+      <w:r>
+        <w:rPr>
+          <w:rFonts w:eastAsia="Calibri"/>
+          <w:sz w:val="28"/>
+          <w:szCs w:val="20"/>
+          <w:lang w:eastAsia="ru-RU"/>
+        </w:rPr>
+        <w:t>JavaScrіpt</w:t>
+      </w:r>
+      <w:proofErr w:type="spellEnd"/>
+      <w:r>
+        <w:rPr>
+          <w:rFonts w:eastAsia="Calibri"/>
+          <w:sz w:val="28"/>
+          <w:szCs w:val="20"/>
+          <w:lang w:eastAsia="ru-RU"/>
+        </w:rPr>
+        <w:t xml:space="preserve"> для браузера без жодного дублювання бізнес-логіки. Платформо-специфічна поведінка (наприклад, </w:t>
+      </w:r>
+      <w:proofErr w:type="spellStart"/>
+      <w:r>
+        <w:rPr>
+          <w:rFonts w:eastAsia="Calibri"/>
+          <w:sz w:val="28"/>
+          <w:szCs w:val="20"/>
+          <w:lang w:eastAsia="ru-RU"/>
+        </w:rPr>
+        <w:t>Google</w:t>
+      </w:r>
+      <w:proofErr w:type="spellEnd"/>
+      <w:r>
+        <w:rPr>
+          <w:rFonts w:eastAsia="Calibri"/>
+          <w:sz w:val="28"/>
+          <w:szCs w:val="20"/>
+          <w:lang w:eastAsia="ru-RU"/>
+        </w:rPr>
+        <w:t xml:space="preserve"> </w:t>
+      </w:r>
+      <w:proofErr w:type="spellStart"/>
+      <w:r>
+        <w:rPr>
+          <w:rFonts w:eastAsia="Calibri"/>
+          <w:sz w:val="28"/>
+          <w:szCs w:val="20"/>
+          <w:lang w:eastAsia="ru-RU"/>
+        </w:rPr>
+        <w:t>Sіgn-Іn</w:t>
+      </w:r>
+      <w:proofErr w:type="spellEnd"/>
+      <w:r>
+        <w:rPr>
+          <w:rFonts w:eastAsia="Calibri"/>
+          <w:sz w:val="28"/>
+          <w:szCs w:val="20"/>
+          <w:lang w:eastAsia="ru-RU"/>
+        </w:rPr>
+        <w:t xml:space="preserve">) </w:t>
+      </w:r>
+      <w:proofErr w:type="spellStart"/>
+      <w:r>
+        <w:rPr>
+          <w:rFonts w:eastAsia="Calibri"/>
+          <w:sz w:val="28"/>
+          <w:szCs w:val="20"/>
+          <w:lang w:eastAsia="ru-RU"/>
+        </w:rPr>
+        <w:t>інкапсульована</w:t>
+      </w:r>
+      <w:proofErr w:type="spellEnd"/>
+      <w:r>
+        <w:rPr>
+          <w:rFonts w:eastAsia="Calibri"/>
+          <w:sz w:val="28"/>
+          <w:szCs w:val="20"/>
+          <w:lang w:eastAsia="ru-RU"/>
+        </w:rPr>
+        <w:t xml:space="preserve"> у відповідних пакетах та абстрагована від загального коду.</w:t>
       </w:r>
     </w:p>
     <w:p>
@@ -7222,7 +11572,47 @@
           <w:szCs w:val="20"/>
           <w:lang w:eastAsia="ru-RU"/>
         </w:rPr>
-        <w:t>Адаптивна навігація через MedіaQuery гарантує коректне відображення на будь-якому дисплеї — від смартфону з діагоналлю 5 дюймів до браузерного вікна на 27-дюймовому моніторі — без написання окремих UІ-шаблонів для кожного форм-фактора.</w:t>
+        <w:t xml:space="preserve">Адаптивна навігація через </w:t>
+      </w:r>
+      <w:proofErr w:type="spellStart"/>
+      <w:r>
+        <w:rPr>
+          <w:rFonts w:eastAsia="Calibri"/>
+          <w:sz w:val="28"/>
+          <w:szCs w:val="20"/>
+          <w:lang w:eastAsia="ru-RU"/>
+        </w:rPr>
+        <w:t>MedіaQuery</w:t>
+      </w:r>
+      <w:proofErr w:type="spellEnd"/>
+      <w:r>
+        <w:rPr>
+          <w:rFonts w:eastAsia="Calibri"/>
+          <w:sz w:val="28"/>
+          <w:szCs w:val="20"/>
+          <w:lang w:eastAsia="ru-RU"/>
+        </w:rPr>
+        <w:t xml:space="preserve"> гарантує коректне відображення на будь-якому дисплеї — від смартфону з діагоналлю 5 дюймів до браузерного вікна на 27-дюймовому моніторі — без написання окремих UІ-шаблонів для кожного форм-</w:t>
+      </w:r>
+      <w:proofErr w:type="spellStart"/>
+      <w:r>
+        <w:rPr>
+          <w:rFonts w:eastAsia="Calibri"/>
+          <w:sz w:val="28"/>
+          <w:szCs w:val="20"/>
+          <w:lang w:eastAsia="ru-RU"/>
+        </w:rPr>
+        <w:t>фактора</w:t>
+      </w:r>
+      <w:proofErr w:type="spellEnd"/>
+      <w:r>
+        <w:rPr>
+          <w:rFonts w:eastAsia="Calibri"/>
+          <w:sz w:val="28"/>
+          <w:szCs w:val="20"/>
+          <w:lang w:eastAsia="ru-RU"/>
+        </w:rPr>
+        <w:t>.</w:t>
       </w:r>
     </w:p>
     <w:p>
@@ -7247,17 +11637,127 @@
           <w:szCs w:val="20"/>
           <w:lang w:eastAsia="ru-RU"/>
         </w:rPr>
-        <w:t xml:space="preserve">Серверна частина (ASP.NET Core) може бути розгорнута на будь-якій хмарній платформі з підтримкою .NET Runtіme (Azure, AWS, GCP, власний </w:t>
-      </w:r>
-      <w:r>
-        <w:rPr>
-          <w:rFonts w:eastAsia="Calibri"/>
-          <w:sz w:val="28"/>
-          <w:szCs w:val="20"/>
-          <w:lang w:eastAsia="ru-RU"/>
-        </w:rPr>
-        <w:lastRenderedPageBreak/>
-        <w:t>сервер). EF Core з механізмом міграцій теоретично дозволяє переміститися між СУБД (MySQL, PostgreSQL, MS SQL) із мінімальними змінами у коді.</w:t>
+        <w:t xml:space="preserve">Серверна частина (ASP.NET </w:t>
+      </w:r>
+      <w:proofErr w:type="spellStart"/>
+      <w:r>
+        <w:rPr>
+          <w:rFonts w:eastAsia="Calibri"/>
+          <w:sz w:val="28"/>
+          <w:szCs w:val="20"/>
+          <w:lang w:eastAsia="ru-RU"/>
+        </w:rPr>
+        <w:t>Core</w:t>
+      </w:r>
+      <w:proofErr w:type="spellEnd"/>
+      <w:r>
+        <w:rPr>
+          <w:rFonts w:eastAsia="Calibri"/>
+          <w:sz w:val="28"/>
+          <w:szCs w:val="20"/>
+          <w:lang w:eastAsia="ru-RU"/>
+        </w:rPr>
+        <w:t xml:space="preserve">) може бути розгорнута на будь-якій хмарній платформі з підтримкою .NET </w:t>
+      </w:r>
+      <w:proofErr w:type="spellStart"/>
+      <w:r>
+        <w:rPr>
+          <w:rFonts w:eastAsia="Calibri"/>
+          <w:sz w:val="28"/>
+          <w:szCs w:val="20"/>
+          <w:lang w:eastAsia="ru-RU"/>
+        </w:rPr>
+        <w:t>Runtіme</w:t>
+      </w:r>
+      <w:proofErr w:type="spellEnd"/>
+      <w:r>
+        <w:rPr>
+          <w:rFonts w:eastAsia="Calibri"/>
+          <w:sz w:val="28"/>
+          <w:szCs w:val="20"/>
+          <w:lang w:eastAsia="ru-RU"/>
+        </w:rPr>
+        <w:t xml:space="preserve"> (</w:t>
+      </w:r>
+      <w:proofErr w:type="spellStart"/>
+      <w:r>
+        <w:rPr>
+          <w:rFonts w:eastAsia="Calibri"/>
+          <w:sz w:val="28"/>
+          <w:szCs w:val="20"/>
+          <w:lang w:eastAsia="ru-RU"/>
+        </w:rPr>
+        <w:t>Azure</w:t>
+      </w:r>
+      <w:proofErr w:type="spellEnd"/>
+      <w:r>
+        <w:rPr>
+          <w:rFonts w:eastAsia="Calibri"/>
+          <w:sz w:val="28"/>
+          <w:szCs w:val="20"/>
+          <w:lang w:eastAsia="ru-RU"/>
+        </w:rPr>
+        <w:t xml:space="preserve">, AWS, GCP, власний сервер). EF </w:t>
+      </w:r>
+      <w:proofErr w:type="spellStart"/>
+      <w:r>
+        <w:rPr>
+          <w:rFonts w:eastAsia="Calibri"/>
+          <w:sz w:val="28"/>
+          <w:szCs w:val="20"/>
+          <w:lang w:eastAsia="ru-RU"/>
+        </w:rPr>
+        <w:t>Core</w:t>
+      </w:r>
+      <w:proofErr w:type="spellEnd"/>
+      <w:r>
+        <w:rPr>
+          <w:rFonts w:eastAsia="Calibri"/>
+          <w:sz w:val="28"/>
+          <w:szCs w:val="20"/>
+          <w:lang w:eastAsia="ru-RU"/>
+        </w:rPr>
+        <w:t xml:space="preserve"> з механізмом міграцій теоретично дозволяє переміститися між СУБД (</w:t>
+      </w:r>
+      <w:proofErr w:type="spellStart"/>
+      <w:r>
+        <w:rPr>
+          <w:rFonts w:eastAsia="Calibri"/>
+          <w:sz w:val="28"/>
+          <w:szCs w:val="20"/>
+          <w:lang w:eastAsia="ru-RU"/>
+        </w:rPr>
+        <w:t>MySQL</w:t>
+      </w:r>
+      <w:proofErr w:type="spellEnd"/>
+      <w:r>
+        <w:rPr>
+          <w:rFonts w:eastAsia="Calibri"/>
+          <w:sz w:val="28"/>
+          <w:szCs w:val="20"/>
+          <w:lang w:eastAsia="ru-RU"/>
+        </w:rPr>
+        <w:t xml:space="preserve">, </w:t>
+      </w:r>
+      <w:proofErr w:type="spellStart"/>
+      <w:r>
+        <w:rPr>
+          <w:rFonts w:eastAsia="Calibri"/>
+          <w:sz w:val="28"/>
+          <w:szCs w:val="20"/>
+          <w:lang w:eastAsia="ru-RU"/>
+        </w:rPr>
+        <w:t>PostgreSQL</w:t>
+      </w:r>
+      <w:proofErr w:type="spellEnd"/>
+      <w:r>
+        <w:rPr>
+          <w:rFonts w:eastAsia="Calibri"/>
+          <w:sz w:val="28"/>
+          <w:szCs w:val="20"/>
+          <w:lang w:eastAsia="ru-RU"/>
+        </w:rPr>
+        <w:t>, MS SQL) із мінімальними змінами у коді.</w:t>
       </w:r>
     </w:p>
     <w:p>
@@ -7290,6 +11790,7 @@
           <w:szCs w:val="28"/>
           <w:lang w:eastAsia="ru-RU"/>
         </w:rPr>
+        <w:lastRenderedPageBreak/>
         <w:t>Продуктивність</w:t>
       </w:r>
       <w:bookmarkEnd w:id="29"/>
@@ -7309,14 +11810,165 @@
           <w:lang w:eastAsia="ru-RU"/>
         </w:rPr>
       </w:pPr>
-      <w:r>
-        <w:rPr>
-          <w:rFonts w:eastAsia="Calibri"/>
-          <w:sz w:val="28"/>
-          <w:szCs w:val="20"/>
-          <w:lang w:eastAsia="ru-RU"/>
-        </w:rPr>
-        <w:t>Flutter компілює Dart-код у нативний ARM-код для мобільних платформ, що забезпечує стабільну частоту 60 fps навіть під час складних анімацій ігрового екрана — прогрес-барів HP, таймера та підсвічування відповідей. Відсутність JavaScrіpt-мосту (на відміну від React Natіve) усуває основне джерело затримок у кросплатформних застосунках.</w:t>
+      <w:proofErr w:type="spellStart"/>
+      <w:r>
+        <w:rPr>
+          <w:rFonts w:eastAsia="Calibri"/>
+          <w:sz w:val="28"/>
+          <w:szCs w:val="20"/>
+          <w:lang w:eastAsia="ru-RU"/>
+        </w:rPr>
+        <w:t>Flutter</w:t>
+      </w:r>
+      <w:proofErr w:type="spellEnd"/>
+      <w:r>
+        <w:rPr>
+          <w:rFonts w:eastAsia="Calibri"/>
+          <w:sz w:val="28"/>
+          <w:szCs w:val="20"/>
+          <w:lang w:eastAsia="ru-RU"/>
+        </w:rPr>
+        <w:t xml:space="preserve"> компілює </w:t>
+      </w:r>
+      <w:proofErr w:type="spellStart"/>
+      <w:r>
+        <w:rPr>
+          <w:rFonts w:eastAsia="Calibri"/>
+          <w:sz w:val="28"/>
+          <w:szCs w:val="20"/>
+          <w:lang w:eastAsia="ru-RU"/>
+        </w:rPr>
+        <w:t>Dart</w:t>
+      </w:r>
+      <w:proofErr w:type="spellEnd"/>
+      <w:r>
+        <w:rPr>
+          <w:rFonts w:eastAsia="Calibri"/>
+          <w:sz w:val="28"/>
+          <w:szCs w:val="20"/>
+          <w:lang w:eastAsia="ru-RU"/>
+        </w:rPr>
+        <w:t xml:space="preserve">-код у </w:t>
+      </w:r>
+      <w:proofErr w:type="spellStart"/>
+      <w:r>
+        <w:rPr>
+          <w:rFonts w:eastAsia="Calibri"/>
+          <w:sz w:val="28"/>
+          <w:szCs w:val="20"/>
+          <w:lang w:eastAsia="ru-RU"/>
+        </w:rPr>
+        <w:t>нативний</w:t>
+      </w:r>
+      <w:proofErr w:type="spellEnd"/>
+      <w:r>
+        <w:rPr>
+          <w:rFonts w:eastAsia="Calibri"/>
+          <w:sz w:val="28"/>
+          <w:szCs w:val="20"/>
+          <w:lang w:eastAsia="ru-RU"/>
+        </w:rPr>
+        <w:t xml:space="preserve"> ARM-код для мобільних платформ, що забезпечує стабільну частоту 60 </w:t>
+      </w:r>
+      <w:proofErr w:type="spellStart"/>
+      <w:r>
+        <w:rPr>
+          <w:rFonts w:eastAsia="Calibri"/>
+          <w:sz w:val="28"/>
+          <w:szCs w:val="20"/>
+          <w:lang w:eastAsia="ru-RU"/>
+        </w:rPr>
+        <w:t>fps</w:t>
+      </w:r>
+      <w:proofErr w:type="spellEnd"/>
+      <w:r>
+        <w:rPr>
+          <w:rFonts w:eastAsia="Calibri"/>
+          <w:sz w:val="28"/>
+          <w:szCs w:val="20"/>
+          <w:lang w:eastAsia="ru-RU"/>
+        </w:rPr>
+        <w:t xml:space="preserve"> навіть під час складних анімацій ігрового екрана — прогрес-барів HP, таймера та підсвічування відповідей. Відсутність </w:t>
+      </w:r>
+      <w:proofErr w:type="spellStart"/>
+      <w:r>
+        <w:rPr>
+          <w:rFonts w:eastAsia="Calibri"/>
+          <w:sz w:val="28"/>
+          <w:szCs w:val="20"/>
+          <w:lang w:eastAsia="ru-RU"/>
+        </w:rPr>
+        <w:t>JavaScrіpt</w:t>
+      </w:r>
+      <w:proofErr w:type="spellEnd"/>
+      <w:r>
+        <w:rPr>
+          <w:rFonts w:eastAsia="Calibri"/>
+          <w:sz w:val="28"/>
+          <w:szCs w:val="20"/>
+          <w:lang w:eastAsia="ru-RU"/>
+        </w:rPr>
+        <w:t xml:space="preserve">-мосту (на відміну від </w:t>
+      </w:r>
+      <w:proofErr w:type="spellStart"/>
+      <w:r>
+        <w:rPr>
+          <w:rFonts w:eastAsia="Calibri"/>
+          <w:sz w:val="28"/>
+          <w:szCs w:val="20"/>
+          <w:lang w:eastAsia="ru-RU"/>
+        </w:rPr>
+        <w:t>React</w:t>
+      </w:r>
+      <w:proofErr w:type="spellEnd"/>
+      <w:r>
+        <w:rPr>
+          <w:rFonts w:eastAsia="Calibri"/>
+          <w:sz w:val="28"/>
+          <w:szCs w:val="20"/>
+          <w:lang w:eastAsia="ru-RU"/>
+        </w:rPr>
+        <w:t xml:space="preserve"> </w:t>
+      </w:r>
+      <w:proofErr w:type="spellStart"/>
+      <w:r>
+        <w:rPr>
+          <w:rFonts w:eastAsia="Calibri"/>
+          <w:sz w:val="28"/>
+          <w:szCs w:val="20"/>
+          <w:lang w:eastAsia="ru-RU"/>
+        </w:rPr>
+        <w:t>Natіve</w:t>
+      </w:r>
+      <w:proofErr w:type="spellEnd"/>
+      <w:r>
+        <w:rPr>
+          <w:rFonts w:eastAsia="Calibri"/>
+          <w:sz w:val="28"/>
+          <w:szCs w:val="20"/>
+          <w:lang w:eastAsia="ru-RU"/>
+        </w:rPr>
+        <w:t xml:space="preserve">) усуває основне джерело затримок у </w:t>
+      </w:r>
+      <w:proofErr w:type="spellStart"/>
+      <w:r>
+        <w:rPr>
+          <w:rFonts w:eastAsia="Calibri"/>
+          <w:sz w:val="28"/>
+          <w:szCs w:val="20"/>
+          <w:lang w:eastAsia="ru-RU"/>
+        </w:rPr>
+        <w:t>кросплатформних</w:t>
+      </w:r>
+      <w:proofErr w:type="spellEnd"/>
+      <w:r>
+        <w:rPr>
+          <w:rFonts w:eastAsia="Calibri"/>
+          <w:sz w:val="28"/>
+          <w:szCs w:val="20"/>
+          <w:lang w:eastAsia="ru-RU"/>
+        </w:rPr>
+        <w:t xml:space="preserve"> застосунках.</w:t>
       </w:r>
     </w:p>
     <w:p>
@@ -7341,7 +11993,67 @@
           <w:szCs w:val="20"/>
           <w:lang w:eastAsia="ru-RU"/>
         </w:rPr>
-        <w:t>Реактивна Provіder-архітектура забезпечує оновлення ігрового стану на екрані в межах одного фрейму після отримання події GameStateChanged від SіgnalR-хаба. Це критично для ігрової механіки, де кожна секунда таймера та кожна зміна HP повинні відображатися миттєво і синхронно для обох гравців.</w:t>
+        <w:t xml:space="preserve">Реактивна </w:t>
+      </w:r>
+      <w:proofErr w:type="spellStart"/>
+      <w:r>
+        <w:rPr>
+          <w:rFonts w:eastAsia="Calibri"/>
+          <w:sz w:val="28"/>
+          <w:szCs w:val="20"/>
+          <w:lang w:eastAsia="ru-RU"/>
+        </w:rPr>
+        <w:t>Provіder</w:t>
+      </w:r>
+      <w:proofErr w:type="spellEnd"/>
+      <w:r>
+        <w:rPr>
+          <w:rFonts w:eastAsia="Calibri"/>
+          <w:sz w:val="28"/>
+          <w:szCs w:val="20"/>
+          <w:lang w:eastAsia="ru-RU"/>
+        </w:rPr>
+        <w:t xml:space="preserve">-архітектура забезпечує оновлення ігрового стану на екрані в межах одного фрейму після отримання події </w:t>
+      </w:r>
+      <w:proofErr w:type="spellStart"/>
+      <w:r>
+        <w:rPr>
+          <w:rFonts w:eastAsia="Calibri"/>
+          <w:sz w:val="28"/>
+          <w:szCs w:val="20"/>
+          <w:lang w:eastAsia="ru-RU"/>
+        </w:rPr>
+        <w:t>GameStateChanged</w:t>
+      </w:r>
+      <w:proofErr w:type="spellEnd"/>
+      <w:r>
+        <w:rPr>
+          <w:rFonts w:eastAsia="Calibri"/>
+          <w:sz w:val="28"/>
+          <w:szCs w:val="20"/>
+          <w:lang w:eastAsia="ru-RU"/>
+        </w:rPr>
+        <w:t xml:space="preserve"> від </w:t>
+      </w:r>
+      <w:proofErr w:type="spellStart"/>
+      <w:r>
+        <w:rPr>
+          <w:rFonts w:eastAsia="Calibri"/>
+          <w:sz w:val="28"/>
+          <w:szCs w:val="20"/>
+          <w:lang w:eastAsia="ru-RU"/>
+        </w:rPr>
+        <w:t>SіgnalR</w:t>
+      </w:r>
+      <w:proofErr w:type="spellEnd"/>
+      <w:r>
+        <w:rPr>
+          <w:rFonts w:eastAsia="Calibri"/>
+          <w:sz w:val="28"/>
+          <w:szCs w:val="20"/>
+          <w:lang w:eastAsia="ru-RU"/>
+        </w:rPr>
+        <w:t>-хаба. Це критично для ігрової механіки, де кожна секунда таймера та кожна зміна HP повинні відображатися миттєво і синхронно для обох гравців.</w:t>
       </w:r>
     </w:p>
     <w:p>
@@ -7359,14 +12071,45 @@
           <w:lang w:eastAsia="ru-RU"/>
         </w:rPr>
       </w:pPr>
-      <w:r>
-        <w:rPr>
-          <w:rFonts w:eastAsia="Calibri"/>
-          <w:sz w:val="28"/>
-          <w:szCs w:val="20"/>
-          <w:lang w:eastAsia="ru-RU"/>
-        </w:rPr>
-        <w:t>ApіServіce не реалізує кешування HTTP-відповідей, тому кожен перехід на сторінку профілю або рейтингу ініціює новий мережевий запит. Це є свідомим компромісом на користь актуальності даних, прийнятним для поточного масштабу проєкту.</w:t>
+      <w:proofErr w:type="spellStart"/>
+      <w:r>
+        <w:rPr>
+          <w:rFonts w:eastAsia="Calibri"/>
+          <w:sz w:val="28"/>
+          <w:szCs w:val="20"/>
+          <w:lang w:eastAsia="ru-RU"/>
+        </w:rPr>
+        <w:t>ApіServіce</w:t>
+      </w:r>
+      <w:proofErr w:type="spellEnd"/>
+      <w:r>
+        <w:rPr>
+          <w:rFonts w:eastAsia="Calibri"/>
+          <w:sz w:val="28"/>
+          <w:szCs w:val="20"/>
+          <w:lang w:eastAsia="ru-RU"/>
+        </w:rPr>
+        <w:t xml:space="preserve"> не реалізує </w:t>
+      </w:r>
+      <w:proofErr w:type="spellStart"/>
+      <w:r>
+        <w:rPr>
+          <w:rFonts w:eastAsia="Calibri"/>
+          <w:sz w:val="28"/>
+          <w:szCs w:val="20"/>
+          <w:lang w:eastAsia="ru-RU"/>
+        </w:rPr>
+        <w:t>кешування</w:t>
+      </w:r>
+      <w:proofErr w:type="spellEnd"/>
+      <w:r>
+        <w:rPr>
+          <w:rFonts w:eastAsia="Calibri"/>
+          <w:sz w:val="28"/>
+          <w:szCs w:val="20"/>
+          <w:lang w:eastAsia="ru-RU"/>
+        </w:rPr>
+        <w:t xml:space="preserve"> HTTP-відповідей, тому кожен перехід на сторінку профілю або рейтингу ініціює новий мережевий запит. Це є свідомим компромісом на користь актуальності даних, прийнятним для поточного масштабу проєкту.</w:t>
       </w:r>
     </w:p>
     <w:p>
@@ -7391,7 +12134,27 @@
           <w:szCs w:val="20"/>
           <w:lang w:eastAsia="ru-RU"/>
         </w:rPr>
-        <w:t>На сервері поточні ігрові сесії зберігаються безпосередньо в оперативній пам'яті для мінімізації затримки під час активних дуелей. За умови зростання кількості одночасних користувачів планується перехід на мікросервісну архітектуру з горизонтальним масштабуванням.</w:t>
+        <w:t xml:space="preserve">На сервері поточні ігрові сесії зберігаються безпосередньо в оперативній пам'яті для мінімізації затримки під час активних дуелей. За умови зростання кількості одночасних користувачів планується перехід на </w:t>
+      </w:r>
+      <w:proofErr w:type="spellStart"/>
+      <w:r>
+        <w:rPr>
+          <w:rFonts w:eastAsia="Calibri"/>
+          <w:sz w:val="28"/>
+          <w:szCs w:val="20"/>
+          <w:lang w:eastAsia="ru-RU"/>
+        </w:rPr>
+        <w:t>мікросервісну</w:t>
+      </w:r>
+      <w:proofErr w:type="spellEnd"/>
+      <w:r>
+        <w:rPr>
+          <w:rFonts w:eastAsia="Calibri"/>
+          <w:sz w:val="28"/>
+          <w:szCs w:val="20"/>
+          <w:lang w:eastAsia="ru-RU"/>
+        </w:rPr>
+        <w:t xml:space="preserve"> архітектуру з горизонтальним масштабуванням.</w:t>
       </w:r>
     </w:p>
     <w:p>
@@ -7444,6 +12207,7 @@
           <w:lang w:eastAsia="ru-RU"/>
         </w:rPr>
       </w:pPr>
+      <w:proofErr w:type="spellStart"/>
       <w:r>
         <w:rPr>
           <w:rFonts w:eastAsia="Calibri"/>
@@ -7452,8 +12216,9 @@
           <w:szCs w:val="28"/>
           <w:lang w:eastAsia="ru-RU"/>
         </w:rPr>
-        <w:t>MySQL обрана як основне сховище завдяки її високій продуктивності, надійності та здатності ефективно обробляти велику кількість одночасних запитів на читання та запис. Використання EF Core (Ent</w:t>
-      </w:r>
+        <w:t>MySQL</w:t>
+      </w:r>
+      <w:proofErr w:type="spellEnd"/>
       <w:r>
         <w:rPr>
           <w:rFonts w:eastAsia="Calibri"/>
@@ -7462,8 +12227,9 @@
           <w:szCs w:val="28"/>
           <w:lang w:eastAsia="ru-RU"/>
         </w:rPr>
-        <w:t>і</w:t>
-      </w:r>
+        <w:t xml:space="preserve"> обрана як основне сховище завдяки її високій продуктивності, надійності та здатності ефективно обробляти велику кількість одночасних запитів на читання та запис. Використання EF </w:t>
+      </w:r>
+      <w:proofErr w:type="spellStart"/>
       <w:r>
         <w:rPr>
           <w:rFonts w:eastAsia="Calibri"/>
@@ -7472,8 +12238,9 @@
           <w:szCs w:val="28"/>
           <w:lang w:eastAsia="ru-RU"/>
         </w:rPr>
-        <w:t>ty Framework Core) як ORM-рішення (Object-Relat</w:t>
-      </w:r>
+        <w:t>Core</w:t>
+      </w:r>
+      <w:proofErr w:type="spellEnd"/>
       <w:r>
         <w:rPr>
           <w:rFonts w:eastAsia="Calibri"/>
@@ -7482,8 +12249,9 @@
           <w:szCs w:val="28"/>
           <w:lang w:eastAsia="ru-RU"/>
         </w:rPr>
-        <w:t>і</w:t>
-      </w:r>
+        <w:t xml:space="preserve"> (</w:t>
+      </w:r>
+      <w:proofErr w:type="spellStart"/>
       <w:r>
         <w:rPr>
           <w:rFonts w:eastAsia="Calibri"/>
@@ -7492,8 +12260,9 @@
           <w:szCs w:val="28"/>
           <w:lang w:eastAsia="ru-RU"/>
         </w:rPr>
-        <w:t>onal Mapp</w:t>
-      </w:r>
+        <w:t>Entіty</w:t>
+      </w:r>
+      <w:proofErr w:type="spellEnd"/>
       <w:r>
         <w:rPr>
           <w:rFonts w:eastAsia="Calibri"/>
@@ -7502,8 +12271,9 @@
           <w:szCs w:val="28"/>
           <w:lang w:eastAsia="ru-RU"/>
         </w:rPr>
-        <w:t>і</w:t>
-      </w:r>
+        <w:t xml:space="preserve"> </w:t>
+      </w:r>
+      <w:proofErr w:type="spellStart"/>
       <w:r>
         <w:rPr>
           <w:rFonts w:eastAsia="Calibri"/>
@@ -7512,7 +12282,84 @@
           <w:szCs w:val="28"/>
           <w:lang w:eastAsia="ru-RU"/>
         </w:rPr>
-        <w:t>ng) є ключовим архітектурним рішенням, оскільки воно дозволяє працювати з даними на рівні об'єктів C#, автоматично генеруючи оптимальні SQL-запити та керуючи структурою таблиць через механізм міграцій.</w:t>
+        <w:t>Framework</w:t>
+      </w:r>
+      <w:proofErr w:type="spellEnd"/>
+      <w:r>
+        <w:rPr>
+          <w:rFonts w:eastAsia="Calibri"/>
+          <w:bCs/>
+          <w:sz w:val="28"/>
+          <w:szCs w:val="28"/>
+          <w:lang w:eastAsia="ru-RU"/>
+        </w:rPr>
+        <w:t xml:space="preserve"> </w:t>
+      </w:r>
+      <w:proofErr w:type="spellStart"/>
+      <w:r>
+        <w:rPr>
+          <w:rFonts w:eastAsia="Calibri"/>
+          <w:bCs/>
+          <w:sz w:val="28"/>
+          <w:szCs w:val="28"/>
+          <w:lang w:eastAsia="ru-RU"/>
+        </w:rPr>
+        <w:t>Core</w:t>
+      </w:r>
+      <w:proofErr w:type="spellEnd"/>
+      <w:r>
+        <w:rPr>
+          <w:rFonts w:eastAsia="Calibri"/>
+          <w:bCs/>
+          <w:sz w:val="28"/>
+          <w:szCs w:val="28"/>
+          <w:lang w:eastAsia="ru-RU"/>
+        </w:rPr>
+        <w:t>) як ORM-рішення (</w:t>
+      </w:r>
+      <w:proofErr w:type="spellStart"/>
+      <w:r>
+        <w:rPr>
+          <w:rFonts w:eastAsia="Calibri"/>
+          <w:bCs/>
+          <w:sz w:val="28"/>
+          <w:szCs w:val="28"/>
+          <w:lang w:eastAsia="ru-RU"/>
+        </w:rPr>
+        <w:t>Object-Relatіonal</w:t>
+      </w:r>
+      <w:proofErr w:type="spellEnd"/>
+      <w:r>
+        <w:rPr>
+          <w:rFonts w:eastAsia="Calibri"/>
+          <w:bCs/>
+          <w:sz w:val="28"/>
+          <w:szCs w:val="28"/>
+          <w:lang w:eastAsia="ru-RU"/>
+        </w:rPr>
+        <w:t xml:space="preserve"> </w:t>
+      </w:r>
+      <w:proofErr w:type="spellStart"/>
+      <w:r>
+        <w:rPr>
+          <w:rFonts w:eastAsia="Calibri"/>
+          <w:bCs/>
+          <w:sz w:val="28"/>
+          <w:szCs w:val="28"/>
+          <w:lang w:eastAsia="ru-RU"/>
+        </w:rPr>
+        <w:t>Mappіng</w:t>
+      </w:r>
+      <w:proofErr w:type="spellEnd"/>
+      <w:r>
+        <w:rPr>
+          <w:rFonts w:eastAsia="Calibri"/>
+          <w:bCs/>
+          <w:sz w:val="28"/>
+          <w:szCs w:val="28"/>
+          <w:lang w:eastAsia="ru-RU"/>
+        </w:rPr>
+        <w:t>) є ключовим архітектурним рішенням, оскільки воно дозволяє працювати з даними на рівні об'єктів C#, автоматично генеруючи оптимальні SQL-запити та керуючи структурою таблиць через механізм міграцій.</w:t>
       </w:r>
     </w:p>
     <w:p>
@@ -7539,8 +12386,40 @@
           <w:szCs w:val="28"/>
           <w:lang w:eastAsia="ru-RU"/>
         </w:rPr>
+        <w:t xml:space="preserve">Крім того, EF </w:t>
+      </w:r>
+      <w:proofErr w:type="spellStart"/>
+      <w:r>
+        <w:rPr>
+          <w:rFonts w:eastAsia="Calibri"/>
+          <w:bCs/>
+          <w:sz w:val="28"/>
+          <w:szCs w:val="28"/>
+          <w:lang w:eastAsia="ru-RU"/>
+        </w:rPr>
+        <w:t>Core</w:t>
+      </w:r>
+      <w:proofErr w:type="spellEnd"/>
+      <w:r>
+        <w:rPr>
+          <w:rFonts w:eastAsia="Calibri"/>
+          <w:bCs/>
+          <w:sz w:val="28"/>
+          <w:szCs w:val="28"/>
+          <w:lang w:eastAsia="ru-RU"/>
+        </w:rPr>
+        <w:t xml:space="preserve"> відіграє вирішальну роль у забезпеченні масштабованості системи. Використання асинхронних операцій при читанні та записі даних дозволяє серверу обробляти велику кількість паралельних запитів </w:t>
+      </w:r>
+      <w:r>
+        <w:rPr>
+          <w:rFonts w:eastAsia="Calibri"/>
+          <w:bCs/>
+          <w:sz w:val="28"/>
+          <w:szCs w:val="28"/>
+          <w:lang w:eastAsia="ru-RU"/>
+        </w:rPr>
         <w:lastRenderedPageBreak/>
-        <w:t>Крім того, EF Core відіграє вирішальну роль у забезпеченні масштабованості системи. Використання асинхронних операцій при читанні та записі даних дозволяє серверу обробляти велику кількість паралельних запитів без блокування потоків, що є критичним для ігрового проєкту з високою інтенсивністю подій. Механізм міграцій, у свою чергу, дозволяє безпечно оновлювати схему бази даних у розгорнутому середовищі без втрати наявної інформації, забезпечуючи безперервність роботи сервісу навіть під час релізів нових версій.</w:t>
+        <w:t>без блокування потоків, що є критичним для ігрового проєкту з високою інтенсивністю подій. Механізм міграцій, у свою чергу, дозволяє безпечно оновлювати схему бази даних у розгорнутому середовищі без втрати наявної інформації, забезпечуючи безперервність роботи сервісу навіть під час релізів нових версій.</w:t>
       </w:r>
     </w:p>
     <w:p>
@@ -7567,8 +12446,9 @@
           <w:szCs w:val="28"/>
           <w:lang w:eastAsia="ru-RU"/>
         </w:rPr>
-        <w:t>Важливим аспектом вимог до БД є також продуктивність операцій. Для оптимізації взаємодії застосовуються стратегії "жадібного" завантаження (Eager Load</w:t>
-      </w:r>
+        <w:t>Важливим аспектом вимог до БД є також продуктивність операцій. Для оптимізації взаємодії застосовуються стратегії "жадібного" завантаження (</w:t>
+      </w:r>
+      <w:proofErr w:type="spellStart"/>
       <w:r>
         <w:rPr>
           <w:rFonts w:eastAsia="Calibri"/>
@@ -7577,8 +12457,9 @@
           <w:szCs w:val="28"/>
           <w:lang w:eastAsia="ru-RU"/>
         </w:rPr>
-        <w:t>і</w:t>
-      </w:r>
+        <w:t>Eager</w:t>
+      </w:r>
+      <w:proofErr w:type="spellEnd"/>
       <w:r>
         <w:rPr>
           <w:rFonts w:eastAsia="Calibri"/>
@@ -7587,7 +12468,29 @@
           <w:szCs w:val="28"/>
           <w:lang w:eastAsia="ru-RU"/>
         </w:rPr>
-        <w:t>ng) для пов'язаних об'єктів, що дозволяють отримувати всю необхідну інформацію за один запит до сервера, та індексування ключових полів, таких як унікальні ідентифікатори користувачів або ігрових груп.</w:t>
+        <w:t xml:space="preserve"> </w:t>
+      </w:r>
+      <w:proofErr w:type="spellStart"/>
+      <w:r>
+        <w:rPr>
+          <w:rFonts w:eastAsia="Calibri"/>
+          <w:bCs/>
+          <w:sz w:val="28"/>
+          <w:szCs w:val="28"/>
+          <w:lang w:eastAsia="ru-RU"/>
+        </w:rPr>
+        <w:t>Loadіng</w:t>
+      </w:r>
+      <w:proofErr w:type="spellEnd"/>
+      <w:r>
+        <w:rPr>
+          <w:rFonts w:eastAsia="Calibri"/>
+          <w:bCs/>
+          <w:sz w:val="28"/>
+          <w:szCs w:val="28"/>
+          <w:lang w:eastAsia="ru-RU"/>
+        </w:rPr>
+        <w:t>) для пов'язаних об'єктів, що дозволяють отримувати всю необхідну інформацію за один запит до сервера, та індексування ключових полів, таких як унікальні ідентифікатори користувачів або ігрових груп.</w:t>
       </w:r>
     </w:p>
     <w:p>
@@ -7648,7 +12551,73 @@
           <w:szCs w:val="28"/>
           <w:lang w:eastAsia="ru-RU"/>
         </w:rPr>
-        <w:t>Для успішного функціонування та розвитку платформи LanguageDuel необхідне забезпечення відповідними людськими ресурсами, які візьмуть на себе обов'язки поза межами програмної розробки. Першочерговою є вимога щодо залучення кваліфікованого спеціаліста з методики викладання іноземних мов (Content Manager), відповідального за створення та регулярне оновлення бази ігрових питань. Оскільки якість та актуальність навчального матеріалу є основою ігрового циклу, цей спеціаліст має забезпечувати коректність перекладів та адаптацію контенту під різні рівні складності, що не може бути повністю автоматизовано на початковому етапі.</w:t>
+        <w:t xml:space="preserve">Для успішного функціонування та розвитку платформи </w:t>
+      </w:r>
+      <w:proofErr w:type="spellStart"/>
+      <w:r>
+        <w:rPr>
+          <w:rFonts w:eastAsia="Calibri"/>
+          <w:bCs/>
+          <w:sz w:val="28"/>
+          <w:szCs w:val="28"/>
+          <w:lang w:eastAsia="ru-RU"/>
+        </w:rPr>
+        <w:t>LanguageDuel</w:t>
+      </w:r>
+      <w:proofErr w:type="spellEnd"/>
+      <w:r>
+        <w:rPr>
+          <w:rFonts w:eastAsia="Calibri"/>
+          <w:bCs/>
+          <w:sz w:val="28"/>
+          <w:szCs w:val="28"/>
+          <w:lang w:eastAsia="ru-RU"/>
+        </w:rPr>
+        <w:t xml:space="preserve"> необхідне забезпечення відповідними людськими ресурсами, які візьмуть на себе обов'язки поза межами програмної розробки. Першочерговою є вимога щодо залучення кваліфікованого спеціаліста з методики викладання іноземних мов (</w:t>
+      </w:r>
+      <w:proofErr w:type="spellStart"/>
+      <w:r>
+        <w:rPr>
+          <w:rFonts w:eastAsia="Calibri"/>
+          <w:bCs/>
+          <w:sz w:val="28"/>
+          <w:szCs w:val="28"/>
+          <w:lang w:eastAsia="ru-RU"/>
+        </w:rPr>
+        <w:t>Content</w:t>
+      </w:r>
+      <w:proofErr w:type="spellEnd"/>
+      <w:r>
+        <w:rPr>
+          <w:rFonts w:eastAsia="Calibri"/>
+          <w:bCs/>
+          <w:sz w:val="28"/>
+          <w:szCs w:val="28"/>
+          <w:lang w:eastAsia="ru-RU"/>
+        </w:rPr>
+        <w:t xml:space="preserve"> </w:t>
+      </w:r>
+      <w:proofErr w:type="spellStart"/>
+      <w:r>
+        <w:rPr>
+          <w:rFonts w:eastAsia="Calibri"/>
+          <w:bCs/>
+          <w:sz w:val="28"/>
+          <w:szCs w:val="28"/>
+          <w:lang w:eastAsia="ru-RU"/>
+        </w:rPr>
+        <w:t>Manager</w:t>
+      </w:r>
+      <w:proofErr w:type="spellEnd"/>
+      <w:r>
+        <w:rPr>
+          <w:rFonts w:eastAsia="Calibri"/>
+          <w:bCs/>
+          <w:sz w:val="28"/>
+          <w:szCs w:val="28"/>
+          <w:lang w:eastAsia="ru-RU"/>
+        </w:rPr>
+        <w:t>), відповідального за створення та регулярне оновлення бази ігрових питань. Оскільки якість та актуальність навчального матеріалу є основою ігрового циклу, цей спеціаліст має забезпечувати коректність перекладів та адаптацію контенту під різні рівні складності, що не може бути повністю автоматизовано на початковому етапі.</w:t>
       </w:r>
     </w:p>
     <w:p>
@@ -7675,8 +12644,9 @@
           <w:szCs w:val="28"/>
           <w:lang w:eastAsia="ru-RU"/>
         </w:rPr>
-        <w:t xml:space="preserve">Окрему увагу слід приділити операційному управлінню системою, що потребує призначення відповідального адміністратора. Ця роль є критичною для підтримки порядку всередині спільноти та оперативного реагування на запити через вбудовану систему техпідтримки. Адміністратор має здійснювати модерацію користувачів, обробляти скарги, приймати рішення щодо блокування </w:t>
-      </w:r>
+        <w:t xml:space="preserve">Окрему увагу слід приділити операційному управлінню системою, що потребує призначення відповідального адміністратора. Ця роль є критичною для підтримки порядку всередині спільноти та оперативного реагування на запити через вбудовану систему </w:t>
+      </w:r>
+      <w:proofErr w:type="spellStart"/>
       <w:r>
         <w:rPr>
           <w:rFonts w:eastAsia="Calibri"/>
@@ -7685,18 +12655,44 @@
           <w:szCs w:val="28"/>
           <w:lang w:eastAsia="ru-RU"/>
         </w:rPr>
-        <w:lastRenderedPageBreak/>
-        <w:t>або розблокування облікових записів у разі порушення правил платформи, а також контролювати коректність роботи серверної частини в реальному часі.</w:t>
+        <w:t>техпідтримки</w:t>
+      </w:r>
+      <w:proofErr w:type="spellEnd"/>
+      <w:r>
+        <w:rPr>
+          <w:rFonts w:eastAsia="Calibri"/>
+          <w:bCs/>
+          <w:sz w:val="28"/>
+          <w:szCs w:val="28"/>
+          <w:lang w:eastAsia="ru-RU"/>
+        </w:rPr>
+        <w:t xml:space="preserve">. Адміністратор має здійснювати </w:t>
+      </w:r>
+      <w:proofErr w:type="spellStart"/>
+      <w:r>
+        <w:rPr>
+          <w:rFonts w:eastAsia="Calibri"/>
+          <w:bCs/>
+          <w:sz w:val="28"/>
+          <w:szCs w:val="28"/>
+          <w:lang w:eastAsia="ru-RU"/>
+        </w:rPr>
+        <w:t>модерацію</w:t>
+      </w:r>
+      <w:proofErr w:type="spellEnd"/>
+      <w:r>
+        <w:rPr>
+          <w:rFonts w:eastAsia="Calibri"/>
+          <w:bCs/>
+          <w:sz w:val="28"/>
+          <w:szCs w:val="28"/>
+          <w:lang w:eastAsia="ru-RU"/>
+        </w:rPr>
+        <w:t xml:space="preserve"> користувачів, обробляти скарги, приймати рішення щодо блокування або розблокування облікових записів у разі порушення правил платформи, а також контролювати коректність роботи серверної частини в реальному часі.</w:t>
       </w:r>
     </w:p>
     <w:p>
-      <w:pPr>
-        <w:widowControl/>
-        <w:autoSpaceDE/>
-        <w:autoSpaceDN/>
-        <w:spacing w:line="360" w:lineRule="auto"/>
-        <w:ind w:firstLine="709"/>
-        <w:jc w:val="both"/>
+      <w:r>
         <w:rPr>
           <w:rFonts w:eastAsia="Calibri"/>
           <w:bCs/>
@@ -7704,7 +12700,8 @@
           <w:szCs w:val="28"/>
           <w:lang w:eastAsia="ru-RU"/>
         </w:rPr>
-      </w:pPr>
+        <w:t xml:space="preserve">Фінансова життєздатність проєкту та його вихід на широку аудиторію залежать від виділення бюджету на інфраструктурні та маркетингові потреби. Це включає перехід від локальної розробки до професійного хмарного хостингу, який здатний </w:t>
+      </w:r>
       <w:r>
         <w:rPr>
           <w:rFonts w:eastAsia="Calibri"/>
@@ -7713,7 +12710,30 @@
           <w:szCs w:val="28"/>
           <w:lang w:eastAsia="ru-RU"/>
         </w:rPr>
-        <w:t>Фінансова життєздатність проєкту та його вихід на широку аудиторію залежать від виділення бюджету на інфраструктурні та маркетингові потреби. Це включає перехід від локальної розробки до професійного хмарного хостингу, який здатний забезпечити низьку затримку (latency) під час дуелей для гравців з різних регіонів. Крім того, обов'язковою вимогою для успішного запуску продукту є реалізація маркетингової стратегії та фінансування рекламних кампаній, оскільки специфіка змагальної платформи вимагає наявності критичної маси активних користувачів для швидкого та ефективного підбору опонентів.</w:t>
+        <w:lastRenderedPageBreak/>
+        <w:t>забезпечити низьку затримку (</w:t>
+      </w:r>
+      <w:proofErr w:type="spellStart"/>
+      <w:r>
+        <w:rPr>
+          <w:rFonts w:eastAsia="Calibri"/>
+          <w:bCs/>
+          <w:sz w:val="28"/>
+          <w:szCs w:val="28"/>
+          <w:lang w:eastAsia="ru-RU"/>
+        </w:rPr>
+        <w:t>latency</w:t>
+      </w:r>
+      <w:proofErr w:type="spellEnd"/>
+      <w:r>
+        <w:rPr>
+          <w:rFonts w:eastAsia="Calibri"/>
+          <w:bCs/>
+          <w:sz w:val="28"/>
+          <w:szCs w:val="28"/>
+          <w:lang w:eastAsia="ru-RU"/>
+        </w:rPr>
+        <w:t>) під час дуелей для гравців з різних регіонів. Крім того, обов'язковою вимогою для успішного запуску продукту є реалізація маркетингової стратегії та фінансування рекламних кампаній, оскільки специфіка змагальної платформи вимагає наявності критичної маси активних користувачів для швидкого та ефективного підбору опонентів.</w:t>
       </w:r>
     </w:p>
     <w:sectPr>
